--- a/11-变流电路/02-逆变电路/方波逆变电路/方波逆变电路.docx
+++ b/11-变流电路/02-逆变电路/方波逆变电路/方波逆变电路.docx
@@ -2712,6 +2712,20 @@
     </w:p>
     <w:bookmarkEnd w:id="26"/>
     <w:bookmarkEnd w:id="27"/>
+    <w:p>
+      <w:pPr>
+        <w:spacing w:before="360"/>
+        <w:jc w:val="center"/>
+      </w:pPr>
+      <w:r>
+        <w:rPr>
+          <w:rFonts w:ascii="Times New Roman" w:hAnsi="Times New Roman"/>
+          <w:color w:val="555555"/>
+          <w:sz w:val="21"/>
+        </w:rPr>
+        <w:t>材料收集者：杜文杰</w:t>
+      </w:r>
+    </w:p>
     <w:sectPr>
       <w:headerReference r:id="rId9" w:type="default"/>
       <w:footerReference r:id="rId10" w:type="default"/>

--- a/11-变流电路/02-逆变电路/方波逆变电路/方波逆变电路.docx
+++ b/11-变流电路/02-逆变电路/方波逆变电路/方波逆变电路.docx
@@ -1,6 +1,6 @@
 
 <file path=word/document.xml><?xml version="1.0" encoding="utf-8"?>
-<w:document xmlns:w="http://schemas.openxmlformats.org/wordprocessingml/2006/main" xmlns:m="http://schemas.openxmlformats.org/officeDocument/2006/math" xmlns:r="http://schemas.openxmlformats.org/officeDocument/2006/relationships" xmlns:o="urn:schemas-microsoft-com:office:office" xmlns:v="urn:schemas-microsoft-com:vml" xmlns:w10="urn:schemas-microsoft-com:office:word" xmlns:a="http://schemas.openxmlformats.org/drawingml/2006/main" xmlns:pic="http://schemas.openxmlformats.org/drawingml/2006/picture" xmlns:wp="http://schemas.openxmlformats.org/drawingml/2006/wordprocessingDrawing">
+<w:document xmlns:m="http://schemas.openxmlformats.org/officeDocument/2006/math" xmlns:r="http://schemas.openxmlformats.org/officeDocument/2006/relationships" xmlns:w="http://schemas.openxmlformats.org/wordprocessingml/2006/main" xmlns:o="urn:schemas-microsoft-com:office:office" xmlns:v="urn:schemas-microsoft-com:vml" xmlns:w10="urn:schemas-microsoft-com:office:word" xmlns:a="http://schemas.openxmlformats.org/drawingml/2006/main" xmlns:pic="http://schemas.openxmlformats.org/drawingml/2006/picture" xmlns:wp="http://schemas.openxmlformats.org/drawingml/2006/wordprocessingDrawing">
   <w:body>
     <w:bookmarkStart w:id="27" w:name="方波逆变电路"/>
     <w:p>
@@ -9,7 +9,7 @@
       </w:pPr>
       <w:r>
         <w:rPr>
-          <w:rFonts w:hint="eastAsia"/>
+          <w:rFonts w:hint="eastAsia" w:eastAsia="黑体"/>
         </w:rPr>
         <w:t xml:space="preserve">方波逆变电路</w:t>
       </w:r>
@@ -21,7 +21,7 @@
       </w:pPr>
       <w:r>
         <w:rPr>
-          <w:rFonts w:hint="eastAsia"/>
+          <w:rFonts w:hint="eastAsia" w:eastAsia="黑体"/>
         </w:rPr>
         <w:t xml:space="preserve">拓扑描述</w:t>
       </w:r>
@@ -32,27 +32,33 @@
       </w:pPr>
       <w:r>
         <w:rPr>
-          <w:rFonts w:hint="eastAsia"/>
+          <w:rFonts w:hint="eastAsia" w:eastAsia="黑体"/>
         </w:rPr>
         <w:t xml:space="preserve">由</w:t>
       </w:r>
       <w:r>
+        <w:rPr>
+          <w:rFonts w:eastAsia="黑体"/>
+        </w:rPr>
         <w:t xml:space="preserve"> </w:t>
       </w:r>
       <w:r>
         <w:rPr>
-          <w:rFonts w:hint="eastAsia"/>
+          <w:rFonts w:hint="eastAsia" w:eastAsia="黑体"/>
           <w:b/>
           <w:bCs/>
         </w:rPr>
         <w:t xml:space="preserve">直流源</w:t>
       </w:r>
       <w:r>
+        <w:rPr>
+          <w:rFonts w:eastAsia="黑体"/>
+        </w:rPr>
         <w:t xml:space="preserve">、</w:t>
       </w:r>
       <w:r>
         <w:rPr>
-          <w:rFonts w:hint="eastAsia"/>
+          <w:rFonts w:hint="eastAsia" w:eastAsia="黑体"/>
           <w:b/>
           <w:bCs/>
         </w:rPr>
@@ -60,6 +66,7 @@
       </w:r>
       <w:r>
         <w:rPr>
+          <w:rFonts w:eastAsia="黑体"/>
           <w:b/>
           <w:bCs/>
         </w:rPr>
@@ -81,6 +88,7 @@
       </m:oMath>
       <w:r>
         <w:rPr>
+          <w:rFonts w:eastAsia="黑体"/>
           <w:b/>
           <w:bCs/>
         </w:rPr>
@@ -102,6 +110,7 @@
       </m:oMath>
       <w:r>
         <w:rPr>
+          <w:rFonts w:eastAsia="黑体"/>
           <w:b/>
           <w:bCs/>
         </w:rPr>
@@ -109,29 +118,35 @@
       </w:r>
       <w:r>
         <w:rPr>
-          <w:rFonts w:hint="eastAsia"/>
+          <w:rFonts w:hint="eastAsia" w:eastAsia="黑体"/>
           <w:b/>
           <w:bCs/>
         </w:rPr>
         <w:t xml:space="preserve">为例，各反并联续流二极管）</w:t>
       </w:r>
       <w:r>
+        <w:rPr>
+          <w:rFonts w:eastAsia="黑体"/>
+        </w:rPr>
         <w:t xml:space="preserve">、</w:t>
       </w:r>
       <w:r>
         <w:rPr>
-          <w:rFonts w:hint="eastAsia"/>
+          <w:rFonts w:hint="eastAsia" w:eastAsia="黑体"/>
           <w:b/>
           <w:bCs/>
         </w:rPr>
         <w:t xml:space="preserve">驱动与振荡/控制电路</w:t>
       </w:r>
       <w:r>
+        <w:rPr>
+          <w:rFonts w:eastAsia="黑体"/>
+        </w:rPr>
         <w:t xml:space="preserve">、</w:t>
       </w:r>
       <w:r>
         <w:rPr>
-          <w:rFonts w:hint="eastAsia"/>
+          <w:rFonts w:hint="eastAsia" w:eastAsia="黑体"/>
           <w:b/>
           <w:bCs/>
         </w:rPr>
@@ -139,6 +154,7 @@
       </w:r>
       <w:r>
         <w:rPr>
+          <w:rFonts w:eastAsia="黑体"/>
           <w:b/>
           <w:bCs/>
         </w:rPr>
@@ -150,11 +166,14 @@
         </m:r>
       </m:oMath>
       <w:r>
+        <w:rPr>
+          <w:rFonts w:eastAsia="黑体"/>
+        </w:rPr>
         <w:t xml:space="preserve">、</w:t>
       </w:r>
       <w:r>
         <w:rPr>
-          <w:rFonts w:hint="eastAsia"/>
+          <w:rFonts w:hint="eastAsia" w:eastAsia="黑体"/>
           <w:b/>
           <w:bCs/>
         </w:rPr>
@@ -162,6 +181,7 @@
       </w:r>
       <w:r>
         <w:rPr>
+          <w:rFonts w:eastAsia="黑体"/>
           <w:b/>
           <w:bCs/>
         </w:rPr>
@@ -173,17 +193,20 @@
         </m:r>
       </m:oMath>
       <w:r>
+        <w:rPr>
+          <w:rFonts w:eastAsia="黑体"/>
+        </w:rPr>
         <w:t xml:space="preserve"> </w:t>
       </w:r>
       <w:r>
         <w:rPr>
-          <w:rFonts w:hint="eastAsia"/>
+          <w:rFonts w:hint="eastAsia" w:eastAsia="黑体"/>
         </w:rPr>
         <w:t xml:space="preserve">组成。电路关键节点：</w:t>
       </w:r>
       <w:r>
         <w:rPr>
-          <w:rFonts w:hint="eastAsia"/>
+          <w:rFonts w:hint="eastAsia" w:eastAsia="黑体"/>
           <w:b/>
           <w:bCs/>
         </w:rPr>
@@ -191,6 +214,7 @@
       </w:r>
       <w:r>
         <w:rPr>
+          <w:rFonts w:eastAsia="黑体"/>
           <w:b/>
           <w:bCs/>
         </w:rPr>
@@ -198,7 +222,7 @@
       </w:r>
       <w:r>
         <w:rPr>
-          <w:rFonts w:hint="eastAsia"/>
+          <w:rFonts w:hint="eastAsia" w:eastAsia="黑体"/>
           <w:b/>
           <w:bCs/>
         </w:rPr>
@@ -206,6 +230,7 @@
       </w:r>
       <w:r>
         <w:rPr>
+          <w:rFonts w:eastAsia="黑体"/>
           <w:b/>
           <w:bCs/>
         </w:rPr>
@@ -218,13 +243,13 @@
       </m:oMath>
       <w:r>
         <w:rPr>
-          <w:rFonts w:hint="eastAsia"/>
+          <w:rFonts w:hint="eastAsia" w:eastAsia="黑体"/>
         </w:rPr>
         <w:t xml:space="preserve">；</w:t>
       </w:r>
       <w:r>
         <w:rPr>
-          <w:rFonts w:hint="eastAsia"/>
+          <w:rFonts w:hint="eastAsia" w:eastAsia="黑体"/>
           <w:b/>
           <w:bCs/>
         </w:rPr>
@@ -232,6 +257,7 @@
       </w:r>
       <w:r>
         <w:rPr>
+          <w:rFonts w:eastAsia="黑体"/>
           <w:b/>
           <w:bCs/>
         </w:rPr>
@@ -239,7 +265,7 @@
       </w:r>
       <w:r>
         <w:rPr>
-          <w:rFonts w:hint="eastAsia"/>
+          <w:rFonts w:hint="eastAsia" w:eastAsia="黑体"/>
           <w:b/>
           <w:bCs/>
         </w:rPr>
@@ -247,6 +273,7 @@
       </w:r>
       <w:r>
         <w:rPr>
+          <w:rFonts w:eastAsia="黑体"/>
           <w:b/>
           <w:bCs/>
         </w:rPr>
@@ -259,13 +286,13 @@
       </m:oMath>
       <w:r>
         <w:rPr>
-          <w:rFonts w:hint="eastAsia"/>
+          <w:rFonts w:hint="eastAsia" w:eastAsia="黑体"/>
         </w:rPr>
         <w:t xml:space="preserve">；</w:t>
       </w:r>
       <w:r>
         <w:rPr>
-          <w:rFonts w:hint="eastAsia"/>
+          <w:rFonts w:hint="eastAsia" w:eastAsia="黑体"/>
           <w:b/>
           <w:bCs/>
         </w:rPr>
@@ -273,6 +300,7 @@
       </w:r>
       <w:r>
         <w:rPr>
+          <w:rFonts w:eastAsia="黑体"/>
           <w:b/>
           <w:bCs/>
         </w:rPr>
@@ -280,7 +308,7 @@
       </w:r>
       <w:r>
         <w:rPr>
-          <w:rFonts w:hint="eastAsia"/>
+          <w:rFonts w:hint="eastAsia" w:eastAsia="黑体"/>
           <w:b/>
           <w:bCs/>
         </w:rPr>
@@ -320,13 +348,13 @@
       </m:oMath>
       <w:r>
         <w:rPr>
-          <w:rFonts w:hint="eastAsia"/>
+          <w:rFonts w:hint="eastAsia" w:eastAsia="黑体"/>
         </w:rPr>
         <w:t xml:space="preserve">；</w:t>
       </w:r>
       <w:r>
         <w:rPr>
-          <w:rFonts w:hint="eastAsia"/>
+          <w:rFonts w:hint="eastAsia" w:eastAsia="黑体"/>
           <w:b/>
           <w:bCs/>
         </w:rPr>
@@ -334,6 +362,7 @@
       </w:r>
       <w:r>
         <w:rPr>
+          <w:rFonts w:eastAsia="黑体"/>
           <w:b/>
           <w:bCs/>
         </w:rPr>
@@ -341,7 +370,7 @@
       </w:r>
       <w:r>
         <w:rPr>
-          <w:rFonts w:hint="eastAsia"/>
+          <w:rFonts w:hint="eastAsia" w:eastAsia="黑体"/>
           <w:b/>
           <w:bCs/>
         </w:rPr>
@@ -349,11 +378,14 @@
       </w:r>
       <w:r>
         <w:rPr>
-          <w:rFonts w:hint="eastAsia"/>
+          <w:rFonts w:hint="eastAsia" w:eastAsia="黑体"/>
         </w:rPr>
         <w:t xml:space="preserve">（变压器一次侧接</w:t>
       </w:r>
       <w:r>
+        <w:rPr>
+          <w:rFonts w:eastAsia="黑体"/>
+        </w:rPr>
         <w:t xml:space="preserve"> </w:t>
       </w:r>
       <m:oMath>
@@ -371,6 +403,9 @@
         </m:sSub>
       </m:oMath>
       <w:r>
+        <w:rPr>
+          <w:rFonts w:eastAsia="黑体"/>
+        </w:rPr>
         <w:t xml:space="preserve">、</w:t>
       </w:r>
       <m:oMath>
@@ -389,7 +424,7 @@
       </m:oMath>
       <w:r>
         <w:rPr>
-          <w:rFonts w:hint="eastAsia"/>
+          <w:rFonts w:hint="eastAsia" w:eastAsia="黑体"/>
         </w:rPr>
         <w:t xml:space="preserve">，二次侧经滤波接负载）。</w:t>
       </w:r>
@@ -398,7 +433,7 @@
       <w:pPr/>
       <w:r>
         <w:rPr>
-          <w:rFonts w:hint="eastAsia"/>
+          <w:rFonts w:hint="eastAsia" w:eastAsia="黑体"/>
         </w:rPr>
         <w:t xml:space="preserve">各元件管脚连接：</w:t>
       </w:r>
@@ -417,24 +452,33 @@
         </m:sSub>
       </m:oMath>
       <w:r>
+        <w:rPr>
+          <w:rFonts w:eastAsia="黑体"/>
+        </w:rPr>
         <w:t xml:space="preserve"> </w:t>
       </w:r>
       <w:r>
         <w:rPr>
-          <w:rFonts w:hint="eastAsia"/>
+          <w:rFonts w:hint="eastAsia" w:eastAsia="黑体"/>
         </w:rPr>
         <w:t xml:space="preserve">的</w:t>
       </w:r>
       <w:r>
+        <w:rPr>
+          <w:rFonts w:eastAsia="黑体"/>
+        </w:rPr>
         <w:t xml:space="preserve"> C </w:t>
       </w:r>
       <w:r>
         <w:rPr>
-          <w:rFonts w:hint="eastAsia"/>
+          <w:rFonts w:hint="eastAsia" w:eastAsia="黑体"/>
         </w:rPr>
         <w:t xml:space="preserve">接</w:t>
       </w:r>
       <w:r>
+        <w:rPr>
+          <w:rFonts w:eastAsia="黑体"/>
+        </w:rPr>
         <w:t xml:space="preserve"> </w:t>
       </w:r>
       <m:oMath>
@@ -443,15 +487,21 @@
         </m:r>
       </m:oMath>
       <w:r>
+        <w:rPr>
+          <w:rFonts w:eastAsia="黑体"/>
+        </w:rPr>
         <w:t xml:space="preserve">、E </w:t>
       </w:r>
       <w:r>
         <w:rPr>
-          <w:rFonts w:hint="eastAsia"/>
+          <w:rFonts w:hint="eastAsia" w:eastAsia="黑体"/>
         </w:rPr>
         <w:t xml:space="preserve">接</w:t>
       </w:r>
       <w:r>
+        <w:rPr>
+          <w:rFonts w:eastAsia="黑体"/>
+        </w:rPr>
         <w:t xml:space="preserve"> </w:t>
       </w:r>
       <m:oMath>
@@ -469,11 +519,14 @@
         </m:sSub>
       </m:oMath>
       <w:r>
+        <w:rPr>
+          <w:rFonts w:eastAsia="黑体"/>
+        </w:rPr>
         <w:t xml:space="preserve">、G </w:t>
       </w:r>
       <w:r>
         <w:rPr>
-          <w:rFonts w:hint="eastAsia"/>
+          <w:rFonts w:hint="eastAsia" w:eastAsia="黑体"/>
         </w:rPr>
         <w:t xml:space="preserve">接振荡/控制输出；</w:t>
       </w:r>
@@ -492,24 +545,33 @@
         </m:sSub>
       </m:oMath>
       <w:r>
+        <w:rPr>
+          <w:rFonts w:eastAsia="黑体"/>
+        </w:rPr>
         <w:t xml:space="preserve"> </w:t>
       </w:r>
       <w:r>
         <w:rPr>
-          <w:rFonts w:hint="eastAsia"/>
+          <w:rFonts w:hint="eastAsia" w:eastAsia="黑体"/>
         </w:rPr>
         <w:t xml:space="preserve">的</w:t>
       </w:r>
       <w:r>
+        <w:rPr>
+          <w:rFonts w:eastAsia="黑体"/>
+        </w:rPr>
         <w:t xml:space="preserve"> C </w:t>
       </w:r>
       <w:r>
         <w:rPr>
-          <w:rFonts w:hint="eastAsia"/>
+          <w:rFonts w:hint="eastAsia" w:eastAsia="黑体"/>
         </w:rPr>
         <w:t xml:space="preserve">接</w:t>
       </w:r>
       <w:r>
+        <w:rPr>
+          <w:rFonts w:eastAsia="黑体"/>
+        </w:rPr>
         <w:t xml:space="preserve"> </w:t>
       </w:r>
       <m:oMath>
@@ -527,15 +589,21 @@
         </m:sSub>
       </m:oMath>
       <w:r>
+        <w:rPr>
+          <w:rFonts w:eastAsia="黑体"/>
+        </w:rPr>
         <w:t xml:space="preserve">、E </w:t>
       </w:r>
       <w:r>
         <w:rPr>
-          <w:rFonts w:hint="eastAsia"/>
+          <w:rFonts w:hint="eastAsia" w:eastAsia="黑体"/>
         </w:rPr>
         <w:t xml:space="preserve">接</w:t>
       </w:r>
       <w:r>
+        <w:rPr>
+          <w:rFonts w:eastAsia="黑体"/>
+        </w:rPr>
         <w:t xml:space="preserve"> </w:t>
       </w:r>
       <m:oMath>
@@ -544,11 +612,14 @@
         </m:r>
       </m:oMath>
       <w:r>
+        <w:rPr>
+          <w:rFonts w:eastAsia="黑体"/>
+        </w:rPr>
         <w:t xml:space="preserve">、G </w:t>
       </w:r>
       <w:r>
         <w:rPr>
-          <w:rFonts w:hint="eastAsia"/>
+          <w:rFonts w:hint="eastAsia" w:eastAsia="黑体"/>
         </w:rPr>
         <w:t xml:space="preserve">接振荡/控制输出；</w:t>
       </w:r>
@@ -567,24 +638,33 @@
         </m:sSub>
       </m:oMath>
       <w:r>
+        <w:rPr>
+          <w:rFonts w:eastAsia="黑体"/>
+        </w:rPr>
         <w:t xml:space="preserve"> </w:t>
       </w:r>
       <w:r>
         <w:rPr>
-          <w:rFonts w:hint="eastAsia"/>
+          <w:rFonts w:hint="eastAsia" w:eastAsia="黑体"/>
         </w:rPr>
         <w:t xml:space="preserve">的</w:t>
       </w:r>
       <w:r>
+        <w:rPr>
+          <w:rFonts w:eastAsia="黑体"/>
+        </w:rPr>
         <w:t xml:space="preserve"> C </w:t>
       </w:r>
       <w:r>
         <w:rPr>
-          <w:rFonts w:hint="eastAsia"/>
+          <w:rFonts w:hint="eastAsia" w:eastAsia="黑体"/>
         </w:rPr>
         <w:t xml:space="preserve">接</w:t>
       </w:r>
       <w:r>
+        <w:rPr>
+          <w:rFonts w:eastAsia="黑体"/>
+        </w:rPr>
         <w:t xml:space="preserve"> </w:t>
       </w:r>
       <m:oMath>
@@ -593,15 +673,21 @@
         </m:r>
       </m:oMath>
       <w:r>
+        <w:rPr>
+          <w:rFonts w:eastAsia="黑体"/>
+        </w:rPr>
         <w:t xml:space="preserve">、E </w:t>
       </w:r>
       <w:r>
         <w:rPr>
-          <w:rFonts w:hint="eastAsia"/>
+          <w:rFonts w:hint="eastAsia" w:eastAsia="黑体"/>
         </w:rPr>
         <w:t xml:space="preserve">接</w:t>
       </w:r>
       <w:r>
+        <w:rPr>
+          <w:rFonts w:eastAsia="黑体"/>
+        </w:rPr>
         <w:t xml:space="preserve"> </w:t>
       </w:r>
       <m:oMath>
@@ -619,11 +705,14 @@
         </m:sSub>
       </m:oMath>
       <w:r>
+        <w:rPr>
+          <w:rFonts w:eastAsia="黑体"/>
+        </w:rPr>
         <w:t xml:space="preserve">、G </w:t>
       </w:r>
       <w:r>
         <w:rPr>
-          <w:rFonts w:hint="eastAsia"/>
+          <w:rFonts w:hint="eastAsia" w:eastAsia="黑体"/>
         </w:rPr>
         <w:t xml:space="preserve">接振荡/控制输出；</w:t>
       </w:r>
@@ -642,24 +731,33 @@
         </m:sSub>
       </m:oMath>
       <w:r>
+        <w:rPr>
+          <w:rFonts w:eastAsia="黑体"/>
+        </w:rPr>
         <w:t xml:space="preserve"> </w:t>
       </w:r>
       <w:r>
         <w:rPr>
-          <w:rFonts w:hint="eastAsia"/>
+          <w:rFonts w:hint="eastAsia" w:eastAsia="黑体"/>
         </w:rPr>
         <w:t xml:space="preserve">的</w:t>
       </w:r>
       <w:r>
+        <w:rPr>
+          <w:rFonts w:eastAsia="黑体"/>
+        </w:rPr>
         <w:t xml:space="preserve"> C </w:t>
       </w:r>
       <w:r>
         <w:rPr>
-          <w:rFonts w:hint="eastAsia"/>
+          <w:rFonts w:hint="eastAsia" w:eastAsia="黑体"/>
         </w:rPr>
         <w:t xml:space="preserve">接</w:t>
       </w:r>
       <w:r>
+        <w:rPr>
+          <w:rFonts w:eastAsia="黑体"/>
+        </w:rPr>
         <w:t xml:space="preserve"> </w:t>
       </w:r>
       <m:oMath>
@@ -677,15 +775,21 @@
         </m:sSub>
       </m:oMath>
       <w:r>
+        <w:rPr>
+          <w:rFonts w:eastAsia="黑体"/>
+        </w:rPr>
         <w:t xml:space="preserve">、E </w:t>
       </w:r>
       <w:r>
         <w:rPr>
-          <w:rFonts w:hint="eastAsia"/>
+          <w:rFonts w:hint="eastAsia" w:eastAsia="黑体"/>
         </w:rPr>
         <w:t xml:space="preserve">接</w:t>
       </w:r>
       <w:r>
+        <w:rPr>
+          <w:rFonts w:eastAsia="黑体"/>
+        </w:rPr>
         <w:t xml:space="preserve"> </w:t>
       </w:r>
       <m:oMath>
@@ -694,50 +798,65 @@
         </m:r>
       </m:oMath>
       <w:r>
+        <w:rPr>
+          <w:rFonts w:eastAsia="黑体"/>
+        </w:rPr>
         <w:t xml:space="preserve">、G </w:t>
       </w:r>
       <w:r>
         <w:rPr>
-          <w:rFonts w:hint="eastAsia"/>
+          <w:rFonts w:hint="eastAsia" w:eastAsia="黑体"/>
         </w:rPr>
         <w:t xml:space="preserve">接振荡/控制输出；各管反并联二极管阳极接</w:t>
       </w:r>
       <w:r>
+        <w:rPr>
+          <w:rFonts w:eastAsia="黑体"/>
+        </w:rPr>
         <w:t xml:space="preserve"> </w:t>
       </w:r>
       <w:r>
         <w:rPr>
-          <w:rFonts w:hint="eastAsia"/>
+          <w:rFonts w:hint="eastAsia" w:eastAsia="黑体"/>
         </w:rPr>
         <w:t xml:space="preserve">E、阴极接</w:t>
       </w:r>
       <w:r>
+        <w:rPr>
+          <w:rFonts w:eastAsia="黑体"/>
+        </w:rPr>
         <w:t xml:space="preserve"> </w:t>
       </w:r>
       <w:r>
         <w:rPr>
-          <w:rFonts w:hint="eastAsia"/>
+          <w:rFonts w:hint="eastAsia" w:eastAsia="黑体"/>
         </w:rPr>
         <w:t xml:space="preserve">C；</w:t>
       </w:r>
       <w:r>
         <w:rPr>
-          <w:rFonts w:hint="eastAsia"/>
+          <w:rFonts w:hint="eastAsia" w:eastAsia="黑体"/>
           <w:b/>
           <w:bCs/>
         </w:rPr>
         <w:t xml:space="preserve">变压器一次侧</w:t>
       </w:r>
       <w:r>
+        <w:rPr>
+          <w:rFonts w:eastAsia="黑体"/>
+        </w:rPr>
         <w:t xml:space="preserve"> </w:t>
       </w:r>
       <w:r>
         <w:rPr>
-          <w:rFonts w:hint="eastAsia"/>
+          <w:rFonts w:hint="eastAsia" w:eastAsia="黑体"/>
         </w:rPr>
         <w:t xml:space="preserve">一端接</w:t>
       </w:r>
       <w:r>
+        <w:rPr>
+          <w:rFonts w:eastAsia="黑体"/>
+        </w:rPr>
         <w:t xml:space="preserve"> </w:t>
       </w:r>
       <m:oMath>
@@ -756,11 +875,14 @@
       </m:oMath>
       <w:r>
         <w:rPr>
-          <w:rFonts w:hint="eastAsia"/>
+          <w:rFonts w:hint="eastAsia" w:eastAsia="黑体"/>
         </w:rPr>
         <w:t xml:space="preserve">、另一端接</w:t>
       </w:r>
       <w:r>
+        <w:rPr>
+          <w:rFonts w:eastAsia="黑体"/>
+        </w:rPr>
         <w:t xml:space="preserve"> </w:t>
       </w:r>
       <m:oMath>
@@ -779,11 +901,14 @@
       </m:oMath>
       <w:r>
         <w:rPr>
-          <w:rFonts w:hint="eastAsia"/>
+          <w:rFonts w:hint="eastAsia" w:eastAsia="黑体"/>
         </w:rPr>
         <w:t xml:space="preserve">（推挽则为中心抽头接</w:t>
       </w:r>
       <w:r>
+        <w:rPr>
+          <w:rFonts w:eastAsia="黑体"/>
+        </w:rPr>
         <w:t xml:space="preserve"> </w:t>
       </w:r>
       <m:oMath>
@@ -793,7 +918,7 @@
       </m:oMath>
       <w:r>
         <w:rPr>
-          <w:rFonts w:hint="eastAsia"/>
+          <w:rFonts w:hint="eastAsia" w:eastAsia="黑体"/>
         </w:rPr>
         <w:t xml:space="preserve">），二次侧经滤波电感/电容后接负载。</w:t>
       </w:r>
@@ -802,25 +927,31 @@
       <w:pPr/>
       <w:r>
         <w:rPr>
-          <w:rFonts w:hint="eastAsia"/>
+          <w:rFonts w:hint="eastAsia" w:eastAsia="黑体"/>
         </w:rPr>
         <w:t xml:space="preserve">由此构成”桥式/推挽开关</w:t>
       </w:r>
       <w:r>
+        <w:rPr>
+          <w:rFonts w:eastAsia="黑体"/>
+        </w:rPr>
         <w:t xml:space="preserve"> + </w:t>
       </w:r>
       <w:r>
         <w:rPr>
-          <w:rFonts w:hint="eastAsia"/>
+          <w:rFonts w:hint="eastAsia" w:eastAsia="黑体"/>
         </w:rPr>
         <w:t xml:space="preserve">升压变压器</w:t>
       </w:r>
       <w:r>
+        <w:rPr>
+          <w:rFonts w:eastAsia="黑体"/>
+        </w:rPr>
         <w:t xml:space="preserve"> + </w:t>
       </w:r>
       <w:r>
         <w:rPr>
-          <w:rFonts w:hint="eastAsia"/>
+          <w:rFonts w:hint="eastAsia" w:eastAsia="黑体"/>
         </w:rPr>
         <w:t xml:space="preserve">方波控制”的方波逆变组态，开关管按固定频率交替通断使负载两端电压极性周期性反转，输出正负对称的方波交流电压，是结构最简单的一类逆变器。</w:t>
       </w:r>
@@ -833,7 +964,7 @@
       </w:pPr>
       <w:r>
         <w:rPr>
-          <w:rFonts w:hint="eastAsia"/>
+          <w:rFonts w:hint="eastAsia" w:eastAsia="黑体"/>
         </w:rPr>
         <w:t xml:space="preserve">工作原理</w:t>
       </w:r>
@@ -844,7 +975,7 @@
       </w:pPr>
       <w:r>
         <w:rPr>
-          <w:rFonts w:hint="eastAsia"/>
+          <w:rFonts w:hint="eastAsia" w:eastAsia="黑体"/>
         </w:rPr>
         <w:t xml:space="preserve">两对开关管（全桥）或两管（推挽）轮流导通，使变压器一次侧或负载两端电压极性周期性反转，产生方波交流。输出电压幅值由直流母线电压决定，频率由开关周期决定，主要用于对波形要求不高的阻性/感性负载。</w:t>
       </w:r>
@@ -857,7 +988,7 @@
       </w:pPr>
       <w:r>
         <w:rPr>
-          <w:rFonts w:hint="eastAsia"/>
+          <w:rFonts w:hint="eastAsia" w:eastAsia="黑体"/>
         </w:rPr>
         <w:t xml:space="preserve">关键计算公式</w:t>
       </w:r>
@@ -871,7 +1002,7 @@
       </w:pPr>
       <w:r>
         <w:rPr>
-          <w:rFonts w:hint="eastAsia"/>
+          <w:rFonts w:hint="eastAsia" w:eastAsia="黑体"/>
         </w:rPr>
         <w:t xml:space="preserve">输出方波频率：</w:t>
       </w:r>
@@ -922,7 +1053,7 @@
       </w:pPr>
       <w:r>
         <w:rPr>
-          <w:rFonts w:hint="eastAsia"/>
+          <w:rFonts w:hint="eastAsia" w:eastAsia="黑体"/>
         </w:rPr>
         <w:t xml:space="preserve">全桥方波峰值：</w:t>
       </w:r>
@@ -994,7 +1125,7 @@
       </w:pPr>
       <w:r>
         <w:rPr>
-          <w:rFonts w:hint="eastAsia"/>
+          <w:rFonts w:hint="eastAsia" w:eastAsia="黑体"/>
         </w:rPr>
         <w:t xml:space="preserve">半桥方波峰值：</w:t>
       </w:r>
@@ -1078,7 +1209,7 @@
       </w:pPr>
       <w:r>
         <w:rPr>
-          <w:rFonts w:hint="eastAsia"/>
+          <w:rFonts w:hint="eastAsia" w:eastAsia="黑体"/>
         </w:rPr>
         <w:t xml:space="preserve">方波基波幅值（傅里叶）：</w:t>
       </w:r>
@@ -1160,7 +1291,7 @@
       </w:pPr>
       <w:r>
         <w:rPr>
-          <w:rFonts w:hint="eastAsia"/>
+          <w:rFonts w:hint="eastAsia" w:eastAsia="黑体"/>
         </w:rPr>
         <w:t xml:space="preserve">方波有效值：</w:t>
       </w:r>
@@ -1248,7 +1379,7 @@
             </w:pPr>
             <w:r>
               <w:rPr>
-                <w:rFonts w:hint="eastAsia"/>
+                <w:rFonts w:hint="eastAsia" w:eastAsia="黑体"/>
               </w:rPr>
               <w:t xml:space="preserve">符号</w:t>
             </w:r>
@@ -1262,7 +1393,7 @@
             </w:pPr>
             <w:r>
               <w:rPr>
-                <w:rFonts w:hint="eastAsia"/>
+                <w:rFonts w:hint="eastAsia" w:eastAsia="黑体"/>
               </w:rPr>
               <w:t xml:space="preserve">含义</w:t>
             </w:r>
@@ -1276,7 +1407,7 @@
             </w:pPr>
             <w:r>
               <w:rPr>
-                <w:rFonts w:hint="eastAsia"/>
+                <w:rFonts w:hint="eastAsia" w:eastAsia="黑体"/>
               </w:rPr>
               <w:t xml:space="preserve">单位</w:t>
             </w:r>
@@ -1296,6 +1427,9 @@
               </m:r>
             </m:oMath>
             <w:r>
+              <w:rPr>
+                <w:rFonts w:eastAsia="黑体"/>
+              </w:rPr>
               <w:t xml:space="preserve">​</w:t>
             </w:r>
           </w:p>
@@ -1308,7 +1442,7 @@
             </w:pPr>
             <w:r>
               <w:rPr>
-                <w:rFonts w:hint="eastAsia"/>
+                <w:rFonts w:hint="eastAsia" w:eastAsia="黑体"/>
               </w:rPr>
               <w:t xml:space="preserve">输出方波频率</w:t>
             </w:r>
@@ -1321,6 +1455,9 @@
               <w:pStyle w:val="Compact"/>
             </w:pPr>
             <w:r>
+              <w:rPr>
+                <w:rFonts w:eastAsia="黑体"/>
+              </w:rPr>
               <w:t xml:space="preserve">Hz</w:t>
             </w:r>
           </w:p>
@@ -1339,6 +1476,9 @@
               </m:r>
             </m:oMath>
             <w:r>
+              <w:rPr>
+                <w:rFonts w:eastAsia="黑体"/>
+              </w:rPr>
               <w:t xml:space="preserve">​</w:t>
             </w:r>
           </w:p>
@@ -1351,7 +1491,7 @@
             </w:pPr>
             <w:r>
               <w:rPr>
-                <w:rFonts w:hint="eastAsia"/>
+                <w:rFonts w:hint="eastAsia" w:eastAsia="黑体"/>
               </w:rPr>
               <w:t xml:space="preserve">开关周期</w:t>
             </w:r>
@@ -1364,6 +1504,9 @@
               <w:pStyle w:val="Compact"/>
             </w:pPr>
             <w:r>
+              <w:rPr>
+                <w:rFonts w:eastAsia="黑体"/>
+              </w:rPr>
               <w:t xml:space="preserve">s</w:t>
             </w:r>
           </w:p>
@@ -1394,6 +1537,9 @@
               </m:sSub>
             </m:oMath>
             <w:r>
+              <w:rPr>
+                <w:rFonts w:eastAsia="黑体"/>
+              </w:rPr>
               <w:t xml:space="preserve">​</w:t>
             </w:r>
           </w:p>
@@ -1406,7 +1552,7 @@
             </w:pPr>
             <w:r>
               <w:rPr>
-                <w:rFonts w:hint="eastAsia"/>
+                <w:rFonts w:hint="eastAsia" w:eastAsia="黑体"/>
               </w:rPr>
               <w:t xml:space="preserve">直流母线电压</w:t>
             </w:r>
@@ -1419,6 +1565,9 @@
               <w:pStyle w:val="Compact"/>
             </w:pPr>
             <w:r>
+              <w:rPr>
+                <w:rFonts w:eastAsia="黑体"/>
+              </w:rPr>
               <w:t xml:space="preserve">V</w:t>
             </w:r>
           </w:p>
@@ -1452,6 +1601,9 @@
               </m:sSub>
             </m:oMath>
             <w:r>
+              <w:rPr>
+                <w:rFonts w:eastAsia="黑体"/>
+              </w:rPr>
               <w:t xml:space="preserve">​</w:t>
             </w:r>
           </w:p>
@@ -1464,7 +1616,7 @@
             </w:pPr>
             <w:r>
               <w:rPr>
-                <w:rFonts w:hint="eastAsia"/>
+                <w:rFonts w:hint="eastAsia" w:eastAsia="黑体"/>
               </w:rPr>
               <w:t xml:space="preserve">输出方波瞬时值</w:t>
             </w:r>
@@ -1477,6 +1629,9 @@
               <w:pStyle w:val="Compact"/>
             </w:pPr>
             <w:r>
+              <w:rPr>
+                <w:rFonts w:eastAsia="黑体"/>
+              </w:rPr>
               <w:t xml:space="preserve">V</w:t>
             </w:r>
           </w:p>
@@ -1511,6 +1666,9 @@
               </m:sSub>
             </m:oMath>
             <w:r>
+              <w:rPr>
+                <w:rFonts w:eastAsia="黑体"/>
+              </w:rPr>
               <w:t xml:space="preserve">​</w:t>
             </w:r>
           </w:p>
@@ -1523,7 +1681,7 @@
             </w:pPr>
             <w:r>
               <w:rPr>
-                <w:rFonts w:hint="eastAsia"/>
+                <w:rFonts w:hint="eastAsia" w:eastAsia="黑体"/>
               </w:rPr>
               <w:t xml:space="preserve">方波基波幅值</w:t>
             </w:r>
@@ -1536,6 +1694,9 @@
               <w:pStyle w:val="Compact"/>
             </w:pPr>
             <w:r>
+              <w:rPr>
+                <w:rFonts w:eastAsia="黑体"/>
+              </w:rPr>
               <w:t xml:space="preserve">V</w:t>
             </w:r>
           </w:p>
@@ -1569,6 +1730,9 @@
               </m:sSub>
             </m:oMath>
             <w:r>
+              <w:rPr>
+                <w:rFonts w:eastAsia="黑体"/>
+              </w:rPr>
               <w:t xml:space="preserve">​</w:t>
             </w:r>
           </w:p>
@@ -1581,7 +1745,7 @@
             </w:pPr>
             <w:r>
               <w:rPr>
-                <w:rFonts w:hint="eastAsia"/>
+                <w:rFonts w:hint="eastAsia" w:eastAsia="黑体"/>
               </w:rPr>
               <w:t xml:space="preserve">输出有效值</w:t>
             </w:r>
@@ -1594,6 +1758,9 @@
               <w:pStyle w:val="Compact"/>
             </w:pPr>
             <w:r>
+              <w:rPr>
+                <w:rFonts w:eastAsia="黑体"/>
+              </w:rPr>
               <w:t xml:space="preserve">V</w:t>
             </w:r>
           </w:p>
@@ -1608,7 +1775,7 @@
       </w:pPr>
       <w:r>
         <w:rPr>
-          <w:rFonts w:hint="eastAsia"/>
+          <w:rFonts w:hint="eastAsia" w:eastAsia="黑体"/>
         </w:rPr>
         <w:t xml:space="preserve">元件调整影响</w:t>
       </w:r>
@@ -1623,7 +1790,7 @@
       </w:pPr>
       <w:r>
         <w:rPr>
-          <w:rFonts w:hint="eastAsia"/>
+          <w:rFonts w:hint="eastAsia" w:eastAsia="黑体"/>
           <w:b/>
           <w:bCs/>
         </w:rPr>
@@ -1631,6 +1798,7 @@
       </w:r>
       <w:r>
         <w:rPr>
+          <w:rFonts w:eastAsia="黑体"/>
           <w:b/>
           <w:bCs/>
         </w:rPr>
@@ -1655,6 +1823,7 @@
       </m:oMath>
       <w:r>
         <w:rPr>
+          <w:rFonts w:eastAsia="黑体"/>
           <w:b/>
           <w:bCs/>
         </w:rPr>
@@ -1662,25 +1831,34 @@
       </w:r>
       <w:r>
         <w:rPr>
-          <w:rFonts w:hint="eastAsia"/>
+          <w:rFonts w:hint="eastAsia" w:eastAsia="黑体"/>
           <w:b/>
           <w:bCs/>
         </w:rPr>
         <w:t xml:space="preserve">增大</w:t>
       </w:r>
       <w:r>
+        <w:rPr>
+          <w:rFonts w:eastAsia="黑体"/>
+        </w:rPr>
         <w:t xml:space="preserve"> </w:t>
       </w:r>
       <w:r>
+        <w:rPr>
+          <w:rFonts w:eastAsia="黑体"/>
+        </w:rPr>
         <w:t xml:space="preserve">→ </w:t>
       </w:r>
       <w:r>
         <w:rPr>
-          <w:rFonts w:hint="eastAsia"/>
+          <w:rFonts w:hint="eastAsia" w:eastAsia="黑体"/>
         </w:rPr>
         <w:t xml:space="preserve">全桥方波幅值</w:t>
       </w:r>
       <w:r>
+        <w:rPr>
+          <w:rFonts w:eastAsia="黑体"/>
+        </w:rPr>
         <w:t xml:space="preserve"> </w:t>
       </w:r>
       <m:oMath>
@@ -1731,15 +1909,21 @@
         </m:sSub>
       </m:oMath>
       <w:r>
+        <w:rPr>
+          <w:rFonts w:eastAsia="黑体"/>
+        </w:rPr>
         <w:t xml:space="preserve"> </w:t>
       </w:r>
       <w:r>
         <w:rPr>
-          <w:rFonts w:hint="eastAsia"/>
+          <w:rFonts w:hint="eastAsia" w:eastAsia="黑体"/>
         </w:rPr>
         <w:t xml:space="preserve">与基波</w:t>
       </w:r>
       <w:r>
+        <w:rPr>
+          <w:rFonts w:eastAsia="黑体"/>
+        </w:rPr>
         <w:t xml:space="preserve"> </w:t>
       </w:r>
       <m:oMath>
@@ -1797,15 +1981,21 @@
         </m:r>
       </m:oMath>
       <w:r>
+        <w:rPr>
+          <w:rFonts w:eastAsia="黑体"/>
+        </w:rPr>
         <w:t xml:space="preserve"> </w:t>
       </w:r>
       <w:r>
         <w:rPr>
-          <w:rFonts w:hint="eastAsia"/>
+          <w:rFonts w:hint="eastAsia" w:eastAsia="黑体"/>
         </w:rPr>
         <w:t xml:space="preserve">线性增大，输出有效值</w:t>
       </w:r>
       <w:r>
+        <w:rPr>
+          <w:rFonts w:eastAsia="黑体"/>
+        </w:rPr>
         <w:t xml:space="preserve"> </w:t>
       </w:r>
       <m:oMath>
@@ -1850,11 +2040,14 @@
         </m:sSub>
       </m:oMath>
       <w:r>
+        <w:rPr>
+          <w:rFonts w:eastAsia="黑体"/>
+        </w:rPr>
         <w:t xml:space="preserve"> </w:t>
       </w:r>
       <w:r>
         <w:rPr>
-          <w:rFonts w:hint="eastAsia"/>
+          <w:rFonts w:hint="eastAsia" w:eastAsia="黑体"/>
         </w:rPr>
         <w:t xml:space="preserve">同步升高。</w:t>
       </w:r>
@@ -1869,7 +2062,7 @@
       </w:pPr>
       <w:r>
         <w:rPr>
-          <w:rFonts w:hint="eastAsia"/>
+          <w:rFonts w:hint="eastAsia" w:eastAsia="黑体"/>
           <w:b/>
           <w:bCs/>
         </w:rPr>
@@ -1877,6 +2070,7 @@
       </w:r>
       <w:r>
         <w:rPr>
+          <w:rFonts w:eastAsia="黑体"/>
           <w:b/>
           <w:bCs/>
         </w:rPr>
@@ -1889,6 +2083,7 @@
       </m:oMath>
       <w:r>
         <w:rPr>
+          <w:rFonts w:eastAsia="黑体"/>
           <w:b/>
           <w:bCs/>
         </w:rPr>
@@ -1896,25 +2091,34 @@
       </w:r>
       <w:r>
         <w:rPr>
-          <w:rFonts w:hint="eastAsia"/>
+          <w:rFonts w:hint="eastAsia" w:eastAsia="黑体"/>
           <w:b/>
           <w:bCs/>
         </w:rPr>
         <w:t xml:space="preserve">缩短（频率升高）</w:t>
       </w:r>
       <w:r>
+        <w:rPr>
+          <w:rFonts w:eastAsia="黑体"/>
+        </w:rPr>
         <w:t xml:space="preserve"> </w:t>
       </w:r>
       <w:r>
+        <w:rPr>
+          <w:rFonts w:eastAsia="黑体"/>
+        </w:rPr>
         <w:t xml:space="preserve">→ </w:t>
       </w:r>
       <w:r>
         <w:rPr>
-          <w:rFonts w:hint="eastAsia"/>
+          <w:rFonts w:hint="eastAsia" w:eastAsia="黑体"/>
         </w:rPr>
         <w:t xml:space="preserve">输出频率</w:t>
       </w:r>
       <w:r>
+        <w:rPr>
+          <w:rFonts w:eastAsia="黑体"/>
+        </w:rPr>
         <w:t xml:space="preserve"> </w:t>
       </w:r>
       <m:oMath>
@@ -1941,11 +2145,14 @@
         </m:r>
       </m:oMath>
       <w:r>
+        <w:rPr>
+          <w:rFonts w:eastAsia="黑体"/>
+        </w:rPr>
         <w:t xml:space="preserve"> </w:t>
       </w:r>
       <w:r>
         <w:rPr>
-          <w:rFonts w:hint="eastAsia"/>
+          <w:rFonts w:hint="eastAsia" w:eastAsia="黑体"/>
         </w:rPr>
         <w:t xml:space="preserve">升高，变压器可做小，但开关损耗与磁性材料损耗上升。</w:t>
       </w:r>
@@ -1960,7 +2167,7 @@
       </w:pPr>
       <w:r>
         <w:rPr>
-          <w:rFonts w:hint="eastAsia"/>
+          <w:rFonts w:hint="eastAsia" w:eastAsia="黑体"/>
           <w:b/>
           <w:bCs/>
         </w:rPr>
@@ -1968,6 +2175,7 @@
       </w:r>
       <w:r>
         <w:rPr>
+          <w:rFonts w:eastAsia="黑体"/>
           <w:b/>
           <w:bCs/>
         </w:rPr>
@@ -1975,25 +2183,34 @@
       </w:r>
       <w:r>
         <w:rPr>
-          <w:rFonts w:hint="eastAsia"/>
+          <w:rFonts w:hint="eastAsia" w:eastAsia="黑体"/>
           <w:b/>
           <w:bCs/>
         </w:rPr>
         <w:t xml:space="preserve">半桥）</w:t>
       </w:r>
       <w:r>
+        <w:rPr>
+          <w:rFonts w:eastAsia="黑体"/>
+        </w:rPr>
         <w:t xml:space="preserve"> </w:t>
       </w:r>
       <w:r>
+        <w:rPr>
+          <w:rFonts w:eastAsia="黑体"/>
+        </w:rPr>
         <w:t xml:space="preserve">→ </w:t>
       </w:r>
       <w:r>
         <w:rPr>
-          <w:rFonts w:hint="eastAsia"/>
+          <w:rFonts w:hint="eastAsia" w:eastAsia="黑体"/>
         </w:rPr>
         <w:t xml:space="preserve">全桥输出摆幅为</w:t>
       </w:r>
       <w:r>
+        <w:rPr>
+          <w:rFonts w:eastAsia="黑体"/>
+        </w:rPr>
         <w:t xml:space="preserve"> </w:t>
       </w:r>
       <m:oMath>
@@ -2015,11 +2232,14 @@
       </m:oMath>
       <w:r>
         <w:rPr>
-          <w:rFonts w:hint="eastAsia"/>
+          <w:rFonts w:hint="eastAsia" w:eastAsia="黑体"/>
         </w:rPr>
         <w:t xml:space="preserve">，半桥为</w:t>
       </w:r>
       <w:r>
+        <w:rPr>
+          <w:rFonts w:eastAsia="黑体"/>
+        </w:rPr>
         <w:t xml:space="preserve"> </w:t>
       </w:r>
       <m:oMath>
@@ -2050,7 +2270,7 @@
       </m:oMath>
       <w:r>
         <w:rPr>
-          <w:rFonts w:hint="eastAsia"/>
+          <w:rFonts w:hint="eastAsia" w:eastAsia="黑体"/>
         </w:rPr>
         <w:t xml:space="preserve">，相同母线电压下全桥输出幅度翻倍。</w:t>
       </w:r>
@@ -2065,21 +2285,27 @@
       </w:pPr>
       <w:r>
         <w:rPr>
-          <w:rFonts w:hint="eastAsia"/>
+          <w:rFonts w:hint="eastAsia" w:eastAsia="黑体"/>
           <w:b/>
           <w:bCs/>
         </w:rPr>
         <w:t xml:space="preserve">升压变压器匝比增大</w:t>
       </w:r>
       <w:r>
+        <w:rPr>
+          <w:rFonts w:eastAsia="黑体"/>
+        </w:rPr>
         <w:t xml:space="preserve"> </w:t>
       </w:r>
       <w:r>
+        <w:rPr>
+          <w:rFonts w:eastAsia="黑体"/>
+        </w:rPr>
         <w:t xml:space="preserve">→ </w:t>
       </w:r>
       <w:r>
         <w:rPr>
-          <w:rFonts w:hint="eastAsia"/>
+          <w:rFonts w:hint="eastAsia" w:eastAsia="黑体"/>
         </w:rPr>
         <w:t xml:space="preserve">副边输出电压按匝比提高，用于把低压直流变为高压交流。</w:t>
       </w:r>
@@ -2094,7 +2320,7 @@
       </w:pPr>
       <w:r>
         <w:rPr>
-          <w:rFonts w:hint="eastAsia"/>
+          <w:rFonts w:hint="eastAsia" w:eastAsia="黑体"/>
         </w:rPr>
         <w:t xml:space="preserve">输出含大量奇次谐波，感性/容性负载对波形失真敏感，需滤波改善。</w:t>
       </w:r>
@@ -2107,7 +2333,7 @@
       </w:pPr>
       <w:r>
         <w:rPr>
-          <w:rFonts w:hint="eastAsia"/>
+          <w:rFonts w:hint="eastAsia" w:eastAsia="黑体"/>
         </w:rPr>
         <w:t xml:space="preserve">典型参数示例</w:t>
       </w:r>
@@ -2122,11 +2348,14 @@
       </w:pPr>
       <w:r>
         <w:rPr>
-          <w:rFonts w:hint="eastAsia"/>
+          <w:rFonts w:hint="eastAsia" w:eastAsia="黑体"/>
         </w:rPr>
         <w:t xml:space="preserve">取</w:t>
       </w:r>
       <w:r>
+        <w:rPr>
+          <w:rFonts w:eastAsia="黑体"/>
+        </w:rPr>
         <w:t xml:space="preserve"> </w:t>
       </w:r>
       <m:oMath>
@@ -2167,7 +2396,7 @@
       </m:oMath>
       <w:r>
         <w:rPr>
-          <w:rFonts w:hint="eastAsia"/>
+          <w:rFonts w:hint="eastAsia" w:eastAsia="黑体"/>
         </w:rPr>
         <w:t xml:space="preserve">（全桥）：</w:t>
       </w:r>
@@ -2218,7 +2447,7 @@
       </m:oMath>
       <w:r>
         <w:rPr>
-          <w:rFonts w:hint="eastAsia"/>
+          <w:rFonts w:hint="eastAsia" w:eastAsia="黑体"/>
         </w:rPr>
         <w:t xml:space="preserve">，</w:t>
       </w:r>
@@ -2262,6 +2491,9 @@
         </m:r>
       </m:oMath>
       <w:r>
+        <w:rPr>
+          <w:rFonts w:eastAsia="黑体"/>
+        </w:rPr>
         <w:t xml:space="preserve">。</w:t>
       </w:r>
     </w:p>
@@ -2275,11 +2507,14 @@
       </w:pPr>
       <w:r>
         <w:rPr>
-          <w:rFonts w:hint="eastAsia"/>
+          <w:rFonts w:hint="eastAsia" w:eastAsia="黑体"/>
         </w:rPr>
         <w:t xml:space="preserve">方波基波幅值</w:t>
       </w:r>
       <w:r>
+        <w:rPr>
+          <w:rFonts w:eastAsia="黑体"/>
+        </w:rPr>
         <w:t xml:space="preserve"> </w:t>
       </w:r>
       <m:oMath>
@@ -2350,6 +2585,9 @@
         </m:r>
       </m:oMath>
       <w:r>
+        <w:rPr>
+          <w:rFonts w:eastAsia="黑体"/>
+        </w:rPr>
         <w:t xml:space="preserve">。</w:t>
       </w:r>
     </w:p>
@@ -2363,11 +2601,14 @@
       </w:pPr>
       <w:r>
         <w:rPr>
-          <w:rFonts w:hint="eastAsia"/>
+          <w:rFonts w:hint="eastAsia" w:eastAsia="黑体"/>
         </w:rPr>
         <w:t xml:space="preserve">取</w:t>
       </w:r>
       <w:r>
+        <w:rPr>
+          <w:rFonts w:eastAsia="黑体"/>
+        </w:rPr>
         <w:t xml:space="preserve"> </w:t>
       </w:r>
       <m:oMath>
@@ -2396,7 +2637,7 @@
       </m:oMath>
       <w:r>
         <w:rPr>
-          <w:rFonts w:hint="eastAsia"/>
+          <w:rFonts w:hint="eastAsia" w:eastAsia="黑体"/>
         </w:rPr>
         <w:t xml:space="preserve">：</w:t>
       </w:r>
@@ -2443,6 +2684,9 @@
         </m:r>
       </m:oMath>
       <w:r>
+        <w:rPr>
+          <w:rFonts w:eastAsia="黑体"/>
+        </w:rPr>
         <w:t xml:space="preserve">。</w:t>
       </w:r>
     </w:p>
@@ -2456,20 +2700,26 @@
       </w:pPr>
       <w:r>
         <w:rPr>
-          <w:rFonts w:hint="eastAsia"/>
+          <w:rFonts w:hint="eastAsia" w:eastAsia="黑体"/>
         </w:rPr>
         <w:t xml:space="preserve">通过</w:t>
       </w:r>
       <w:r>
+        <w:rPr>
+          <w:rFonts w:eastAsia="黑体"/>
+        </w:rPr>
         <w:t xml:space="preserve"> 1:10 </w:t>
       </w:r>
       <w:r>
         <w:rPr>
-          <w:rFonts w:hint="eastAsia"/>
+          <w:rFonts w:hint="eastAsia" w:eastAsia="黑体"/>
         </w:rPr>
         <w:t xml:space="preserve">升压变压器，二次侧方波峰值达</w:t>
       </w:r>
       <w:r>
+        <w:rPr>
+          <w:rFonts w:eastAsia="黑体"/>
+        </w:rPr>
         <w:t xml:space="preserve"> </w:t>
       </w:r>
       <m:oMath>
@@ -2507,7 +2757,7 @@
       </m:oMath>
       <w:r>
         <w:rPr>
-          <w:rFonts w:hint="eastAsia"/>
+          <w:rFonts w:hint="eastAsia" w:eastAsia="黑体"/>
         </w:rPr>
         <w:t xml:space="preserve">（对谐振/阻性负载近似）。</w:t>
       </w:r>
@@ -2520,7 +2770,7 @@
       </w:pPr>
       <w:r>
         <w:rPr>
-          <w:rFonts w:hint="eastAsia"/>
+          <w:rFonts w:hint="eastAsia" w:eastAsia="黑体"/>
         </w:rPr>
         <w:t xml:space="preserve">常见器件型号</w:t>
       </w:r>
@@ -2535,7 +2785,7 @@
       </w:pPr>
       <w:r>
         <w:rPr>
-          <w:rFonts w:hint="eastAsia"/>
+          <w:rFonts w:hint="eastAsia" w:eastAsia="黑体"/>
         </w:rPr>
         <w:t xml:space="preserve">全桥/推挽开关管：IRF3205、IRFP460、STP80NF70。</w:t>
       </w:r>
@@ -2550,7 +2800,7 @@
       </w:pPr>
       <w:r>
         <w:rPr>
-          <w:rFonts w:hint="eastAsia"/>
+          <w:rFonts w:hint="eastAsia" w:eastAsia="黑体"/>
         </w:rPr>
         <w:t xml:space="preserve">栅极驱动：IR2110、UCC21520、SG3525（推挽控制）。</w:t>
       </w:r>
@@ -2565,7 +2815,7 @@
       </w:pPr>
       <w:r>
         <w:rPr>
-          <w:rFonts w:hint="eastAsia"/>
+          <w:rFonts w:hint="eastAsia" w:eastAsia="黑体"/>
         </w:rPr>
         <w:t xml:space="preserve">升压变压器：按功率和频率定制的铁氧体/硅钢变压器。</w:t>
       </w:r>
@@ -2578,7 +2828,7 @@
       </w:pPr>
       <w:r>
         <w:rPr>
-          <w:rFonts w:hint="eastAsia"/>
+          <w:rFonts w:hint="eastAsia" w:eastAsia="黑体"/>
         </w:rPr>
         <w:t xml:space="preserve">注意事项</w:t>
       </w:r>
@@ -2593,16 +2843,19 @@
       </w:pPr>
       <w:r>
         <w:rPr>
-          <w:rFonts w:hint="eastAsia"/>
+          <w:rFonts w:hint="eastAsia" w:eastAsia="黑体"/>
         </w:rPr>
         <w:t xml:space="preserve">方波谐波丰富，对电机、精密设备等负载需加</w:t>
       </w:r>
       <w:r>
+        <w:rPr>
+          <w:rFonts w:eastAsia="黑体"/>
+        </w:rPr>
         <w:t xml:space="preserve"> LC </w:t>
       </w:r>
       <w:r>
         <w:rPr>
-          <w:rFonts w:hint="eastAsia"/>
+          <w:rFonts w:hint="eastAsia" w:eastAsia="黑体"/>
         </w:rPr>
         <w:t xml:space="preserve">滤波或改用正弦调制。</w:t>
       </w:r>
@@ -2617,7 +2870,7 @@
       </w:pPr>
       <w:r>
         <w:rPr>
-          <w:rFonts w:hint="eastAsia"/>
+          <w:rFonts w:hint="eastAsia" w:eastAsia="黑体"/>
         </w:rPr>
         <w:t xml:space="preserve">推挽与全桥拓扑需防直通并设置死区时间，避免同一桥臂上下管同时导通。</w:t>
       </w:r>
@@ -2632,7 +2885,7 @@
       </w:pPr>
       <w:r>
         <w:rPr>
-          <w:rFonts w:hint="eastAsia"/>
+          <w:rFonts w:hint="eastAsia" w:eastAsia="黑体"/>
         </w:rPr>
         <w:t xml:space="preserve">变压器驱动时注意磁芯饱和与偏磁问题，需设计伏秒平衡。</w:t>
       </w:r>
@@ -2647,7 +2900,7 @@
       </w:pPr>
       <w:r>
         <w:rPr>
-          <w:rFonts w:hint="eastAsia"/>
+          <w:rFonts w:hint="eastAsia" w:eastAsia="黑体"/>
         </w:rPr>
         <w:t xml:space="preserve">阻性/感性负载下方波电流谐波会引入额外发热，需评估器件温升。</w:t>
       </w:r>
@@ -2660,7 +2913,7 @@
       </w:pPr>
       <w:r>
         <w:rPr>
-          <w:rFonts w:hint="eastAsia"/>
+          <w:rFonts w:hint="eastAsia" w:eastAsia="黑体"/>
         </w:rPr>
         <w:t xml:space="preserve">参考资料</w:t>
       </w:r>
@@ -2674,6 +2927,9 @@
         </w:numPr>
       </w:pPr>
       <w:r>
+        <w:rPr>
+          <w:rFonts w:eastAsia="黑体"/>
+        </w:rPr>
         <w:t xml:space="preserve">Wikipedia: Power inverter。</w:t>
       </w:r>
     </w:p>
@@ -2687,7 +2943,7 @@
       </w:pPr>
       <w:r>
         <w:rPr>
-          <w:rFonts w:hint="eastAsia"/>
+          <w:rFonts w:hint="eastAsia" w:eastAsia="黑体"/>
         </w:rPr>
         <w:t xml:space="preserve">《电力电子技术》（王兆安）。</w:t>
       </w:r>
@@ -2701,11 +2957,14 @@
         </w:numPr>
       </w:pPr>
       <w:r>
+        <w:rPr>
+          <w:rFonts w:eastAsia="黑体"/>
+        </w:rPr>
         <w:t xml:space="preserve">SG3525 </w:t>
       </w:r>
       <w:r>
         <w:rPr>
-          <w:rFonts w:hint="eastAsia"/>
+          <w:rFonts w:hint="eastAsia" w:eastAsia="黑体"/>
         </w:rPr>
         <w:t xml:space="preserve">数据手册（TI）。</w:t>
       </w:r>
@@ -2719,11 +2978,11 @@
       </w:pPr>
       <w:r>
         <w:rPr>
-          <w:rFonts w:ascii="Times New Roman" w:hAnsi="Times New Roman"/>
+          <w:rFonts w:ascii="Times New Roman" w:hAnsi="Times New Roman" w:eastAsia="黑体"/>
           <w:color w:val="555555"/>
           <w:sz w:val="21"/>
         </w:rPr>
-        <w:t>材料收集者：杜文杰</w:t>
+        <w:t>材料收集者：杜文杰，WX手机：19519196569，QQ:3478827729</w:t>
       </w:r>
     </w:p>
     <w:sectPr>
@@ -2743,7 +3002,7 @@
 </file>
 
 <file path=word/footer1.xml><?xml version="1.0" encoding="utf-8"?>
-<w:ftr xmlns:m="http://schemas.openxmlformats.org/officeDocument/2006/math" xmlns:mc="http://schemas.openxmlformats.org/markup-compatibility/2006" xmlns:mo="http://schemas.microsoft.com/office/mac/office/2008/main" xmlns:mv="urn:schemas-microsoft-com:mac:vml" xmlns:o="urn:schemas-microsoft-com:office:office" xmlns:r="http://schemas.openxmlformats.org/officeDocument/2006/relationships" xmlns:v="urn:schemas-microsoft-com:vml" xmlns:w10="urn:schemas-microsoft-com:office:word" xmlns:w14="http://schemas.microsoft.com/office/word/2010/wordml" xmlns:w="http://schemas.openxmlformats.org/wordprocessingml/2006/main" xmlns:wne="http://schemas.microsoft.com/office/word/2006/wordml" xmlns:wp14="http://schemas.microsoft.com/office/word/2010/wordprocessingDrawing" xmlns:wp="http://schemas.openxmlformats.org/drawingml/2006/wordprocessingDrawing" xmlns:wpc="http://schemas.microsoft.com/office/word/2010/wordprocessingCanvas" xmlns:wpg="http://schemas.microsoft.com/office/word/2010/wordprocessingGroup" xmlns:wpi="http://schemas.microsoft.com/office/word/2010/wordprocessingInk" xmlns:wps="http://schemas.microsoft.com/office/word/2010/wordprocessingShape" mc:Ignorable="w14 wp14">
+<w:ftr xmlns:mc="http://schemas.openxmlformats.org/markup-compatibility/2006" xmlns:w="http://schemas.openxmlformats.org/wordprocessingml/2006/main" xmlns:m="http://schemas.openxmlformats.org/officeDocument/2006/math" xmlns:mo="http://schemas.microsoft.com/office/mac/office/2008/main" xmlns:mv="urn:schemas-microsoft-com:mac:vml" xmlns:o="urn:schemas-microsoft-com:office:office" xmlns:r="http://schemas.openxmlformats.org/officeDocument/2006/relationships" xmlns:v="urn:schemas-microsoft-com:vml" xmlns:w10="urn:schemas-microsoft-com:office:word" xmlns:w14="http://schemas.microsoft.com/office/word/2010/wordml" xmlns:wne="http://schemas.microsoft.com/office/word/2006/wordml" xmlns:wp14="http://schemas.microsoft.com/office/word/2010/wordprocessingDrawing" xmlns:wp="http://schemas.openxmlformats.org/drawingml/2006/wordprocessingDrawing" xmlns:wpc="http://schemas.microsoft.com/office/word/2010/wordprocessingCanvas" xmlns:wpg="http://schemas.microsoft.com/office/word/2010/wordprocessingGroup" xmlns:wpi="http://schemas.microsoft.com/office/word/2010/wordprocessingInk" xmlns:wps="http://schemas.microsoft.com/office/word/2010/wordprocessingShape" mc:Ignorable="w14 wp14">
   <w:p>
     <w:pPr>
       <w:pStyle w:val="Footer"/>
@@ -2751,12 +3010,14 @@
     </w:pPr>
     <w:r>
       <w:rPr>
+        <w:rFonts w:eastAsia="黑体"/>
         <w:sz w:val="18"/>
       </w:rPr>
       <w:t xml:space="preserve">第 </w:t>
     </w:r>
     <w:r>
       <w:rPr>
+        <w:rFonts w:eastAsia="黑体"/>
         <w:sz w:val="18"/>
       </w:rPr>
       <w:fldChar w:fldCharType="begin"/>
@@ -2765,6 +3026,7 @@
     </w:r>
     <w:r>
       <w:rPr>
+        <w:rFonts w:eastAsia="黑体"/>
         <w:sz w:val="18"/>
       </w:rPr>
       <w:t xml:space="preserve"> 页</w:t>
@@ -2778,6 +3040,9 @@
   <w:footnote w:type="continuationSeparator" w:id="0">
     <w:p>
       <w:r>
+        <w:rPr>
+          <w:rFonts w:eastAsia="黑体"/>
+        </w:rPr>
         <w:continuationSeparator/>
       </w:r>
     </w:p>
@@ -2785,6 +3050,9 @@
   <w:footnote w:type="separator" w:id="-1">
     <w:p>
       <w:r>
+        <w:rPr>
+          <w:rFonts w:eastAsia="黑体"/>
+        </w:rPr>
         <w:separator/>
       </w:r>
     </w:p>
@@ -2793,7 +3061,7 @@
 </file>
 
 <file path=word/header1.xml><?xml version="1.0" encoding="utf-8"?>
-<w:hdr xmlns:m="http://schemas.openxmlformats.org/officeDocument/2006/math" xmlns:mc="http://schemas.openxmlformats.org/markup-compatibility/2006" xmlns:mo="http://schemas.microsoft.com/office/mac/office/2008/main" xmlns:mv="urn:schemas-microsoft-com:mac:vml" xmlns:o="urn:schemas-microsoft-com:office:office" xmlns:r="http://schemas.openxmlformats.org/officeDocument/2006/relationships" xmlns:v="urn:schemas-microsoft-com:vml" xmlns:w10="urn:schemas-microsoft-com:office:word" xmlns:w14="http://schemas.microsoft.com/office/word/2010/wordml" xmlns:w="http://schemas.openxmlformats.org/wordprocessingml/2006/main" xmlns:wne="http://schemas.microsoft.com/office/word/2006/wordml" xmlns:wp14="http://schemas.microsoft.com/office/word/2010/wordprocessingDrawing" xmlns:wp="http://schemas.openxmlformats.org/drawingml/2006/wordprocessingDrawing" xmlns:wpc="http://schemas.microsoft.com/office/word/2010/wordprocessingCanvas" xmlns:wpg="http://schemas.microsoft.com/office/word/2010/wordprocessingGroup" xmlns:wpi="http://schemas.microsoft.com/office/word/2010/wordprocessingInk" xmlns:wps="http://schemas.microsoft.com/office/word/2010/wordprocessingShape" mc:Ignorable="w14 wp14">
+<w:hdr xmlns:mc="http://schemas.openxmlformats.org/markup-compatibility/2006" xmlns:w="http://schemas.openxmlformats.org/wordprocessingml/2006/main" xmlns:m="http://schemas.openxmlformats.org/officeDocument/2006/math" xmlns:mo="http://schemas.microsoft.com/office/mac/office/2008/main" xmlns:mv="urn:schemas-microsoft-com:mac:vml" xmlns:o="urn:schemas-microsoft-com:office:office" xmlns:r="http://schemas.openxmlformats.org/officeDocument/2006/relationships" xmlns:v="urn:schemas-microsoft-com:vml" xmlns:w10="urn:schemas-microsoft-com:office:word" xmlns:w14="http://schemas.microsoft.com/office/word/2010/wordml" xmlns:wne="http://schemas.microsoft.com/office/word/2006/wordml" xmlns:wp14="http://schemas.microsoft.com/office/word/2010/wordprocessingDrawing" xmlns:wp="http://schemas.openxmlformats.org/drawingml/2006/wordprocessingDrawing" xmlns:wpc="http://schemas.microsoft.com/office/word/2010/wordprocessingCanvas" xmlns:wpg="http://schemas.microsoft.com/office/word/2010/wordprocessingGroup" xmlns:wpi="http://schemas.microsoft.com/office/word/2010/wordprocessingInk" xmlns:wps="http://schemas.microsoft.com/office/word/2010/wordprocessingShape" mc:Ignorable="w14 wp14">
   <w:p>
     <w:pPr>
       <w:pStyle w:val="Header"/>
@@ -2801,7 +3069,7 @@
     </w:pPr>
     <w:r>
       <w:rPr>
-        <w:rFonts w:ascii="Times New Roman" w:hAnsi="Times New Roman"/>
+        <w:rFonts w:ascii="Times New Roman" w:hAnsi="Times New Roman" w:eastAsia="黑体"/>
         <w:sz w:val="18"/>
         <w:rFonts w:eastAsia="黑体"/>
         <w:rFonts w:eastAsia="黑体"/>
@@ -2813,7 +3081,7 @@
 </file>
 
 <file path=word/numbering.xml><?xml version="1.0" encoding="utf-8"?>
-<w:numbering xmlns:m="http://schemas.openxmlformats.org/officeDocument/2006/math" xmlns:mc="http://schemas.openxmlformats.org/markup-compatibility/2006" xmlns:mo="http://schemas.microsoft.com/office/mac/office/2008/main" xmlns:mv="urn:schemas-microsoft-com:mac:vml" xmlns:o="urn:schemas-microsoft-com:office:office" xmlns:r="http://schemas.openxmlformats.org/officeDocument/2006/relationships" xmlns:v="urn:schemas-microsoft-com:vml" xmlns:w="http://schemas.openxmlformats.org/wordprocessingml/2006/main" xmlns:w10="urn:schemas-microsoft-com:office:word" xmlns:w14="http://schemas.microsoft.com/office/word/2010/wordml" xmlns:wne="http://schemas.microsoft.com/office/word/2006/wordml" xmlns:wp="http://schemas.openxmlformats.org/drawingml/2006/wordprocessingDrawing" xmlns:wp14="http://schemas.microsoft.com/office/word/2010/wordprocessingDrawing" xmlns:wpc="http://schemas.microsoft.com/office/word/2010/wordprocessingCanvas" xmlns:wpg="http://schemas.microsoft.com/office/word/2010/wordprocessingGroup" xmlns:wpi="http://schemas.microsoft.com/office/word/2010/wordprocessingInk" xmlns:wps="http://schemas.microsoft.com/office/word/2010/wordprocessingShape" mc:Ignorable="w14 wp14">
+<w:numbering xmlns:mc="http://schemas.openxmlformats.org/markup-compatibility/2006" xmlns:w="http://schemas.openxmlformats.org/wordprocessingml/2006/main" xmlns:m="http://schemas.openxmlformats.org/officeDocument/2006/math" xmlns:mo="http://schemas.microsoft.com/office/mac/office/2008/main" xmlns:mv="urn:schemas-microsoft-com:mac:vml" xmlns:o="urn:schemas-microsoft-com:office:office" xmlns:r="http://schemas.openxmlformats.org/officeDocument/2006/relationships" xmlns:v="urn:schemas-microsoft-com:vml" xmlns:w10="urn:schemas-microsoft-com:office:word" xmlns:w14="http://schemas.microsoft.com/office/word/2010/wordml" xmlns:wne="http://schemas.microsoft.com/office/word/2006/wordml" xmlns:wp="http://schemas.openxmlformats.org/drawingml/2006/wordprocessingDrawing" xmlns:wp14="http://schemas.microsoft.com/office/word/2010/wordprocessingDrawing" xmlns:wpc="http://schemas.microsoft.com/office/word/2010/wordprocessingCanvas" xmlns:wpg="http://schemas.microsoft.com/office/word/2010/wordprocessingGroup" xmlns:wpi="http://schemas.microsoft.com/office/word/2010/wordprocessingInk" xmlns:wps="http://schemas.microsoft.com/office/word/2010/wordprocessingShape" mc:Ignorable="w14 wp14">
   <w:abstractNum w:abstractNumId="0">
     <w:nsid w:val="FFFFFF7C"/>
     <w:multiLevelType w:val="singleLevel"/>
@@ -2900,7 +3168,7 @@
         <w:ind w:hanging="360" w:left="1440"/>
       </w:pPr>
       <w:rPr>
-        <w:rFonts w:ascii="Symbol" w:hAnsi="Symbol" w:hint="default"/>
+        <w:rFonts w:ascii="Symbol" w:hAnsi="Symbol" w:hint="default" w:eastAsia="黑体"/>
       </w:rPr>
     </w:lvl>
   </w:abstractNum>
@@ -2921,7 +3189,7 @@
         <w:ind w:hanging="360" w:left="1080"/>
       </w:pPr>
       <w:rPr>
-        <w:rFonts w:ascii="Symbol" w:hAnsi="Symbol" w:hint="default"/>
+        <w:rFonts w:ascii="Symbol" w:hAnsi="Symbol" w:hint="default" w:eastAsia="黑体"/>
       </w:rPr>
     </w:lvl>
   </w:abstractNum>
@@ -2942,7 +3210,7 @@
         <w:ind w:hanging="360" w:left="720"/>
       </w:pPr>
       <w:rPr>
-        <w:rFonts w:ascii="Symbol" w:hAnsi="Symbol" w:hint="default"/>
+        <w:rFonts w:ascii="Symbol" w:hAnsi="Symbol" w:hint="default" w:eastAsia="黑体"/>
       </w:rPr>
     </w:lvl>
   </w:abstractNum>
@@ -2981,7 +3249,7 @@
         <w:ind w:hanging="360" w:left="360"/>
       </w:pPr>
       <w:rPr>
-        <w:rFonts w:ascii="Symbol" w:hAnsi="Symbol" w:hint="default"/>
+        <w:rFonts w:ascii="Symbol" w:hAnsi="Symbol" w:hint="default" w:eastAsia="黑体"/>
       </w:rPr>
     </w:lvl>
   </w:abstractNum>
@@ -3072,7 +3340,7 @@
         <w:ind w:left="720" w:hanging="360"/>
       </w:pPr>
       <w:rPr>
-        <w:rFonts w:ascii="Symbol" w:hAnsi="Symbol" w:cs="Symbol" w:hint="default"/>
+        <w:rFonts w:ascii="Symbol" w:hAnsi="Symbol" w:cs="Symbol" w:hint="default" w:eastAsia="黑体"/>
       </w:rPr>
     </w:lvl>
     <w:lvl w:ilvl="1">
@@ -3083,7 +3351,7 @@
         <w:ind w:left="1440" w:hanging="360"/>
       </w:pPr>
       <w:rPr>
-        <w:rFonts w:ascii="Courier New" w:hAnsi="Courier New" w:cs="Courier New" w:hint="default"/>
+        <w:rFonts w:ascii="Courier New" w:hAnsi="Courier New" w:cs="Courier New" w:hint="default" w:eastAsia="黑体"/>
       </w:rPr>
     </w:lvl>
     <w:lvl w:ilvl="2">
@@ -3094,7 +3362,7 @@
         <w:ind w:left="2160" w:hanging="360"/>
       </w:pPr>
       <w:rPr>
-        <w:rFonts w:ascii="Wingdings" w:hAnsi="Wingdings" w:cs="Wingdings" w:hint="default"/>
+        <w:rFonts w:ascii="Wingdings" w:hAnsi="Wingdings" w:cs="Wingdings" w:hint="default" w:eastAsia="黑体"/>
       </w:rPr>
     </w:lvl>
     <w:lvl w:ilvl="3">
@@ -3105,7 +3373,7 @@
         <w:ind w:left="2880" w:hanging="360"/>
       </w:pPr>
       <w:rPr>
-        <w:rFonts w:ascii="Symbol" w:hAnsi="Symbol" w:cs="Symbol" w:hint="default"/>
+        <w:rFonts w:ascii="Symbol" w:hAnsi="Symbol" w:cs="Symbol" w:hint="default" w:eastAsia="黑体"/>
       </w:rPr>
     </w:lvl>
     <w:lvl w:ilvl="4">
@@ -3116,7 +3384,7 @@
         <w:ind w:left="3600" w:hanging="360"/>
       </w:pPr>
       <w:rPr>
-        <w:rFonts w:ascii="Courier New" w:hAnsi="Courier New" w:cs="Courier New" w:hint="default"/>
+        <w:rFonts w:ascii="Courier New" w:hAnsi="Courier New" w:cs="Courier New" w:hint="default" w:eastAsia="黑体"/>
       </w:rPr>
     </w:lvl>
     <w:lvl w:ilvl="5">
@@ -3127,7 +3395,7 @@
         <w:ind w:left="4320" w:hanging="360"/>
       </w:pPr>
       <w:rPr>
-        <w:rFonts w:ascii="Wingdings" w:hAnsi="Wingdings" w:cs="Wingdings" w:hint="default"/>
+        <w:rFonts w:ascii="Wingdings" w:hAnsi="Wingdings" w:cs="Wingdings" w:hint="default" w:eastAsia="黑体"/>
       </w:rPr>
     </w:lvl>
     <w:lvl w:ilvl="6">
@@ -3138,7 +3406,7 @@
         <w:ind w:left="5040" w:hanging="360"/>
       </w:pPr>
       <w:rPr>
-        <w:rFonts w:ascii="Symbol" w:hAnsi="Symbol" w:cs="Symbol" w:hint="default"/>
+        <w:rFonts w:ascii="Symbol" w:hAnsi="Symbol" w:cs="Symbol" w:hint="default" w:eastAsia="黑体"/>
       </w:rPr>
     </w:lvl>
     <w:lvl w:ilvl="7">
@@ -3149,7 +3417,7 @@
         <w:ind w:left="5760" w:hanging="360"/>
       </w:pPr>
       <w:rPr>
-        <w:rFonts w:ascii="Courier New" w:hAnsi="Courier New" w:cs="Courier New" w:hint="default"/>
+        <w:rFonts w:ascii="Courier New" w:hAnsi="Courier New" w:cs="Courier New" w:hint="default" w:eastAsia="黑体"/>
       </w:rPr>
     </w:lvl>
     <w:lvl w:ilvl="8">
@@ -3160,7 +3428,7 @@
         <w:ind w:left="6480" w:hanging="360"/>
       </w:pPr>
       <w:rPr>
-        <w:rFonts w:ascii="Wingdings" w:hAnsi="Wingdings" w:cs="Wingdings" w:hint="default"/>
+        <w:rFonts w:ascii="Wingdings" w:hAnsi="Wingdings" w:cs="Wingdings" w:hint="default" w:eastAsia="黑体"/>
       </w:rPr>
     </w:lvl>
   </w:abstractNum>
@@ -3216,11 +3484,11 @@
 </file>
 
 <file path=word/styles.xml><?xml version="1.0" encoding="utf-8"?>
-<w:styles xmlns:mc="http://schemas.openxmlformats.org/markup-compatibility/2006" xmlns:r="http://schemas.openxmlformats.org/officeDocument/2006/relationships" xmlns:w="http://schemas.openxmlformats.org/wordprocessingml/2006/main" xmlns:w14="http://schemas.microsoft.com/office/word/2010/wordml" mc:Ignorable="w14">
+<w:styles xmlns:mc="http://schemas.openxmlformats.org/markup-compatibility/2006" xmlns:w="http://schemas.openxmlformats.org/wordprocessingml/2006/main" xmlns:r="http://schemas.openxmlformats.org/officeDocument/2006/relationships" xmlns:w14="http://schemas.microsoft.com/office/word/2010/wordml" mc:Ignorable="w14">
   <w:docDefaults>
     <w:rPrDefault>
       <w:rPr>
-        <w:rFonts w:asciiTheme="minorHAnsi" w:cstheme="minorBidi" w:eastAsiaTheme="minorEastAsia" w:hAnsiTheme="minorHAnsi"/>
+        <w:rFonts w:asciiTheme="minorHAnsi" w:cstheme="minorBidi" w:hAnsiTheme="minorHAnsi" w:eastAsia="黑体"/>
         <w:sz w:val="22"/>
         <w:szCs w:val="22"/>
         <w:lang w:bidi="ar-SA" w:eastAsia="en-US" w:val="en-US"/>
@@ -3442,7 +3710,7 @@
       <w:outlineLvl w:val="0"/>
     </w:pPr>
     <w:rPr>
-      <w:rFonts w:ascii="Times New Roman" w:asciiTheme="majorHAnsi" w:cstheme="majorBidi" w:eastAsia="黑体" w:eastAsiaTheme="majorEastAsia" w:hAnsi="Times New Roman" w:hAnsiTheme="majorHAnsi"/>
+      <w:rFonts w:ascii="Times New Roman" w:asciiTheme="majorHAnsi" w:cstheme="majorBidi" w:eastAsia="黑体" w:hAnsi="Times New Roman" w:hAnsiTheme="majorHAnsi"/>
       <w:b/>
       <w:bCs/>
       <w:color w:val="1F3864"/>
@@ -3466,7 +3734,7 @@
       <w:outlineLvl w:val="1"/>
     </w:pPr>
     <w:rPr>
-      <w:rFonts w:ascii="Times New Roman" w:asciiTheme="majorHAnsi" w:cstheme="majorBidi" w:eastAsia="黑体" w:eastAsiaTheme="majorEastAsia" w:hAnsi="Times New Roman" w:hAnsiTheme="majorHAnsi"/>
+      <w:rFonts w:ascii="Times New Roman" w:asciiTheme="majorHAnsi" w:cstheme="majorBidi" w:eastAsia="黑体" w:hAnsi="Times New Roman" w:hAnsiTheme="majorHAnsi"/>
       <w:b/>
       <w:bCs/>
       <w:color w:val="2E4E7E"/>
@@ -3490,7 +3758,7 @@
       <w:outlineLvl w:val="2"/>
     </w:pPr>
     <w:rPr>
-      <w:rFonts w:ascii="Times New Roman" w:asciiTheme="majorHAnsi" w:cstheme="majorBidi" w:eastAsia="黑体" w:eastAsiaTheme="majorEastAsia" w:hAnsi="Times New Roman" w:hAnsiTheme="majorHAnsi"/>
+      <w:rFonts w:ascii="Times New Roman" w:asciiTheme="majorHAnsi" w:cstheme="majorBidi" w:eastAsia="黑体" w:hAnsi="Times New Roman" w:hAnsiTheme="majorHAnsi"/>
       <w:b/>
       <w:bCs/>
       <w:color w:val="2E4E7E"/>
@@ -3514,7 +3782,7 @@
       <w:outlineLvl w:val="3"/>
     </w:pPr>
     <w:rPr>
-      <w:rFonts w:ascii="Times New Roman" w:asciiTheme="majorHAnsi" w:cstheme="majorBidi" w:eastAsia="黑体" w:eastAsiaTheme="majorEastAsia" w:hAnsi="Times New Roman" w:hAnsiTheme="majorHAnsi"/>
+      <w:rFonts w:ascii="Times New Roman" w:asciiTheme="majorHAnsi" w:cstheme="majorBidi" w:eastAsia="黑体" w:hAnsi="Times New Roman" w:hAnsiTheme="majorHAnsi"/>
       <w:b/>
       <w:bCs/>
       <w:i/>
@@ -3540,7 +3808,7 @@
       <w:outlineLvl w:val="4"/>
     </w:pPr>
     <w:rPr>
-      <w:rFonts w:ascii="Times New Roman" w:asciiTheme="majorHAnsi" w:cstheme="majorBidi" w:eastAsia="黑体" w:eastAsiaTheme="majorEastAsia" w:hAnsi="Times New Roman" w:hAnsiTheme="majorHAnsi"/>
+      <w:rFonts w:ascii="Times New Roman" w:asciiTheme="majorHAnsi" w:cstheme="majorBidi" w:eastAsia="黑体" w:hAnsi="Times New Roman" w:hAnsiTheme="majorHAnsi"/>
       <w:b/>
       <w:color w:val="333333"/>
       <w:sz w:val="22"/>
@@ -3563,7 +3831,7 @@
       <w:outlineLvl w:val="5"/>
     </w:pPr>
     <w:rPr>
-      <w:rFonts w:asciiTheme="majorHAnsi" w:cstheme="majorBidi" w:eastAsiaTheme="majorEastAsia" w:hAnsiTheme="majorHAnsi"/>
+      <w:rFonts w:asciiTheme="majorHAnsi" w:cstheme="majorBidi" w:hAnsiTheme="majorHAnsi" w:eastAsia="黑体"/>
       <w:i/>
       <w:iCs/>
       <w:color w:themeColor="accent1" w:themeShade="7F" w:val="243F60"/>
@@ -3586,7 +3854,7 @@
       <w:outlineLvl w:val="6"/>
     </w:pPr>
     <w:rPr>
-      <w:rFonts w:asciiTheme="majorHAnsi" w:cstheme="majorBidi" w:eastAsiaTheme="majorEastAsia" w:hAnsiTheme="majorHAnsi"/>
+      <w:rFonts w:asciiTheme="majorHAnsi" w:cstheme="majorBidi" w:hAnsiTheme="majorHAnsi" w:eastAsia="黑体"/>
       <w:i/>
       <w:iCs/>
       <w:color w:themeColor="text1" w:themeTint="BF" w:val="404040"/>
@@ -3609,7 +3877,7 @@
       <w:outlineLvl w:val="7"/>
     </w:pPr>
     <w:rPr>
-      <w:rFonts w:asciiTheme="majorHAnsi" w:cstheme="majorBidi" w:eastAsiaTheme="majorEastAsia" w:hAnsiTheme="majorHAnsi"/>
+      <w:rFonts w:asciiTheme="majorHAnsi" w:cstheme="majorBidi" w:hAnsiTheme="majorHAnsi" w:eastAsia="黑体"/>
       <w:color w:themeColor="accent1" w:val="4F81BD"/>
       <w:sz w:val="20"/>
       <w:szCs w:val="20"/>
@@ -3632,7 +3900,7 @@
       <w:outlineLvl w:val="8"/>
     </w:pPr>
     <w:rPr>
-      <w:rFonts w:asciiTheme="majorHAnsi" w:cstheme="majorBidi" w:eastAsiaTheme="majorEastAsia" w:hAnsiTheme="majorHAnsi"/>
+      <w:rFonts w:asciiTheme="majorHAnsi" w:cstheme="majorBidi" w:hAnsiTheme="majorHAnsi" w:eastAsia="黑体"/>
       <w:i/>
       <w:iCs/>
       <w:color w:themeColor="text1" w:themeTint="BF" w:val="404040"/>
@@ -3683,7 +3951,7 @@
     <w:uiPriority w:val="9"/>
     <w:rsid w:val="00FC693F"/>
     <w:rPr>
-      <w:rFonts w:asciiTheme="majorHAnsi" w:cstheme="majorBidi" w:eastAsiaTheme="majorEastAsia" w:hAnsiTheme="majorHAnsi"/>
+      <w:rFonts w:asciiTheme="majorHAnsi" w:cstheme="majorBidi" w:hAnsiTheme="majorHAnsi" w:eastAsia="黑体"/>
       <w:b/>
       <w:bCs/>
       <w:color w:themeColor="accent1" w:themeShade="BF" w:val="365F91"/>
@@ -3698,7 +3966,7 @@
     <w:uiPriority w:val="9"/>
     <w:rsid w:val="00FC693F"/>
     <w:rPr>
-      <w:rFonts w:asciiTheme="majorHAnsi" w:cstheme="majorBidi" w:eastAsiaTheme="majorEastAsia" w:hAnsiTheme="majorHAnsi"/>
+      <w:rFonts w:asciiTheme="majorHAnsi" w:cstheme="majorBidi" w:hAnsiTheme="majorHAnsi" w:eastAsia="黑体"/>
       <w:b/>
       <w:bCs/>
       <w:color w:themeColor="accent1" w:val="4F81BD"/>
@@ -3713,7 +3981,7 @@
     <w:uiPriority w:val="9"/>
     <w:rsid w:val="00FC693F"/>
     <w:rPr>
-      <w:rFonts w:asciiTheme="majorHAnsi" w:cstheme="majorBidi" w:eastAsiaTheme="majorEastAsia" w:hAnsiTheme="majorHAnsi"/>
+      <w:rFonts w:asciiTheme="majorHAnsi" w:cstheme="majorBidi" w:hAnsiTheme="majorHAnsi" w:eastAsia="黑体"/>
       <w:b/>
       <w:bCs/>
       <w:color w:themeColor="accent1" w:val="4F81BD"/>
@@ -3736,7 +4004,7 @@
       <w:contextualSpacing/>
     </w:pPr>
     <w:rPr>
-      <w:rFonts w:ascii="Times New Roman" w:asciiTheme="majorHAnsi" w:cstheme="majorBidi" w:eastAsia="黑体" w:eastAsiaTheme="majorEastAsia" w:hAnsi="Times New Roman" w:hAnsiTheme="majorHAnsi"/>
+      <w:rFonts w:ascii="Times New Roman" w:asciiTheme="majorHAnsi" w:cstheme="majorBidi" w:eastAsia="黑体" w:hAnsi="Times New Roman" w:hAnsiTheme="majorHAnsi"/>
       <w:b/>
       <w:color w:val="1F3864"/>
       <w:spacing w:val="5"/>
@@ -3752,7 +4020,7 @@
     <w:uiPriority w:val="10"/>
     <w:rsid w:val="00FC693F"/>
     <w:rPr>
-      <w:rFonts w:asciiTheme="majorHAnsi" w:cstheme="majorBidi" w:eastAsiaTheme="majorEastAsia" w:hAnsiTheme="majorHAnsi"/>
+      <w:rFonts w:asciiTheme="majorHAnsi" w:cstheme="majorBidi" w:hAnsiTheme="majorHAnsi" w:eastAsia="黑体"/>
       <w:color w:themeColor="text2" w:themeShade="BF" w:val="17365D"/>
       <w:spacing w:val="5"/>
       <w:kern w:val="28"/>
@@ -3774,7 +4042,7 @@
       </w:numPr>
     </w:pPr>
     <w:rPr>
-      <w:rFonts w:asciiTheme="majorHAnsi" w:cstheme="majorBidi" w:eastAsiaTheme="majorEastAsia" w:hAnsiTheme="majorHAnsi"/>
+      <w:rFonts w:asciiTheme="majorHAnsi" w:cstheme="majorBidi" w:hAnsiTheme="majorHAnsi" w:eastAsia="黑体"/>
       <w:i/>
       <w:iCs/>
       <w:color w:themeColor="accent1" w:val="4F81BD"/>
@@ -3790,7 +4058,7 @@
     <w:uiPriority w:val="11"/>
     <w:rsid w:val="00FC693F"/>
     <w:rPr>
-      <w:rFonts w:asciiTheme="majorHAnsi" w:cstheme="majorBidi" w:eastAsiaTheme="majorEastAsia" w:hAnsiTheme="majorHAnsi"/>
+      <w:rFonts w:asciiTheme="majorHAnsi" w:cstheme="majorBidi" w:hAnsiTheme="majorHAnsi" w:eastAsia="黑体"/>
       <w:i/>
       <w:iCs/>
       <w:color w:themeColor="accent1" w:val="4F81BD"/>
@@ -3857,6 +4125,7 @@
       <w:spacing w:after="120"/>
     </w:pPr>
     <w:rPr>
+      <w:rFonts w:eastAsia="黑体"/>
       <w:sz w:val="16"/>
       <w:szCs w:val="16"/>
     </w:rPr>
@@ -3868,6 +4137,7 @@
     <w:uiPriority w:val="99"/>
     <w:rsid w:val="00AA1D8D"/>
     <w:rPr>
+      <w:rFonts w:eastAsia="黑体"/>
       <w:sz w:val="16"/>
       <w:szCs w:val="16"/>
     </w:rPr>
@@ -4037,7 +4307,7 @@
       </w:tabs>
     </w:pPr>
     <w:rPr>
-      <w:rFonts w:ascii="Courier" w:hAnsi="Courier"/>
+      <w:rFonts w:ascii="Courier" w:hAnsi="Courier" w:eastAsia="黑体"/>
       <w:sz w:val="20"/>
       <w:szCs w:val="20"/>
     </w:rPr>
@@ -4049,7 +4319,7 @@
     <w:uiPriority w:val="99"/>
     <w:rsid w:val="0029639D"/>
     <w:rPr>
-      <w:rFonts w:ascii="Courier" w:hAnsi="Courier"/>
+      <w:rFonts w:ascii="Courier" w:hAnsi="Courier" w:eastAsia="黑体"/>
       <w:sz w:val="20"/>
       <w:szCs w:val="20"/>
     </w:rPr>
@@ -4085,6 +4355,7 @@
     <w:uiPriority w:val="29"/>
     <w:rsid w:val="00FC693F"/>
     <w:rPr>
+      <w:rFonts w:eastAsia="黑体"/>
       <w:i/>
       <w:iCs/>
       <w:color w:themeColor="text1" w:val="000000"/>
@@ -4098,7 +4369,7 @@
     <w:semiHidden/>
     <w:rsid w:val="00FC693F"/>
     <w:rPr>
-      <w:rFonts w:asciiTheme="majorHAnsi" w:cstheme="majorBidi" w:eastAsiaTheme="majorEastAsia" w:hAnsiTheme="majorHAnsi"/>
+      <w:rFonts w:asciiTheme="majorHAnsi" w:cstheme="majorBidi" w:hAnsiTheme="majorHAnsi" w:eastAsia="黑体"/>
       <w:b/>
       <w:bCs/>
       <w:i/>
@@ -4114,7 +4385,7 @@
     <w:semiHidden/>
     <w:rsid w:val="00FC693F"/>
     <w:rPr>
-      <w:rFonts w:asciiTheme="majorHAnsi" w:cstheme="majorBidi" w:eastAsiaTheme="majorEastAsia" w:hAnsiTheme="majorHAnsi"/>
+      <w:rFonts w:asciiTheme="majorHAnsi" w:cstheme="majorBidi" w:hAnsiTheme="majorHAnsi" w:eastAsia="黑体"/>
       <w:color w:themeColor="accent1" w:themeShade="7F" w:val="243F60"/>
     </w:rPr>
   </w:style>
@@ -4126,7 +4397,7 @@
     <w:semiHidden/>
     <w:rsid w:val="00FC693F"/>
     <w:rPr>
-      <w:rFonts w:asciiTheme="majorHAnsi" w:cstheme="majorBidi" w:eastAsiaTheme="majorEastAsia" w:hAnsiTheme="majorHAnsi"/>
+      <w:rFonts w:asciiTheme="majorHAnsi" w:cstheme="majorBidi" w:hAnsiTheme="majorHAnsi" w:eastAsia="黑体"/>
       <w:i/>
       <w:iCs/>
       <w:color w:themeColor="accent1" w:themeShade="7F" w:val="243F60"/>
@@ -4140,7 +4411,7 @@
     <w:semiHidden/>
     <w:rsid w:val="00FC693F"/>
     <w:rPr>
-      <w:rFonts w:asciiTheme="majorHAnsi" w:cstheme="majorBidi" w:eastAsiaTheme="majorEastAsia" w:hAnsiTheme="majorHAnsi"/>
+      <w:rFonts w:asciiTheme="majorHAnsi" w:cstheme="majorBidi" w:hAnsiTheme="majorHAnsi" w:eastAsia="黑体"/>
       <w:i/>
       <w:iCs/>
       <w:color w:themeColor="text1" w:themeTint="BF" w:val="404040"/>
@@ -4154,7 +4425,7 @@
     <w:semiHidden/>
     <w:rsid w:val="00FC693F"/>
     <w:rPr>
-      <w:rFonts w:asciiTheme="majorHAnsi" w:cstheme="majorBidi" w:eastAsiaTheme="majorEastAsia" w:hAnsiTheme="majorHAnsi"/>
+      <w:rFonts w:asciiTheme="majorHAnsi" w:cstheme="majorBidi" w:hAnsiTheme="majorHAnsi" w:eastAsia="黑体"/>
       <w:color w:themeColor="accent1" w:val="4F81BD"/>
       <w:sz w:val="20"/>
       <w:szCs w:val="20"/>
@@ -4168,7 +4439,7 @@
     <w:semiHidden/>
     <w:rsid w:val="00FC693F"/>
     <w:rPr>
-      <w:rFonts w:asciiTheme="majorHAnsi" w:cstheme="majorBidi" w:eastAsiaTheme="majorEastAsia" w:hAnsiTheme="majorHAnsi"/>
+      <w:rFonts w:asciiTheme="majorHAnsi" w:cstheme="majorBidi" w:hAnsiTheme="majorHAnsi" w:eastAsia="黑体"/>
       <w:i/>
       <w:iCs/>
       <w:color w:themeColor="text1" w:themeTint="BF" w:val="404040"/>
@@ -4189,6 +4460,7 @@
       <w:spacing w:line="240" w:lineRule="auto"/>
     </w:pPr>
     <w:rPr>
+      <w:rFonts w:eastAsia="黑体"/>
       <w:b/>
       <w:bCs/>
       <w:color w:themeColor="accent1" w:val="4F81BD"/>
@@ -4203,6 +4475,7 @@
     <w:qFormat/>
     <w:rsid w:val="00FC693F"/>
     <w:rPr>
+      <w:rFonts w:eastAsia="黑体"/>
       <w:b/>
       <w:bCs/>
     </w:rPr>
@@ -4214,6 +4487,7 @@
     <w:qFormat/>
     <w:rsid w:val="00FC693F"/>
     <w:rPr>
+      <w:rFonts w:eastAsia="黑体"/>
       <w:i/>
       <w:iCs/>
     </w:rPr>
@@ -4234,6 +4508,7 @@
       <w:ind w:left="936" w:right="936"/>
     </w:pPr>
     <w:rPr>
+      <w:rFonts w:eastAsia="黑体"/>
       <w:b/>
       <w:bCs/>
       <w:i/>
@@ -4248,6 +4523,7 @@
     <w:uiPriority w:val="30"/>
     <w:rsid w:val="00FC693F"/>
     <w:rPr>
+      <w:rFonts w:eastAsia="黑体"/>
       <w:b/>
       <w:bCs/>
       <w:i/>
@@ -4262,6 +4538,7 @@
     <w:qFormat/>
     <w:rsid w:val="00FC693F"/>
     <w:rPr>
+      <w:rFonts w:eastAsia="黑体"/>
       <w:i/>
       <w:iCs/>
       <w:color w:themeColor="text1" w:themeTint="7F" w:val="808080"/>
@@ -4274,6 +4551,7 @@
     <w:qFormat/>
     <w:rsid w:val="00FC693F"/>
     <w:rPr>
+      <w:rFonts w:eastAsia="黑体"/>
       <w:b/>
       <w:bCs/>
       <w:i/>
@@ -4288,6 +4566,7 @@
     <w:qFormat/>
     <w:rsid w:val="00FC693F"/>
     <w:rPr>
+      <w:rFonts w:eastAsia="黑体"/>
       <w:smallCaps/>
       <w:color w:themeColor="accent2" w:val="C0504D"/>
       <w:u w:val="single"/>
@@ -4300,6 +4579,7 @@
     <w:qFormat/>
     <w:rsid w:val="00FC693F"/>
     <w:rPr>
+      <w:rFonts w:eastAsia="黑体"/>
       <w:b/>
       <w:bCs/>
       <w:smallCaps/>
@@ -4315,6 +4595,7 @@
     <w:qFormat/>
     <w:rsid w:val="00FC693F"/>
     <w:rPr>
+      <w:rFonts w:eastAsia="黑体"/>
       <w:b/>
       <w:bCs/>
       <w:smallCaps/>
@@ -4369,6 +4650,7 @@
       <w:spacing w:after="0" w:line="240" w:lineRule="auto"/>
     </w:pPr>
     <w:rPr>
+      <w:rFonts w:eastAsia="黑体"/>
       <w:color w:themeColor="text1" w:themeShade="BF" w:val="000000"/>
     </w:rPr>
     <w:tblPr>
@@ -4391,6 +4673,7 @@
         <w:spacing w:after="0" w:before="0" w:line="240" w:lineRule="auto"/>
       </w:pPr>
       <w:rPr>
+        <w:rFonts w:eastAsia="黑体"/>
         <w:b/>
         <w:bCs/>
       </w:rPr>
@@ -4411,6 +4694,7 @@
         <w:spacing w:after="0" w:before="0" w:line="240" w:lineRule="auto"/>
       </w:pPr>
       <w:rPr>
+        <w:rFonts w:eastAsia="黑体"/>
         <w:b/>
         <w:bCs/>
       </w:rPr>
@@ -4428,12 +4712,14 @@
     </w:tblStylePr>
     <w:tblStylePr w:type="firstCol">
       <w:rPr>
+        <w:rFonts w:eastAsia="黑体"/>
         <w:b/>
         <w:bCs/>
       </w:rPr>
     </w:tblStylePr>
     <w:tblStylePr w:type="lastCol">
       <w:rPr>
+        <w:rFonts w:eastAsia="黑体"/>
         <w:b/>
         <w:bCs/>
       </w:rPr>
@@ -4472,6 +4758,7 @@
       <w:spacing w:after="0" w:line="240" w:lineRule="auto"/>
     </w:pPr>
     <w:rPr>
+      <w:rFonts w:eastAsia="黑体"/>
       <w:color w:themeColor="accent1" w:themeShade="BF" w:val="365F91"/>
     </w:rPr>
     <w:tblPr>
@@ -4494,6 +4781,7 @@
         <w:spacing w:after="0" w:before="0" w:line="240" w:lineRule="auto"/>
       </w:pPr>
       <w:rPr>
+        <w:rFonts w:eastAsia="黑体"/>
         <w:b/>
         <w:bCs/>
       </w:rPr>
@@ -4514,6 +4802,7 @@
         <w:spacing w:after="0" w:before="0" w:line="240" w:lineRule="auto"/>
       </w:pPr>
       <w:rPr>
+        <w:rFonts w:eastAsia="黑体"/>
         <w:b/>
         <w:bCs/>
       </w:rPr>
@@ -4531,12 +4820,14 @@
     </w:tblStylePr>
     <w:tblStylePr w:type="firstCol">
       <w:rPr>
+        <w:rFonts w:eastAsia="黑体"/>
         <w:b/>
         <w:bCs/>
       </w:rPr>
     </w:tblStylePr>
     <w:tblStylePr w:type="lastCol">
       <w:rPr>
+        <w:rFonts w:eastAsia="黑体"/>
         <w:b/>
         <w:bCs/>
       </w:rPr>
@@ -4575,6 +4866,7 @@
       <w:spacing w:after="0" w:line="240" w:lineRule="auto"/>
     </w:pPr>
     <w:rPr>
+      <w:rFonts w:eastAsia="黑体"/>
       <w:color w:themeColor="accent2" w:themeShade="BF" w:val="943634"/>
     </w:rPr>
     <w:tblPr>
@@ -4597,6 +4889,7 @@
         <w:spacing w:after="0" w:before="0" w:line="240" w:lineRule="auto"/>
       </w:pPr>
       <w:rPr>
+        <w:rFonts w:eastAsia="黑体"/>
         <w:b/>
         <w:bCs/>
       </w:rPr>
@@ -4617,6 +4910,7 @@
         <w:spacing w:after="0" w:before="0" w:line="240" w:lineRule="auto"/>
       </w:pPr>
       <w:rPr>
+        <w:rFonts w:eastAsia="黑体"/>
         <w:b/>
         <w:bCs/>
       </w:rPr>
@@ -4634,12 +4928,14 @@
     </w:tblStylePr>
     <w:tblStylePr w:type="firstCol">
       <w:rPr>
+        <w:rFonts w:eastAsia="黑体"/>
         <w:b/>
         <w:bCs/>
       </w:rPr>
     </w:tblStylePr>
     <w:tblStylePr w:type="lastCol">
       <w:rPr>
+        <w:rFonts w:eastAsia="黑体"/>
         <w:b/>
         <w:bCs/>
       </w:rPr>
@@ -4678,6 +4974,7 @@
       <w:spacing w:after="0" w:line="240" w:lineRule="auto"/>
     </w:pPr>
     <w:rPr>
+      <w:rFonts w:eastAsia="黑体"/>
       <w:color w:themeColor="accent3" w:themeShade="BF" w:val="76923C"/>
     </w:rPr>
     <w:tblPr>
@@ -4700,6 +4997,7 @@
         <w:spacing w:after="0" w:before="0" w:line="240" w:lineRule="auto"/>
       </w:pPr>
       <w:rPr>
+        <w:rFonts w:eastAsia="黑体"/>
         <w:b/>
         <w:bCs/>
       </w:rPr>
@@ -4720,6 +5018,7 @@
         <w:spacing w:after="0" w:before="0" w:line="240" w:lineRule="auto"/>
       </w:pPr>
       <w:rPr>
+        <w:rFonts w:eastAsia="黑体"/>
         <w:b/>
         <w:bCs/>
       </w:rPr>
@@ -4737,12 +5036,14 @@
     </w:tblStylePr>
     <w:tblStylePr w:type="firstCol">
       <w:rPr>
+        <w:rFonts w:eastAsia="黑体"/>
         <w:b/>
         <w:bCs/>
       </w:rPr>
     </w:tblStylePr>
     <w:tblStylePr w:type="lastCol">
       <w:rPr>
+        <w:rFonts w:eastAsia="黑体"/>
         <w:b/>
         <w:bCs/>
       </w:rPr>
@@ -4781,6 +5082,7 @@
       <w:spacing w:after="0" w:line="240" w:lineRule="auto"/>
     </w:pPr>
     <w:rPr>
+      <w:rFonts w:eastAsia="黑体"/>
       <w:color w:themeColor="accent4" w:themeShade="BF" w:val="5F497A"/>
     </w:rPr>
     <w:tblPr>
@@ -4803,6 +5105,7 @@
         <w:spacing w:after="0" w:before="0" w:line="240" w:lineRule="auto"/>
       </w:pPr>
       <w:rPr>
+        <w:rFonts w:eastAsia="黑体"/>
         <w:b/>
         <w:bCs/>
       </w:rPr>
@@ -4823,6 +5126,7 @@
         <w:spacing w:after="0" w:before="0" w:line="240" w:lineRule="auto"/>
       </w:pPr>
       <w:rPr>
+        <w:rFonts w:eastAsia="黑体"/>
         <w:b/>
         <w:bCs/>
       </w:rPr>
@@ -4840,12 +5144,14 @@
     </w:tblStylePr>
     <w:tblStylePr w:type="firstCol">
       <w:rPr>
+        <w:rFonts w:eastAsia="黑体"/>
         <w:b/>
         <w:bCs/>
       </w:rPr>
     </w:tblStylePr>
     <w:tblStylePr w:type="lastCol">
       <w:rPr>
+        <w:rFonts w:eastAsia="黑体"/>
         <w:b/>
         <w:bCs/>
       </w:rPr>
@@ -4884,6 +5190,7 @@
       <w:spacing w:after="0" w:line="240" w:lineRule="auto"/>
     </w:pPr>
     <w:rPr>
+      <w:rFonts w:eastAsia="黑体"/>
       <w:color w:themeColor="accent5" w:themeShade="BF" w:val="31849B"/>
     </w:rPr>
     <w:tblPr>
@@ -4906,6 +5213,7 @@
         <w:spacing w:after="0" w:before="0" w:line="240" w:lineRule="auto"/>
       </w:pPr>
       <w:rPr>
+        <w:rFonts w:eastAsia="黑体"/>
         <w:b/>
         <w:bCs/>
       </w:rPr>
@@ -4926,6 +5234,7 @@
         <w:spacing w:after="0" w:before="0" w:line="240" w:lineRule="auto"/>
       </w:pPr>
       <w:rPr>
+        <w:rFonts w:eastAsia="黑体"/>
         <w:b/>
         <w:bCs/>
       </w:rPr>
@@ -4943,12 +5252,14 @@
     </w:tblStylePr>
     <w:tblStylePr w:type="firstCol">
       <w:rPr>
+        <w:rFonts w:eastAsia="黑体"/>
         <w:b/>
         <w:bCs/>
       </w:rPr>
     </w:tblStylePr>
     <w:tblStylePr w:type="lastCol">
       <w:rPr>
+        <w:rFonts w:eastAsia="黑体"/>
         <w:b/>
         <w:bCs/>
       </w:rPr>
@@ -4987,6 +5298,7 @@
       <w:spacing w:after="0" w:line="240" w:lineRule="auto"/>
     </w:pPr>
     <w:rPr>
+      <w:rFonts w:eastAsia="黑体"/>
       <w:color w:themeColor="accent6" w:themeShade="BF" w:val="E36C0A"/>
     </w:rPr>
     <w:tblPr>
@@ -5009,6 +5321,7 @@
         <w:spacing w:after="0" w:before="0" w:line="240" w:lineRule="auto"/>
       </w:pPr>
       <w:rPr>
+        <w:rFonts w:eastAsia="黑体"/>
         <w:b/>
         <w:bCs/>
       </w:rPr>
@@ -5029,6 +5342,7 @@
         <w:spacing w:after="0" w:before="0" w:line="240" w:lineRule="auto"/>
       </w:pPr>
       <w:rPr>
+        <w:rFonts w:eastAsia="黑体"/>
         <w:b/>
         <w:bCs/>
       </w:rPr>
@@ -5046,12 +5360,14 @@
     </w:tblStylePr>
     <w:tblStylePr w:type="firstCol">
       <w:rPr>
+        <w:rFonts w:eastAsia="黑体"/>
         <w:b/>
         <w:bCs/>
       </w:rPr>
     </w:tblStylePr>
     <w:tblStylePr w:type="lastCol">
       <w:rPr>
+        <w:rFonts w:eastAsia="黑体"/>
         <w:b/>
         <w:bCs/>
       </w:rPr>
@@ -5111,6 +5427,7 @@
         <w:spacing w:after="0" w:before="0" w:line="240" w:lineRule="auto"/>
       </w:pPr>
       <w:rPr>
+        <w:rFonts w:eastAsia="黑体"/>
         <w:b/>
         <w:bCs/>
         <w:color w:themeColor="background1" w:val="FFFFFF"/>
@@ -5125,6 +5442,7 @@
         <w:spacing w:after="0" w:before="0" w:line="240" w:lineRule="auto"/>
       </w:pPr>
       <w:rPr>
+        <w:rFonts w:eastAsia="黑体"/>
         <w:b/>
         <w:bCs/>
       </w:rPr>
@@ -5140,12 +5458,14 @@
     </w:tblStylePr>
     <w:tblStylePr w:type="firstCol">
       <w:rPr>
+        <w:rFonts w:eastAsia="黑体"/>
         <w:b/>
         <w:bCs/>
       </w:rPr>
     </w:tblStylePr>
     <w:tblStylePr w:type="lastCol">
       <w:rPr>
+        <w:rFonts w:eastAsia="黑体"/>
         <w:b/>
         <w:bCs/>
       </w:rPr>
@@ -5203,6 +5523,7 @@
         <w:spacing w:after="0" w:before="0" w:line="240" w:lineRule="auto"/>
       </w:pPr>
       <w:rPr>
+        <w:rFonts w:eastAsia="黑体"/>
         <w:b/>
         <w:bCs/>
         <w:color w:themeColor="background1" w:val="FFFFFF"/>
@@ -5217,6 +5538,7 @@
         <w:spacing w:after="0" w:before="0" w:line="240" w:lineRule="auto"/>
       </w:pPr>
       <w:rPr>
+        <w:rFonts w:eastAsia="黑体"/>
         <w:b/>
         <w:bCs/>
       </w:rPr>
@@ -5232,12 +5554,14 @@
     </w:tblStylePr>
     <w:tblStylePr w:type="firstCol">
       <w:rPr>
+        <w:rFonts w:eastAsia="黑体"/>
         <w:b/>
         <w:bCs/>
       </w:rPr>
     </w:tblStylePr>
     <w:tblStylePr w:type="lastCol">
       <w:rPr>
+        <w:rFonts w:eastAsia="黑体"/>
         <w:b/>
         <w:bCs/>
       </w:rPr>
@@ -5295,6 +5619,7 @@
         <w:spacing w:after="0" w:before="0" w:line="240" w:lineRule="auto"/>
       </w:pPr>
       <w:rPr>
+        <w:rFonts w:eastAsia="黑体"/>
         <w:b/>
         <w:bCs/>
         <w:color w:themeColor="background1" w:val="FFFFFF"/>
@@ -5309,6 +5634,7 @@
         <w:spacing w:after="0" w:before="0" w:line="240" w:lineRule="auto"/>
       </w:pPr>
       <w:rPr>
+        <w:rFonts w:eastAsia="黑体"/>
         <w:b/>
         <w:bCs/>
       </w:rPr>
@@ -5324,12 +5650,14 @@
     </w:tblStylePr>
     <w:tblStylePr w:type="firstCol">
       <w:rPr>
+        <w:rFonts w:eastAsia="黑体"/>
         <w:b/>
         <w:bCs/>
       </w:rPr>
     </w:tblStylePr>
     <w:tblStylePr w:type="lastCol">
       <w:rPr>
+        <w:rFonts w:eastAsia="黑体"/>
         <w:b/>
         <w:bCs/>
       </w:rPr>
@@ -5387,6 +5715,7 @@
         <w:spacing w:after="0" w:before="0" w:line="240" w:lineRule="auto"/>
       </w:pPr>
       <w:rPr>
+        <w:rFonts w:eastAsia="黑体"/>
         <w:b/>
         <w:bCs/>
         <w:color w:themeColor="background1" w:val="FFFFFF"/>
@@ -5401,6 +5730,7 @@
         <w:spacing w:after="0" w:before="0" w:line="240" w:lineRule="auto"/>
       </w:pPr>
       <w:rPr>
+        <w:rFonts w:eastAsia="黑体"/>
         <w:b/>
         <w:bCs/>
       </w:rPr>
@@ -5416,12 +5746,14 @@
     </w:tblStylePr>
     <w:tblStylePr w:type="firstCol">
       <w:rPr>
+        <w:rFonts w:eastAsia="黑体"/>
         <w:b/>
         <w:bCs/>
       </w:rPr>
     </w:tblStylePr>
     <w:tblStylePr w:type="lastCol">
       <w:rPr>
+        <w:rFonts w:eastAsia="黑体"/>
         <w:b/>
         <w:bCs/>
       </w:rPr>
@@ -5479,6 +5811,7 @@
         <w:spacing w:after="0" w:before="0" w:line="240" w:lineRule="auto"/>
       </w:pPr>
       <w:rPr>
+        <w:rFonts w:eastAsia="黑体"/>
         <w:b/>
         <w:bCs/>
         <w:color w:themeColor="background1" w:val="FFFFFF"/>
@@ -5493,6 +5826,7 @@
         <w:spacing w:after="0" w:before="0" w:line="240" w:lineRule="auto"/>
       </w:pPr>
       <w:rPr>
+        <w:rFonts w:eastAsia="黑体"/>
         <w:b/>
         <w:bCs/>
       </w:rPr>
@@ -5508,12 +5842,14 @@
     </w:tblStylePr>
     <w:tblStylePr w:type="firstCol">
       <w:rPr>
+        <w:rFonts w:eastAsia="黑体"/>
         <w:b/>
         <w:bCs/>
       </w:rPr>
     </w:tblStylePr>
     <w:tblStylePr w:type="lastCol">
       <w:rPr>
+        <w:rFonts w:eastAsia="黑体"/>
         <w:b/>
         <w:bCs/>
       </w:rPr>
@@ -5571,6 +5907,7 @@
         <w:spacing w:after="0" w:before="0" w:line="240" w:lineRule="auto"/>
       </w:pPr>
       <w:rPr>
+        <w:rFonts w:eastAsia="黑体"/>
         <w:b/>
         <w:bCs/>
         <w:color w:themeColor="background1" w:val="FFFFFF"/>
@@ -5585,6 +5922,7 @@
         <w:spacing w:after="0" w:before="0" w:line="240" w:lineRule="auto"/>
       </w:pPr>
       <w:rPr>
+        <w:rFonts w:eastAsia="黑体"/>
         <w:b/>
         <w:bCs/>
       </w:rPr>
@@ -5600,12 +5938,14 @@
     </w:tblStylePr>
     <w:tblStylePr w:type="firstCol">
       <w:rPr>
+        <w:rFonts w:eastAsia="黑体"/>
         <w:b/>
         <w:bCs/>
       </w:rPr>
     </w:tblStylePr>
     <w:tblStylePr w:type="lastCol">
       <w:rPr>
+        <w:rFonts w:eastAsia="黑体"/>
         <w:b/>
         <w:bCs/>
       </w:rPr>
@@ -5663,6 +6003,7 @@
         <w:spacing w:after="0" w:before="0" w:line="240" w:lineRule="auto"/>
       </w:pPr>
       <w:rPr>
+        <w:rFonts w:eastAsia="黑体"/>
         <w:b/>
         <w:bCs/>
         <w:color w:themeColor="background1" w:val="FFFFFF"/>
@@ -5677,6 +6018,7 @@
         <w:spacing w:after="0" w:before="0" w:line="240" w:lineRule="auto"/>
       </w:pPr>
       <w:rPr>
+        <w:rFonts w:eastAsia="黑体"/>
         <w:b/>
         <w:bCs/>
       </w:rPr>
@@ -5692,12 +6034,14 @@
     </w:tblStylePr>
     <w:tblStylePr w:type="firstCol">
       <w:rPr>
+        <w:rFonts w:eastAsia="黑体"/>
         <w:b/>
         <w:bCs/>
       </w:rPr>
     </w:tblStylePr>
     <w:tblStylePr w:type="lastCol">
       <w:rPr>
+        <w:rFonts w:eastAsia="黑体"/>
         <w:b/>
         <w:bCs/>
       </w:rPr>
@@ -5757,7 +6101,7 @@
         <w:spacing w:after="0" w:before="0" w:line="240" w:lineRule="auto"/>
       </w:pPr>
       <w:rPr>
-        <w:rFonts w:asciiTheme="majorHAnsi" w:cstheme="majorBidi" w:eastAsiaTheme="majorEastAsia" w:hAnsiTheme="majorHAnsi"/>
+        <w:rFonts w:asciiTheme="majorHAnsi" w:cstheme="majorBidi" w:hAnsiTheme="majorHAnsi" w:eastAsia="黑体"/>
         <w:b/>
         <w:bCs/>
       </w:rPr>
@@ -5778,7 +6122,7 @@
         <w:spacing w:after="0" w:before="0" w:line="240" w:lineRule="auto"/>
       </w:pPr>
       <w:rPr>
-        <w:rFonts w:asciiTheme="majorHAnsi" w:cstheme="majorBidi" w:eastAsiaTheme="majorEastAsia" w:hAnsiTheme="majorHAnsi"/>
+        <w:rFonts w:asciiTheme="majorHAnsi" w:cstheme="majorBidi" w:hAnsiTheme="majorHAnsi" w:eastAsia="黑体"/>
         <w:b/>
         <w:bCs/>
       </w:rPr>
@@ -5796,14 +6140,14 @@
     </w:tblStylePr>
     <w:tblStylePr w:type="firstCol">
       <w:rPr>
-        <w:rFonts w:asciiTheme="majorHAnsi" w:cstheme="majorBidi" w:eastAsiaTheme="majorEastAsia" w:hAnsiTheme="majorHAnsi"/>
+        <w:rFonts w:asciiTheme="majorHAnsi" w:cstheme="majorBidi" w:hAnsiTheme="majorHAnsi" w:eastAsia="黑体"/>
         <w:b/>
         <w:bCs/>
       </w:rPr>
     </w:tblStylePr>
     <w:tblStylePr w:type="lastCol">
       <w:rPr>
-        <w:rFonts w:asciiTheme="majorHAnsi" w:cstheme="majorBidi" w:eastAsiaTheme="majorEastAsia" w:hAnsiTheme="majorHAnsi"/>
+        <w:rFonts w:asciiTheme="majorHAnsi" w:cstheme="majorBidi" w:hAnsiTheme="majorHAnsi" w:eastAsia="黑体"/>
         <w:b/>
         <w:bCs/>
       </w:rPr>
@@ -5887,7 +6231,7 @@
         <w:spacing w:after="0" w:before="0" w:line="240" w:lineRule="auto"/>
       </w:pPr>
       <w:rPr>
-        <w:rFonts w:asciiTheme="majorHAnsi" w:cstheme="majorBidi" w:eastAsiaTheme="majorEastAsia" w:hAnsiTheme="majorHAnsi"/>
+        <w:rFonts w:asciiTheme="majorHAnsi" w:cstheme="majorBidi" w:hAnsiTheme="majorHAnsi" w:eastAsia="黑体"/>
         <w:b/>
         <w:bCs/>
       </w:rPr>
@@ -5908,7 +6252,7 @@
         <w:spacing w:after="0" w:before="0" w:line="240" w:lineRule="auto"/>
       </w:pPr>
       <w:rPr>
-        <w:rFonts w:asciiTheme="majorHAnsi" w:cstheme="majorBidi" w:eastAsiaTheme="majorEastAsia" w:hAnsiTheme="majorHAnsi"/>
+        <w:rFonts w:asciiTheme="majorHAnsi" w:cstheme="majorBidi" w:hAnsiTheme="majorHAnsi" w:eastAsia="黑体"/>
         <w:b/>
         <w:bCs/>
       </w:rPr>
@@ -5926,14 +6270,14 @@
     </w:tblStylePr>
     <w:tblStylePr w:type="firstCol">
       <w:rPr>
-        <w:rFonts w:asciiTheme="majorHAnsi" w:cstheme="majorBidi" w:eastAsiaTheme="majorEastAsia" w:hAnsiTheme="majorHAnsi"/>
+        <w:rFonts w:asciiTheme="majorHAnsi" w:cstheme="majorBidi" w:hAnsiTheme="majorHAnsi" w:eastAsia="黑体"/>
         <w:b/>
         <w:bCs/>
       </w:rPr>
     </w:tblStylePr>
     <w:tblStylePr w:type="lastCol">
       <w:rPr>
-        <w:rFonts w:asciiTheme="majorHAnsi" w:cstheme="majorBidi" w:eastAsiaTheme="majorEastAsia" w:hAnsiTheme="majorHAnsi"/>
+        <w:rFonts w:asciiTheme="majorHAnsi" w:cstheme="majorBidi" w:hAnsiTheme="majorHAnsi" w:eastAsia="黑体"/>
         <w:b/>
         <w:bCs/>
       </w:rPr>
@@ -6017,7 +6361,7 @@
         <w:spacing w:after="0" w:before="0" w:line="240" w:lineRule="auto"/>
       </w:pPr>
       <w:rPr>
-        <w:rFonts w:asciiTheme="majorHAnsi" w:cstheme="majorBidi" w:eastAsiaTheme="majorEastAsia" w:hAnsiTheme="majorHAnsi"/>
+        <w:rFonts w:asciiTheme="majorHAnsi" w:cstheme="majorBidi" w:hAnsiTheme="majorHAnsi" w:eastAsia="黑体"/>
         <w:b/>
         <w:bCs/>
       </w:rPr>
@@ -6038,7 +6382,7 @@
         <w:spacing w:after="0" w:before="0" w:line="240" w:lineRule="auto"/>
       </w:pPr>
       <w:rPr>
-        <w:rFonts w:asciiTheme="majorHAnsi" w:cstheme="majorBidi" w:eastAsiaTheme="majorEastAsia" w:hAnsiTheme="majorHAnsi"/>
+        <w:rFonts w:asciiTheme="majorHAnsi" w:cstheme="majorBidi" w:hAnsiTheme="majorHAnsi" w:eastAsia="黑体"/>
         <w:b/>
         <w:bCs/>
       </w:rPr>
@@ -6056,14 +6400,14 @@
     </w:tblStylePr>
     <w:tblStylePr w:type="firstCol">
       <w:rPr>
-        <w:rFonts w:asciiTheme="majorHAnsi" w:cstheme="majorBidi" w:eastAsiaTheme="majorEastAsia" w:hAnsiTheme="majorHAnsi"/>
+        <w:rFonts w:asciiTheme="majorHAnsi" w:cstheme="majorBidi" w:hAnsiTheme="majorHAnsi" w:eastAsia="黑体"/>
         <w:b/>
         <w:bCs/>
       </w:rPr>
     </w:tblStylePr>
     <w:tblStylePr w:type="lastCol">
       <w:rPr>
-        <w:rFonts w:asciiTheme="majorHAnsi" w:cstheme="majorBidi" w:eastAsiaTheme="majorEastAsia" w:hAnsiTheme="majorHAnsi"/>
+        <w:rFonts w:asciiTheme="majorHAnsi" w:cstheme="majorBidi" w:hAnsiTheme="majorHAnsi" w:eastAsia="黑体"/>
         <w:b/>
         <w:bCs/>
       </w:rPr>
@@ -6147,7 +6491,7 @@
         <w:spacing w:after="0" w:before="0" w:line="240" w:lineRule="auto"/>
       </w:pPr>
       <w:rPr>
-        <w:rFonts w:asciiTheme="majorHAnsi" w:cstheme="majorBidi" w:eastAsiaTheme="majorEastAsia" w:hAnsiTheme="majorHAnsi"/>
+        <w:rFonts w:asciiTheme="majorHAnsi" w:cstheme="majorBidi" w:hAnsiTheme="majorHAnsi" w:eastAsia="黑体"/>
         <w:b/>
         <w:bCs/>
       </w:rPr>
@@ -6168,7 +6512,7 @@
         <w:spacing w:after="0" w:before="0" w:line="240" w:lineRule="auto"/>
       </w:pPr>
       <w:rPr>
-        <w:rFonts w:asciiTheme="majorHAnsi" w:cstheme="majorBidi" w:eastAsiaTheme="majorEastAsia" w:hAnsiTheme="majorHAnsi"/>
+        <w:rFonts w:asciiTheme="majorHAnsi" w:cstheme="majorBidi" w:hAnsiTheme="majorHAnsi" w:eastAsia="黑体"/>
         <w:b/>
         <w:bCs/>
       </w:rPr>
@@ -6186,14 +6530,14 @@
     </w:tblStylePr>
     <w:tblStylePr w:type="firstCol">
       <w:rPr>
-        <w:rFonts w:asciiTheme="majorHAnsi" w:cstheme="majorBidi" w:eastAsiaTheme="majorEastAsia" w:hAnsiTheme="majorHAnsi"/>
+        <w:rFonts w:asciiTheme="majorHAnsi" w:cstheme="majorBidi" w:hAnsiTheme="majorHAnsi" w:eastAsia="黑体"/>
         <w:b/>
         <w:bCs/>
       </w:rPr>
     </w:tblStylePr>
     <w:tblStylePr w:type="lastCol">
       <w:rPr>
-        <w:rFonts w:asciiTheme="majorHAnsi" w:cstheme="majorBidi" w:eastAsiaTheme="majorEastAsia" w:hAnsiTheme="majorHAnsi"/>
+        <w:rFonts w:asciiTheme="majorHAnsi" w:cstheme="majorBidi" w:hAnsiTheme="majorHAnsi" w:eastAsia="黑体"/>
         <w:b/>
         <w:bCs/>
       </w:rPr>
@@ -6277,7 +6621,7 @@
         <w:spacing w:after="0" w:before="0" w:line="240" w:lineRule="auto"/>
       </w:pPr>
       <w:rPr>
-        <w:rFonts w:asciiTheme="majorHAnsi" w:cstheme="majorBidi" w:eastAsiaTheme="majorEastAsia" w:hAnsiTheme="majorHAnsi"/>
+        <w:rFonts w:asciiTheme="majorHAnsi" w:cstheme="majorBidi" w:hAnsiTheme="majorHAnsi" w:eastAsia="黑体"/>
         <w:b/>
         <w:bCs/>
       </w:rPr>
@@ -6298,7 +6642,7 @@
         <w:spacing w:after="0" w:before="0" w:line="240" w:lineRule="auto"/>
       </w:pPr>
       <w:rPr>
-        <w:rFonts w:asciiTheme="majorHAnsi" w:cstheme="majorBidi" w:eastAsiaTheme="majorEastAsia" w:hAnsiTheme="majorHAnsi"/>
+        <w:rFonts w:asciiTheme="majorHAnsi" w:cstheme="majorBidi" w:hAnsiTheme="majorHAnsi" w:eastAsia="黑体"/>
         <w:b/>
         <w:bCs/>
       </w:rPr>
@@ -6316,14 +6660,14 @@
     </w:tblStylePr>
     <w:tblStylePr w:type="firstCol">
       <w:rPr>
-        <w:rFonts w:asciiTheme="majorHAnsi" w:cstheme="majorBidi" w:eastAsiaTheme="majorEastAsia" w:hAnsiTheme="majorHAnsi"/>
+        <w:rFonts w:asciiTheme="majorHAnsi" w:cstheme="majorBidi" w:hAnsiTheme="majorHAnsi" w:eastAsia="黑体"/>
         <w:b/>
         <w:bCs/>
       </w:rPr>
     </w:tblStylePr>
     <w:tblStylePr w:type="lastCol">
       <w:rPr>
-        <w:rFonts w:asciiTheme="majorHAnsi" w:cstheme="majorBidi" w:eastAsiaTheme="majorEastAsia" w:hAnsiTheme="majorHAnsi"/>
+        <w:rFonts w:asciiTheme="majorHAnsi" w:cstheme="majorBidi" w:hAnsiTheme="majorHAnsi" w:eastAsia="黑体"/>
         <w:b/>
         <w:bCs/>
       </w:rPr>
@@ -6407,7 +6751,7 @@
         <w:spacing w:after="0" w:before="0" w:line="240" w:lineRule="auto"/>
       </w:pPr>
       <w:rPr>
-        <w:rFonts w:asciiTheme="majorHAnsi" w:cstheme="majorBidi" w:eastAsiaTheme="majorEastAsia" w:hAnsiTheme="majorHAnsi"/>
+        <w:rFonts w:asciiTheme="majorHAnsi" w:cstheme="majorBidi" w:hAnsiTheme="majorHAnsi" w:eastAsia="黑体"/>
         <w:b/>
         <w:bCs/>
       </w:rPr>
@@ -6428,7 +6772,7 @@
         <w:spacing w:after="0" w:before="0" w:line="240" w:lineRule="auto"/>
       </w:pPr>
       <w:rPr>
-        <w:rFonts w:asciiTheme="majorHAnsi" w:cstheme="majorBidi" w:eastAsiaTheme="majorEastAsia" w:hAnsiTheme="majorHAnsi"/>
+        <w:rFonts w:asciiTheme="majorHAnsi" w:cstheme="majorBidi" w:hAnsiTheme="majorHAnsi" w:eastAsia="黑体"/>
         <w:b/>
         <w:bCs/>
       </w:rPr>
@@ -6446,14 +6790,14 @@
     </w:tblStylePr>
     <w:tblStylePr w:type="firstCol">
       <w:rPr>
-        <w:rFonts w:asciiTheme="majorHAnsi" w:cstheme="majorBidi" w:eastAsiaTheme="majorEastAsia" w:hAnsiTheme="majorHAnsi"/>
+        <w:rFonts w:asciiTheme="majorHAnsi" w:cstheme="majorBidi" w:hAnsiTheme="majorHAnsi" w:eastAsia="黑体"/>
         <w:b/>
         <w:bCs/>
       </w:rPr>
     </w:tblStylePr>
     <w:tblStylePr w:type="lastCol">
       <w:rPr>
-        <w:rFonts w:asciiTheme="majorHAnsi" w:cstheme="majorBidi" w:eastAsiaTheme="majorEastAsia" w:hAnsiTheme="majorHAnsi"/>
+        <w:rFonts w:asciiTheme="majorHAnsi" w:cstheme="majorBidi" w:hAnsiTheme="majorHAnsi" w:eastAsia="黑体"/>
         <w:b/>
         <w:bCs/>
       </w:rPr>
@@ -6537,7 +6881,7 @@
         <w:spacing w:after="0" w:before="0" w:line="240" w:lineRule="auto"/>
       </w:pPr>
       <w:rPr>
-        <w:rFonts w:asciiTheme="majorHAnsi" w:cstheme="majorBidi" w:eastAsiaTheme="majorEastAsia" w:hAnsiTheme="majorHAnsi"/>
+        <w:rFonts w:asciiTheme="majorHAnsi" w:cstheme="majorBidi" w:hAnsiTheme="majorHAnsi" w:eastAsia="黑体"/>
         <w:b/>
         <w:bCs/>
       </w:rPr>
@@ -6558,7 +6902,7 @@
         <w:spacing w:after="0" w:before="0" w:line="240" w:lineRule="auto"/>
       </w:pPr>
       <w:rPr>
-        <w:rFonts w:asciiTheme="majorHAnsi" w:cstheme="majorBidi" w:eastAsiaTheme="majorEastAsia" w:hAnsiTheme="majorHAnsi"/>
+        <w:rFonts w:asciiTheme="majorHAnsi" w:cstheme="majorBidi" w:hAnsiTheme="majorHAnsi" w:eastAsia="黑体"/>
         <w:b/>
         <w:bCs/>
       </w:rPr>
@@ -6576,14 +6920,14 @@
     </w:tblStylePr>
     <w:tblStylePr w:type="firstCol">
       <w:rPr>
-        <w:rFonts w:asciiTheme="majorHAnsi" w:cstheme="majorBidi" w:eastAsiaTheme="majorEastAsia" w:hAnsiTheme="majorHAnsi"/>
+        <w:rFonts w:asciiTheme="majorHAnsi" w:cstheme="majorBidi" w:hAnsiTheme="majorHAnsi" w:eastAsia="黑体"/>
         <w:b/>
         <w:bCs/>
       </w:rPr>
     </w:tblStylePr>
     <w:tblStylePr w:type="lastCol">
       <w:rPr>
-        <w:rFonts w:asciiTheme="majorHAnsi" w:cstheme="majorBidi" w:eastAsiaTheme="majorEastAsia" w:hAnsiTheme="majorHAnsi"/>
+        <w:rFonts w:asciiTheme="majorHAnsi" w:cstheme="majorBidi" w:hAnsiTheme="majorHAnsi" w:eastAsia="黑体"/>
         <w:b/>
         <w:bCs/>
       </w:rPr>
@@ -6666,6 +7010,7 @@
         <w:spacing w:after="0" w:before="0" w:line="240" w:lineRule="auto"/>
       </w:pPr>
       <w:rPr>
+        <w:rFonts w:eastAsia="黑体"/>
         <w:b/>
         <w:bCs/>
         <w:color w:themeColor="background1" w:val="FFFFFF"/>
@@ -6688,6 +7033,7 @@
         <w:spacing w:after="0" w:before="0" w:line="240" w:lineRule="auto"/>
       </w:pPr>
       <w:rPr>
+        <w:rFonts w:eastAsia="黑体"/>
         <w:b/>
         <w:bCs/>
       </w:rPr>
@@ -6705,12 +7051,14 @@
     </w:tblStylePr>
     <w:tblStylePr w:type="firstCol">
       <w:rPr>
+        <w:rFonts w:eastAsia="黑体"/>
         <w:b/>
         <w:bCs/>
       </w:rPr>
     </w:tblStylePr>
     <w:tblStylePr w:type="lastCol">
       <w:rPr>
+        <w:rFonts w:eastAsia="黑体"/>
         <w:b/>
         <w:bCs/>
       </w:rPr>
@@ -6772,6 +7120,7 @@
         <w:spacing w:after="0" w:before="0" w:line="240" w:lineRule="auto"/>
       </w:pPr>
       <w:rPr>
+        <w:rFonts w:eastAsia="黑体"/>
         <w:b/>
         <w:bCs/>
         <w:color w:themeColor="background1" w:val="FFFFFF"/>
@@ -6794,6 +7143,7 @@
         <w:spacing w:after="0" w:before="0" w:line="240" w:lineRule="auto"/>
       </w:pPr>
       <w:rPr>
+        <w:rFonts w:eastAsia="黑体"/>
         <w:b/>
         <w:bCs/>
       </w:rPr>
@@ -6811,12 +7161,14 @@
     </w:tblStylePr>
     <w:tblStylePr w:type="firstCol">
       <w:rPr>
+        <w:rFonts w:eastAsia="黑体"/>
         <w:b/>
         <w:bCs/>
       </w:rPr>
     </w:tblStylePr>
     <w:tblStylePr w:type="lastCol">
       <w:rPr>
+        <w:rFonts w:eastAsia="黑体"/>
         <w:b/>
         <w:bCs/>
       </w:rPr>
@@ -6878,6 +7230,7 @@
         <w:spacing w:after="0" w:before="0" w:line="240" w:lineRule="auto"/>
       </w:pPr>
       <w:rPr>
+        <w:rFonts w:eastAsia="黑体"/>
         <w:b/>
         <w:bCs/>
         <w:color w:themeColor="background1" w:val="FFFFFF"/>
@@ -6900,6 +7253,7 @@
         <w:spacing w:after="0" w:before="0" w:line="240" w:lineRule="auto"/>
       </w:pPr>
       <w:rPr>
+        <w:rFonts w:eastAsia="黑体"/>
         <w:b/>
         <w:bCs/>
       </w:rPr>
@@ -6917,12 +7271,14 @@
     </w:tblStylePr>
     <w:tblStylePr w:type="firstCol">
       <w:rPr>
+        <w:rFonts w:eastAsia="黑体"/>
         <w:b/>
         <w:bCs/>
       </w:rPr>
     </w:tblStylePr>
     <w:tblStylePr w:type="lastCol">
       <w:rPr>
+        <w:rFonts w:eastAsia="黑体"/>
         <w:b/>
         <w:bCs/>
       </w:rPr>
@@ -6984,6 +7340,7 @@
         <w:spacing w:after="0" w:before="0" w:line="240" w:lineRule="auto"/>
       </w:pPr>
       <w:rPr>
+        <w:rFonts w:eastAsia="黑体"/>
         <w:b/>
         <w:bCs/>
         <w:color w:themeColor="background1" w:val="FFFFFF"/>
@@ -7006,6 +7363,7 @@
         <w:spacing w:after="0" w:before="0" w:line="240" w:lineRule="auto"/>
       </w:pPr>
       <w:rPr>
+        <w:rFonts w:eastAsia="黑体"/>
         <w:b/>
         <w:bCs/>
       </w:rPr>
@@ -7023,12 +7381,14 @@
     </w:tblStylePr>
     <w:tblStylePr w:type="firstCol">
       <w:rPr>
+        <w:rFonts w:eastAsia="黑体"/>
         <w:b/>
         <w:bCs/>
       </w:rPr>
     </w:tblStylePr>
     <w:tblStylePr w:type="lastCol">
       <w:rPr>
+        <w:rFonts w:eastAsia="黑体"/>
         <w:b/>
         <w:bCs/>
       </w:rPr>
@@ -7090,6 +7450,7 @@
         <w:spacing w:after="0" w:before="0" w:line="240" w:lineRule="auto"/>
       </w:pPr>
       <w:rPr>
+        <w:rFonts w:eastAsia="黑体"/>
         <w:b/>
         <w:bCs/>
         <w:color w:themeColor="background1" w:val="FFFFFF"/>
@@ -7112,6 +7473,7 @@
         <w:spacing w:after="0" w:before="0" w:line="240" w:lineRule="auto"/>
       </w:pPr>
       <w:rPr>
+        <w:rFonts w:eastAsia="黑体"/>
         <w:b/>
         <w:bCs/>
       </w:rPr>
@@ -7129,12 +7491,14 @@
     </w:tblStylePr>
     <w:tblStylePr w:type="firstCol">
       <w:rPr>
+        <w:rFonts w:eastAsia="黑体"/>
         <w:b/>
         <w:bCs/>
       </w:rPr>
     </w:tblStylePr>
     <w:tblStylePr w:type="lastCol">
       <w:rPr>
+        <w:rFonts w:eastAsia="黑体"/>
         <w:b/>
         <w:bCs/>
       </w:rPr>
@@ -7196,6 +7560,7 @@
         <w:spacing w:after="0" w:before="0" w:line="240" w:lineRule="auto"/>
       </w:pPr>
       <w:rPr>
+        <w:rFonts w:eastAsia="黑体"/>
         <w:b/>
         <w:bCs/>
         <w:color w:themeColor="background1" w:val="FFFFFF"/>
@@ -7218,6 +7583,7 @@
         <w:spacing w:after="0" w:before="0" w:line="240" w:lineRule="auto"/>
       </w:pPr>
       <w:rPr>
+        <w:rFonts w:eastAsia="黑体"/>
         <w:b/>
         <w:bCs/>
       </w:rPr>
@@ -7235,12 +7601,14 @@
     </w:tblStylePr>
     <w:tblStylePr w:type="firstCol">
       <w:rPr>
+        <w:rFonts w:eastAsia="黑体"/>
         <w:b/>
         <w:bCs/>
       </w:rPr>
     </w:tblStylePr>
     <w:tblStylePr w:type="lastCol">
       <w:rPr>
+        <w:rFonts w:eastAsia="黑体"/>
         <w:b/>
         <w:bCs/>
       </w:rPr>
@@ -7302,6 +7670,7 @@
         <w:spacing w:after="0" w:before="0" w:line="240" w:lineRule="auto"/>
       </w:pPr>
       <w:rPr>
+        <w:rFonts w:eastAsia="黑体"/>
         <w:b/>
         <w:bCs/>
         <w:color w:themeColor="background1" w:val="FFFFFF"/>
@@ -7324,6 +7693,7 @@
         <w:spacing w:after="0" w:before="0" w:line="240" w:lineRule="auto"/>
       </w:pPr>
       <w:rPr>
+        <w:rFonts w:eastAsia="黑体"/>
         <w:b/>
         <w:bCs/>
       </w:rPr>
@@ -7341,12 +7711,14 @@
     </w:tblStylePr>
     <w:tblStylePr w:type="firstCol">
       <w:rPr>
+        <w:rFonts w:eastAsia="黑体"/>
         <w:b/>
         <w:bCs/>
       </w:rPr>
     </w:tblStylePr>
     <w:tblStylePr w:type="lastCol">
       <w:rPr>
+        <w:rFonts w:eastAsia="黑体"/>
         <w:b/>
         <w:bCs/>
       </w:rPr>
@@ -7405,6 +7777,7 @@
         <w:spacing w:after="0" w:before="0" w:line="240" w:lineRule="auto"/>
       </w:pPr>
       <w:rPr>
+        <w:rFonts w:eastAsia="黑体"/>
         <w:b/>
         <w:bCs/>
         <w:color w:themeColor="background1" w:val="FFFFFF"/>
@@ -7427,6 +7800,7 @@
         <w:spacing w:after="0" w:before="0" w:line="240" w:lineRule="auto"/>
       </w:pPr>
       <w:rPr>
+        <w:rFonts w:eastAsia="黑体"/>
         <w:color w:val="auto"/>
       </w:rPr>
       <w:tblPr/>
@@ -7444,6 +7818,7 @@
     </w:tblStylePr>
     <w:tblStylePr w:type="firstCol">
       <w:rPr>
+        <w:rFonts w:eastAsia="黑体"/>
         <w:b/>
         <w:bCs/>
         <w:color w:themeColor="background1" w:val="FFFFFF"/>
@@ -7463,6 +7838,7 @@
     </w:tblStylePr>
     <w:tblStylePr w:type="lastCol">
       <w:rPr>
+        <w:rFonts w:eastAsia="黑体"/>
         <w:b/>
         <w:bCs/>
         <w:color w:themeColor="background1" w:val="FFFFFF"/>
@@ -7511,6 +7887,7 @@
     </w:tblStylePr>
     <w:tblStylePr w:type="nwCell">
       <w:rPr>
+        <w:rFonts w:eastAsia="黑体"/>
         <w:color w:themeColor="background1" w:val="FFFFFF"/>
       </w:rPr>
       <w:tblPr/>
@@ -7554,6 +7931,7 @@
         <w:spacing w:after="0" w:before="0" w:line="240" w:lineRule="auto"/>
       </w:pPr>
       <w:rPr>
+        <w:rFonts w:eastAsia="黑体"/>
         <w:b/>
         <w:bCs/>
         <w:color w:themeColor="background1" w:val="FFFFFF"/>
@@ -7576,6 +7954,7 @@
         <w:spacing w:after="0" w:before="0" w:line="240" w:lineRule="auto"/>
       </w:pPr>
       <w:rPr>
+        <w:rFonts w:eastAsia="黑体"/>
         <w:color w:val="auto"/>
       </w:rPr>
       <w:tblPr/>
@@ -7593,6 +7972,7 @@
     </w:tblStylePr>
     <w:tblStylePr w:type="firstCol">
       <w:rPr>
+        <w:rFonts w:eastAsia="黑体"/>
         <w:b/>
         <w:bCs/>
         <w:color w:themeColor="background1" w:val="FFFFFF"/>
@@ -7612,6 +7992,7 @@
     </w:tblStylePr>
     <w:tblStylePr w:type="lastCol">
       <w:rPr>
+        <w:rFonts w:eastAsia="黑体"/>
         <w:b/>
         <w:bCs/>
         <w:color w:themeColor="background1" w:val="FFFFFF"/>
@@ -7660,6 +8041,7 @@
     </w:tblStylePr>
     <w:tblStylePr w:type="nwCell">
       <w:rPr>
+        <w:rFonts w:eastAsia="黑体"/>
         <w:color w:themeColor="background1" w:val="FFFFFF"/>
       </w:rPr>
       <w:tblPr/>
@@ -7703,6 +8085,7 @@
         <w:spacing w:after="0" w:before="0" w:line="240" w:lineRule="auto"/>
       </w:pPr>
       <w:rPr>
+        <w:rFonts w:eastAsia="黑体"/>
         <w:b/>
         <w:bCs/>
         <w:color w:themeColor="background1" w:val="FFFFFF"/>
@@ -7725,6 +8108,7 @@
         <w:spacing w:after="0" w:before="0" w:line="240" w:lineRule="auto"/>
       </w:pPr>
       <w:rPr>
+        <w:rFonts w:eastAsia="黑体"/>
         <w:color w:val="auto"/>
       </w:rPr>
       <w:tblPr/>
@@ -7742,6 +8126,7 @@
     </w:tblStylePr>
     <w:tblStylePr w:type="firstCol">
       <w:rPr>
+        <w:rFonts w:eastAsia="黑体"/>
         <w:b/>
         <w:bCs/>
         <w:color w:themeColor="background1" w:val="FFFFFF"/>
@@ -7761,6 +8146,7 @@
     </w:tblStylePr>
     <w:tblStylePr w:type="lastCol">
       <w:rPr>
+        <w:rFonts w:eastAsia="黑体"/>
         <w:b/>
         <w:bCs/>
         <w:color w:themeColor="background1" w:val="FFFFFF"/>
@@ -7809,6 +8195,7 @@
     </w:tblStylePr>
     <w:tblStylePr w:type="nwCell">
       <w:rPr>
+        <w:rFonts w:eastAsia="黑体"/>
         <w:color w:themeColor="background1" w:val="FFFFFF"/>
       </w:rPr>
       <w:tblPr/>
@@ -7852,6 +8239,7 @@
         <w:spacing w:after="0" w:before="0" w:line="240" w:lineRule="auto"/>
       </w:pPr>
       <w:rPr>
+        <w:rFonts w:eastAsia="黑体"/>
         <w:b/>
         <w:bCs/>
         <w:color w:themeColor="background1" w:val="FFFFFF"/>
@@ -7874,6 +8262,7 @@
         <w:spacing w:after="0" w:before="0" w:line="240" w:lineRule="auto"/>
       </w:pPr>
       <w:rPr>
+        <w:rFonts w:eastAsia="黑体"/>
         <w:color w:val="auto"/>
       </w:rPr>
       <w:tblPr/>
@@ -7891,6 +8280,7 @@
     </w:tblStylePr>
     <w:tblStylePr w:type="firstCol">
       <w:rPr>
+        <w:rFonts w:eastAsia="黑体"/>
         <w:b/>
         <w:bCs/>
         <w:color w:themeColor="background1" w:val="FFFFFF"/>
@@ -7910,6 +8300,7 @@
     </w:tblStylePr>
     <w:tblStylePr w:type="lastCol">
       <w:rPr>
+        <w:rFonts w:eastAsia="黑体"/>
         <w:b/>
         <w:bCs/>
         <w:color w:themeColor="background1" w:val="FFFFFF"/>
@@ -7958,6 +8349,7 @@
     </w:tblStylePr>
     <w:tblStylePr w:type="nwCell">
       <w:rPr>
+        <w:rFonts w:eastAsia="黑体"/>
         <w:color w:themeColor="background1" w:val="FFFFFF"/>
       </w:rPr>
       <w:tblPr/>
@@ -8001,6 +8393,7 @@
         <w:spacing w:after="0" w:before="0" w:line="240" w:lineRule="auto"/>
       </w:pPr>
       <w:rPr>
+        <w:rFonts w:eastAsia="黑体"/>
         <w:b/>
         <w:bCs/>
         <w:color w:themeColor="background1" w:val="FFFFFF"/>
@@ -8023,6 +8416,7 @@
         <w:spacing w:after="0" w:before="0" w:line="240" w:lineRule="auto"/>
       </w:pPr>
       <w:rPr>
+        <w:rFonts w:eastAsia="黑体"/>
         <w:color w:val="auto"/>
       </w:rPr>
       <w:tblPr/>
@@ -8040,6 +8434,7 @@
     </w:tblStylePr>
     <w:tblStylePr w:type="firstCol">
       <w:rPr>
+        <w:rFonts w:eastAsia="黑体"/>
         <w:b/>
         <w:bCs/>
         <w:color w:themeColor="background1" w:val="FFFFFF"/>
@@ -8059,6 +8454,7 @@
     </w:tblStylePr>
     <w:tblStylePr w:type="lastCol">
       <w:rPr>
+        <w:rFonts w:eastAsia="黑体"/>
         <w:b/>
         <w:bCs/>
         <w:color w:themeColor="background1" w:val="FFFFFF"/>
@@ -8107,6 +8503,7 @@
     </w:tblStylePr>
     <w:tblStylePr w:type="nwCell">
       <w:rPr>
+        <w:rFonts w:eastAsia="黑体"/>
         <w:color w:themeColor="background1" w:val="FFFFFF"/>
       </w:rPr>
       <w:tblPr/>
@@ -8150,6 +8547,7 @@
         <w:spacing w:after="0" w:before="0" w:line="240" w:lineRule="auto"/>
       </w:pPr>
       <w:rPr>
+        <w:rFonts w:eastAsia="黑体"/>
         <w:b/>
         <w:bCs/>
         <w:color w:themeColor="background1" w:val="FFFFFF"/>
@@ -8172,6 +8570,7 @@
         <w:spacing w:after="0" w:before="0" w:line="240" w:lineRule="auto"/>
       </w:pPr>
       <w:rPr>
+        <w:rFonts w:eastAsia="黑体"/>
         <w:color w:val="auto"/>
       </w:rPr>
       <w:tblPr/>
@@ -8189,6 +8588,7 @@
     </w:tblStylePr>
     <w:tblStylePr w:type="firstCol">
       <w:rPr>
+        <w:rFonts w:eastAsia="黑体"/>
         <w:b/>
         <w:bCs/>
         <w:color w:themeColor="background1" w:val="FFFFFF"/>
@@ -8208,6 +8608,7 @@
     </w:tblStylePr>
     <w:tblStylePr w:type="lastCol">
       <w:rPr>
+        <w:rFonts w:eastAsia="黑体"/>
         <w:b/>
         <w:bCs/>
         <w:color w:themeColor="background1" w:val="FFFFFF"/>
@@ -8256,6 +8657,7 @@
     </w:tblStylePr>
     <w:tblStylePr w:type="nwCell">
       <w:rPr>
+        <w:rFonts w:eastAsia="黑体"/>
         <w:color w:themeColor="background1" w:val="FFFFFF"/>
       </w:rPr>
       <w:tblPr/>
@@ -8299,6 +8701,7 @@
         <w:spacing w:after="0" w:before="0" w:line="240" w:lineRule="auto"/>
       </w:pPr>
       <w:rPr>
+        <w:rFonts w:eastAsia="黑体"/>
         <w:b/>
         <w:bCs/>
         <w:color w:themeColor="background1" w:val="FFFFFF"/>
@@ -8321,6 +8724,7 @@
         <w:spacing w:after="0" w:before="0" w:line="240" w:lineRule="auto"/>
       </w:pPr>
       <w:rPr>
+        <w:rFonts w:eastAsia="黑体"/>
         <w:color w:val="auto"/>
       </w:rPr>
       <w:tblPr/>
@@ -8338,6 +8742,7 @@
     </w:tblStylePr>
     <w:tblStylePr w:type="firstCol">
       <w:rPr>
+        <w:rFonts w:eastAsia="黑体"/>
         <w:b/>
         <w:bCs/>
         <w:color w:themeColor="background1" w:val="FFFFFF"/>
@@ -8357,6 +8762,7 @@
     </w:tblStylePr>
     <w:tblStylePr w:type="lastCol">
       <w:rPr>
+        <w:rFonts w:eastAsia="黑体"/>
         <w:b/>
         <w:bCs/>
         <w:color w:themeColor="background1" w:val="FFFFFF"/>
@@ -8405,6 +8811,7 @@
     </w:tblStylePr>
     <w:tblStylePr w:type="nwCell">
       <w:rPr>
+        <w:rFonts w:eastAsia="黑体"/>
         <w:color w:themeColor="background1" w:val="FFFFFF"/>
       </w:rPr>
       <w:tblPr/>
@@ -8429,6 +8836,7 @@
       <w:spacing w:after="0" w:line="240" w:lineRule="auto"/>
     </w:pPr>
     <w:rPr>
+      <w:rFonts w:eastAsia="黑体"/>
       <w:color w:themeColor="text1" w:val="000000"/>
     </w:rPr>
     <w:tblPr>
@@ -8448,7 +8856,7 @@
     </w:tblPr>
     <w:tblStylePr w:type="firstRow">
       <w:rPr>
-        <w:rFonts w:asciiTheme="majorHAnsi" w:cstheme="majorBidi" w:eastAsiaTheme="majorEastAsia" w:hAnsiTheme="majorHAnsi"/>
+        <w:rFonts w:asciiTheme="majorHAnsi" w:cstheme="majorBidi" w:hAnsiTheme="majorHAnsi" w:eastAsia="黑体"/>
       </w:rPr>
       <w:tblPr/>
       <w:tcPr>
@@ -8460,6 +8868,7 @@
     </w:tblStylePr>
     <w:tblStylePr w:type="lastRow">
       <w:rPr>
+        <w:rFonts w:eastAsia="黑体"/>
         <w:b/>
         <w:bCs/>
         <w:color w:themeColor="text2" w:val="1F497D"/>
@@ -8474,12 +8883,14 @@
     </w:tblStylePr>
     <w:tblStylePr w:type="firstCol">
       <w:rPr>
+        <w:rFonts w:eastAsia="黑体"/>
         <w:b/>
         <w:bCs/>
       </w:rPr>
     </w:tblStylePr>
     <w:tblStylePr w:type="lastCol">
       <w:rPr>
+        <w:rFonts w:eastAsia="黑体"/>
         <w:b/>
         <w:bCs/>
       </w:rPr>
@@ -8513,6 +8924,7 @@
       <w:spacing w:after="0" w:line="240" w:lineRule="auto"/>
     </w:pPr>
     <w:rPr>
+      <w:rFonts w:eastAsia="黑体"/>
       <w:color w:themeColor="text1" w:val="000000"/>
     </w:rPr>
     <w:tblPr>
@@ -8532,7 +8944,7 @@
     </w:tblPr>
     <w:tblStylePr w:type="firstRow">
       <w:rPr>
-        <w:rFonts w:asciiTheme="majorHAnsi" w:cstheme="majorBidi" w:eastAsiaTheme="majorEastAsia" w:hAnsiTheme="majorHAnsi"/>
+        <w:rFonts w:asciiTheme="majorHAnsi" w:cstheme="majorBidi" w:hAnsiTheme="majorHAnsi" w:eastAsia="黑体"/>
       </w:rPr>
       <w:tblPr/>
       <w:tcPr>
@@ -8544,6 +8956,7 @@
     </w:tblStylePr>
     <w:tblStylePr w:type="lastRow">
       <w:rPr>
+        <w:rFonts w:eastAsia="黑体"/>
         <w:b/>
         <w:bCs/>
         <w:color w:themeColor="text2" w:val="1F497D"/>
@@ -8558,12 +8971,14 @@
     </w:tblStylePr>
     <w:tblStylePr w:type="firstCol">
       <w:rPr>
+        <w:rFonts w:eastAsia="黑体"/>
         <w:b/>
         <w:bCs/>
       </w:rPr>
     </w:tblStylePr>
     <w:tblStylePr w:type="lastCol">
       <w:rPr>
+        <w:rFonts w:eastAsia="黑体"/>
         <w:b/>
         <w:bCs/>
       </w:rPr>
@@ -8597,6 +9012,7 @@
       <w:spacing w:after="0" w:line="240" w:lineRule="auto"/>
     </w:pPr>
     <w:rPr>
+      <w:rFonts w:eastAsia="黑体"/>
       <w:color w:themeColor="text1" w:val="000000"/>
     </w:rPr>
     <w:tblPr>
@@ -8616,7 +9032,7 @@
     </w:tblPr>
     <w:tblStylePr w:type="firstRow">
       <w:rPr>
-        <w:rFonts w:asciiTheme="majorHAnsi" w:cstheme="majorBidi" w:eastAsiaTheme="majorEastAsia" w:hAnsiTheme="majorHAnsi"/>
+        <w:rFonts w:asciiTheme="majorHAnsi" w:cstheme="majorBidi" w:hAnsiTheme="majorHAnsi" w:eastAsia="黑体"/>
       </w:rPr>
       <w:tblPr/>
       <w:tcPr>
@@ -8628,6 +9044,7 @@
     </w:tblStylePr>
     <w:tblStylePr w:type="lastRow">
       <w:rPr>
+        <w:rFonts w:eastAsia="黑体"/>
         <w:b/>
         <w:bCs/>
         <w:color w:themeColor="text2" w:val="1F497D"/>
@@ -8642,12 +9059,14 @@
     </w:tblStylePr>
     <w:tblStylePr w:type="firstCol">
       <w:rPr>
+        <w:rFonts w:eastAsia="黑体"/>
         <w:b/>
         <w:bCs/>
       </w:rPr>
     </w:tblStylePr>
     <w:tblStylePr w:type="lastCol">
       <w:rPr>
+        <w:rFonts w:eastAsia="黑体"/>
         <w:b/>
         <w:bCs/>
       </w:rPr>
@@ -8681,6 +9100,7 @@
       <w:spacing w:after="0" w:line="240" w:lineRule="auto"/>
     </w:pPr>
     <w:rPr>
+      <w:rFonts w:eastAsia="黑体"/>
       <w:color w:themeColor="text1" w:val="000000"/>
     </w:rPr>
     <w:tblPr>
@@ -8700,7 +9120,7 @@
     </w:tblPr>
     <w:tblStylePr w:type="firstRow">
       <w:rPr>
-        <w:rFonts w:asciiTheme="majorHAnsi" w:cstheme="majorBidi" w:eastAsiaTheme="majorEastAsia" w:hAnsiTheme="majorHAnsi"/>
+        <w:rFonts w:asciiTheme="majorHAnsi" w:cstheme="majorBidi" w:hAnsiTheme="majorHAnsi" w:eastAsia="黑体"/>
       </w:rPr>
       <w:tblPr/>
       <w:tcPr>
@@ -8712,6 +9132,7 @@
     </w:tblStylePr>
     <w:tblStylePr w:type="lastRow">
       <w:rPr>
+        <w:rFonts w:eastAsia="黑体"/>
         <w:b/>
         <w:bCs/>
         <w:color w:themeColor="text2" w:val="1F497D"/>
@@ -8726,12 +9147,14 @@
     </w:tblStylePr>
     <w:tblStylePr w:type="firstCol">
       <w:rPr>
+        <w:rFonts w:eastAsia="黑体"/>
         <w:b/>
         <w:bCs/>
       </w:rPr>
     </w:tblStylePr>
     <w:tblStylePr w:type="lastCol">
       <w:rPr>
+        <w:rFonts w:eastAsia="黑体"/>
         <w:b/>
         <w:bCs/>
       </w:rPr>
@@ -8765,6 +9188,7 @@
       <w:spacing w:after="0" w:line="240" w:lineRule="auto"/>
     </w:pPr>
     <w:rPr>
+      <w:rFonts w:eastAsia="黑体"/>
       <w:color w:themeColor="text1" w:val="000000"/>
     </w:rPr>
     <w:tblPr>
@@ -8784,7 +9208,7 @@
     </w:tblPr>
     <w:tblStylePr w:type="firstRow">
       <w:rPr>
-        <w:rFonts w:asciiTheme="majorHAnsi" w:cstheme="majorBidi" w:eastAsiaTheme="majorEastAsia" w:hAnsiTheme="majorHAnsi"/>
+        <w:rFonts w:asciiTheme="majorHAnsi" w:cstheme="majorBidi" w:hAnsiTheme="majorHAnsi" w:eastAsia="黑体"/>
       </w:rPr>
       <w:tblPr/>
       <w:tcPr>
@@ -8796,6 +9220,7 @@
     </w:tblStylePr>
     <w:tblStylePr w:type="lastRow">
       <w:rPr>
+        <w:rFonts w:eastAsia="黑体"/>
         <w:b/>
         <w:bCs/>
         <w:color w:themeColor="text2" w:val="1F497D"/>
@@ -8810,12 +9235,14 @@
     </w:tblStylePr>
     <w:tblStylePr w:type="firstCol">
       <w:rPr>
+        <w:rFonts w:eastAsia="黑体"/>
         <w:b/>
         <w:bCs/>
       </w:rPr>
     </w:tblStylePr>
     <w:tblStylePr w:type="lastCol">
       <w:rPr>
+        <w:rFonts w:eastAsia="黑体"/>
         <w:b/>
         <w:bCs/>
       </w:rPr>
@@ -8849,6 +9276,7 @@
       <w:spacing w:after="0" w:line="240" w:lineRule="auto"/>
     </w:pPr>
     <w:rPr>
+      <w:rFonts w:eastAsia="黑体"/>
       <w:color w:themeColor="text1" w:val="000000"/>
     </w:rPr>
     <w:tblPr>
@@ -8868,7 +9296,7 @@
     </w:tblPr>
     <w:tblStylePr w:type="firstRow">
       <w:rPr>
-        <w:rFonts w:asciiTheme="majorHAnsi" w:cstheme="majorBidi" w:eastAsiaTheme="majorEastAsia" w:hAnsiTheme="majorHAnsi"/>
+        <w:rFonts w:asciiTheme="majorHAnsi" w:cstheme="majorBidi" w:hAnsiTheme="majorHAnsi" w:eastAsia="黑体"/>
       </w:rPr>
       <w:tblPr/>
       <w:tcPr>
@@ -8880,6 +9308,7 @@
     </w:tblStylePr>
     <w:tblStylePr w:type="lastRow">
       <w:rPr>
+        <w:rFonts w:eastAsia="黑体"/>
         <w:b/>
         <w:bCs/>
         <w:color w:themeColor="text2" w:val="1F497D"/>
@@ -8894,12 +9323,14 @@
     </w:tblStylePr>
     <w:tblStylePr w:type="firstCol">
       <w:rPr>
+        <w:rFonts w:eastAsia="黑体"/>
         <w:b/>
         <w:bCs/>
       </w:rPr>
     </w:tblStylePr>
     <w:tblStylePr w:type="lastCol">
       <w:rPr>
+        <w:rFonts w:eastAsia="黑体"/>
         <w:b/>
         <w:bCs/>
       </w:rPr>
@@ -8933,6 +9364,7 @@
       <w:spacing w:after="0" w:line="240" w:lineRule="auto"/>
     </w:pPr>
     <w:rPr>
+      <w:rFonts w:eastAsia="黑体"/>
       <w:color w:themeColor="text1" w:val="000000"/>
     </w:rPr>
     <w:tblPr>
@@ -8952,7 +9384,7 @@
     </w:tblPr>
     <w:tblStylePr w:type="firstRow">
       <w:rPr>
-        <w:rFonts w:asciiTheme="majorHAnsi" w:cstheme="majorBidi" w:eastAsiaTheme="majorEastAsia" w:hAnsiTheme="majorHAnsi"/>
+        <w:rFonts w:asciiTheme="majorHAnsi" w:cstheme="majorBidi" w:hAnsiTheme="majorHAnsi" w:eastAsia="黑体"/>
       </w:rPr>
       <w:tblPr/>
       <w:tcPr>
@@ -8964,6 +9396,7 @@
     </w:tblStylePr>
     <w:tblStylePr w:type="lastRow">
       <w:rPr>
+        <w:rFonts w:eastAsia="黑体"/>
         <w:b/>
         <w:bCs/>
         <w:color w:themeColor="text2" w:val="1F497D"/>
@@ -8978,12 +9411,14 @@
     </w:tblStylePr>
     <w:tblStylePr w:type="firstCol">
       <w:rPr>
+        <w:rFonts w:eastAsia="黑体"/>
         <w:b/>
         <w:bCs/>
       </w:rPr>
     </w:tblStylePr>
     <w:tblStylePr w:type="lastCol">
       <w:rPr>
+        <w:rFonts w:eastAsia="黑体"/>
         <w:b/>
         <w:bCs/>
       </w:rPr>
@@ -9017,7 +9452,7 @@
       <w:spacing w:after="0" w:line="240" w:lineRule="auto"/>
     </w:pPr>
     <w:rPr>
-      <w:rFonts w:asciiTheme="majorHAnsi" w:cstheme="majorBidi" w:eastAsiaTheme="majorEastAsia" w:hAnsiTheme="majorHAnsi"/>
+      <w:rFonts w:asciiTheme="majorHAnsi" w:cstheme="majorBidi" w:hAnsiTheme="majorHAnsi" w:eastAsia="黑体"/>
       <w:color w:themeColor="text1" w:val="000000"/>
     </w:rPr>
     <w:tblPr>
@@ -9039,6 +9474,7 @@
     </w:tblPr>
     <w:tblStylePr w:type="firstRow">
       <w:rPr>
+        <w:rFonts w:eastAsia="黑体"/>
         <w:sz w:val="24"/>
         <w:szCs w:val="24"/>
       </w:rPr>
@@ -9145,7 +9581,7 @@
       <w:spacing w:after="0" w:line="240" w:lineRule="auto"/>
     </w:pPr>
     <w:rPr>
-      <w:rFonts w:asciiTheme="majorHAnsi" w:cstheme="majorBidi" w:eastAsiaTheme="majorEastAsia" w:hAnsiTheme="majorHAnsi"/>
+      <w:rFonts w:asciiTheme="majorHAnsi" w:cstheme="majorBidi" w:hAnsiTheme="majorHAnsi" w:eastAsia="黑体"/>
       <w:color w:themeColor="text1" w:val="000000"/>
     </w:rPr>
     <w:tblPr>
@@ -9167,6 +9603,7 @@
     </w:tblPr>
     <w:tblStylePr w:type="firstRow">
       <w:rPr>
+        <w:rFonts w:eastAsia="黑体"/>
         <w:sz w:val="24"/>
         <w:szCs w:val="24"/>
       </w:rPr>
@@ -9273,7 +9710,7 @@
       <w:spacing w:after="0" w:line="240" w:lineRule="auto"/>
     </w:pPr>
     <w:rPr>
-      <w:rFonts w:asciiTheme="majorHAnsi" w:cstheme="majorBidi" w:eastAsiaTheme="majorEastAsia" w:hAnsiTheme="majorHAnsi"/>
+      <w:rFonts w:asciiTheme="majorHAnsi" w:cstheme="majorBidi" w:hAnsiTheme="majorHAnsi" w:eastAsia="黑体"/>
       <w:color w:themeColor="text1" w:val="000000"/>
     </w:rPr>
     <w:tblPr>
@@ -9295,6 +9732,7 @@
     </w:tblPr>
     <w:tblStylePr w:type="firstRow">
       <w:rPr>
+        <w:rFonts w:eastAsia="黑体"/>
         <w:sz w:val="24"/>
         <w:szCs w:val="24"/>
       </w:rPr>
@@ -9401,7 +9839,7 @@
       <w:spacing w:after="0" w:line="240" w:lineRule="auto"/>
     </w:pPr>
     <w:rPr>
-      <w:rFonts w:asciiTheme="majorHAnsi" w:cstheme="majorBidi" w:eastAsiaTheme="majorEastAsia" w:hAnsiTheme="majorHAnsi"/>
+      <w:rFonts w:asciiTheme="majorHAnsi" w:cstheme="majorBidi" w:hAnsiTheme="majorHAnsi" w:eastAsia="黑体"/>
       <w:color w:themeColor="text1" w:val="000000"/>
     </w:rPr>
     <w:tblPr>
@@ -9423,6 +9861,7 @@
     </w:tblPr>
     <w:tblStylePr w:type="firstRow">
       <w:rPr>
+        <w:rFonts w:eastAsia="黑体"/>
         <w:sz w:val="24"/>
         <w:szCs w:val="24"/>
       </w:rPr>
@@ -9529,7 +9968,7 @@
       <w:spacing w:after="0" w:line="240" w:lineRule="auto"/>
     </w:pPr>
     <w:rPr>
-      <w:rFonts w:asciiTheme="majorHAnsi" w:cstheme="majorBidi" w:eastAsiaTheme="majorEastAsia" w:hAnsiTheme="majorHAnsi"/>
+      <w:rFonts w:asciiTheme="majorHAnsi" w:cstheme="majorBidi" w:hAnsiTheme="majorHAnsi" w:eastAsia="黑体"/>
       <w:color w:themeColor="text1" w:val="000000"/>
     </w:rPr>
     <w:tblPr>
@@ -9551,6 +9990,7 @@
     </w:tblPr>
     <w:tblStylePr w:type="firstRow">
       <w:rPr>
+        <w:rFonts w:eastAsia="黑体"/>
         <w:sz w:val="24"/>
         <w:szCs w:val="24"/>
       </w:rPr>
@@ -9657,7 +10097,7 @@
       <w:spacing w:after="0" w:line="240" w:lineRule="auto"/>
     </w:pPr>
     <w:rPr>
-      <w:rFonts w:asciiTheme="majorHAnsi" w:cstheme="majorBidi" w:eastAsiaTheme="majorEastAsia" w:hAnsiTheme="majorHAnsi"/>
+      <w:rFonts w:asciiTheme="majorHAnsi" w:cstheme="majorBidi" w:hAnsiTheme="majorHAnsi" w:eastAsia="黑体"/>
       <w:color w:themeColor="text1" w:val="000000"/>
     </w:rPr>
     <w:tblPr>
@@ -9679,6 +10119,7 @@
     </w:tblPr>
     <w:tblStylePr w:type="firstRow">
       <w:rPr>
+        <w:rFonts w:eastAsia="黑体"/>
         <w:sz w:val="24"/>
         <w:szCs w:val="24"/>
       </w:rPr>
@@ -9785,7 +10226,7 @@
       <w:spacing w:after="0" w:line="240" w:lineRule="auto"/>
     </w:pPr>
     <w:rPr>
-      <w:rFonts w:asciiTheme="majorHAnsi" w:cstheme="majorBidi" w:eastAsiaTheme="majorEastAsia" w:hAnsiTheme="majorHAnsi"/>
+      <w:rFonts w:asciiTheme="majorHAnsi" w:cstheme="majorBidi" w:hAnsiTheme="majorHAnsi" w:eastAsia="黑体"/>
       <w:color w:themeColor="text1" w:val="000000"/>
     </w:rPr>
     <w:tblPr>
@@ -9807,6 +10248,7 @@
     </w:tblPr>
     <w:tblStylePr w:type="firstRow">
       <w:rPr>
+        <w:rFonts w:eastAsia="黑体"/>
         <w:sz w:val="24"/>
         <w:szCs w:val="24"/>
       </w:rPr>
@@ -9936,12 +10378,14 @@
     </w:tcPr>
     <w:tblStylePr w:type="firstRow">
       <w:rPr>
+        <w:rFonts w:eastAsia="黑体"/>
         <w:b/>
         <w:bCs/>
       </w:rPr>
     </w:tblStylePr>
     <w:tblStylePr w:type="lastRow">
       <w:rPr>
+        <w:rFonts w:eastAsia="黑体"/>
         <w:b/>
         <w:bCs/>
       </w:rPr>
@@ -9954,12 +10398,14 @@
     </w:tblStylePr>
     <w:tblStylePr w:type="firstCol">
       <w:rPr>
+        <w:rFonts w:eastAsia="黑体"/>
         <w:b/>
         <w:bCs/>
       </w:rPr>
     </w:tblStylePr>
     <w:tblStylePr w:type="lastCol">
       <w:rPr>
+        <w:rFonts w:eastAsia="黑体"/>
         <w:b/>
         <w:bCs/>
       </w:rPr>
@@ -10009,12 +10455,14 @@
     </w:tcPr>
     <w:tblStylePr w:type="firstRow">
       <w:rPr>
+        <w:rFonts w:eastAsia="黑体"/>
         <w:b/>
         <w:bCs/>
       </w:rPr>
     </w:tblStylePr>
     <w:tblStylePr w:type="lastRow">
       <w:rPr>
+        <w:rFonts w:eastAsia="黑体"/>
         <w:b/>
         <w:bCs/>
       </w:rPr>
@@ -10027,12 +10475,14 @@
     </w:tblStylePr>
     <w:tblStylePr w:type="firstCol">
       <w:rPr>
+        <w:rFonts w:eastAsia="黑体"/>
         <w:b/>
         <w:bCs/>
       </w:rPr>
     </w:tblStylePr>
     <w:tblStylePr w:type="lastCol">
       <w:rPr>
+        <w:rFonts w:eastAsia="黑体"/>
         <w:b/>
         <w:bCs/>
       </w:rPr>
@@ -10082,12 +10532,14 @@
     </w:tcPr>
     <w:tblStylePr w:type="firstRow">
       <w:rPr>
+        <w:rFonts w:eastAsia="黑体"/>
         <w:b/>
         <w:bCs/>
       </w:rPr>
     </w:tblStylePr>
     <w:tblStylePr w:type="lastRow">
       <w:rPr>
+        <w:rFonts w:eastAsia="黑体"/>
         <w:b/>
         <w:bCs/>
       </w:rPr>
@@ -10100,12 +10552,14 @@
     </w:tblStylePr>
     <w:tblStylePr w:type="firstCol">
       <w:rPr>
+        <w:rFonts w:eastAsia="黑体"/>
         <w:b/>
         <w:bCs/>
       </w:rPr>
     </w:tblStylePr>
     <w:tblStylePr w:type="lastCol">
       <w:rPr>
+        <w:rFonts w:eastAsia="黑体"/>
         <w:b/>
         <w:bCs/>
       </w:rPr>
@@ -10155,12 +10609,14 @@
     </w:tcPr>
     <w:tblStylePr w:type="firstRow">
       <w:rPr>
+        <w:rFonts w:eastAsia="黑体"/>
         <w:b/>
         <w:bCs/>
       </w:rPr>
     </w:tblStylePr>
     <w:tblStylePr w:type="lastRow">
       <w:rPr>
+        <w:rFonts w:eastAsia="黑体"/>
         <w:b/>
         <w:bCs/>
       </w:rPr>
@@ -10173,12 +10629,14 @@
     </w:tblStylePr>
     <w:tblStylePr w:type="firstCol">
       <w:rPr>
+        <w:rFonts w:eastAsia="黑体"/>
         <w:b/>
         <w:bCs/>
       </w:rPr>
     </w:tblStylePr>
     <w:tblStylePr w:type="lastCol">
       <w:rPr>
+        <w:rFonts w:eastAsia="黑体"/>
         <w:b/>
         <w:bCs/>
       </w:rPr>
@@ -10228,12 +10686,14 @@
     </w:tcPr>
     <w:tblStylePr w:type="firstRow">
       <w:rPr>
+        <w:rFonts w:eastAsia="黑体"/>
         <w:b/>
         <w:bCs/>
       </w:rPr>
     </w:tblStylePr>
     <w:tblStylePr w:type="lastRow">
       <w:rPr>
+        <w:rFonts w:eastAsia="黑体"/>
         <w:b/>
         <w:bCs/>
       </w:rPr>
@@ -10246,12 +10706,14 @@
     </w:tblStylePr>
     <w:tblStylePr w:type="firstCol">
       <w:rPr>
+        <w:rFonts w:eastAsia="黑体"/>
         <w:b/>
         <w:bCs/>
       </w:rPr>
     </w:tblStylePr>
     <w:tblStylePr w:type="lastCol">
       <w:rPr>
+        <w:rFonts w:eastAsia="黑体"/>
         <w:b/>
         <w:bCs/>
       </w:rPr>
@@ -10301,12 +10763,14 @@
     </w:tcPr>
     <w:tblStylePr w:type="firstRow">
       <w:rPr>
+        <w:rFonts w:eastAsia="黑体"/>
         <w:b/>
         <w:bCs/>
       </w:rPr>
     </w:tblStylePr>
     <w:tblStylePr w:type="lastRow">
       <w:rPr>
+        <w:rFonts w:eastAsia="黑体"/>
         <w:b/>
         <w:bCs/>
       </w:rPr>
@@ -10319,12 +10783,14 @@
     </w:tblStylePr>
     <w:tblStylePr w:type="firstCol">
       <w:rPr>
+        <w:rFonts w:eastAsia="黑体"/>
         <w:b/>
         <w:bCs/>
       </w:rPr>
     </w:tblStylePr>
     <w:tblStylePr w:type="lastCol">
       <w:rPr>
+        <w:rFonts w:eastAsia="黑体"/>
         <w:b/>
         <w:bCs/>
       </w:rPr>
@@ -10374,12 +10840,14 @@
     </w:tcPr>
     <w:tblStylePr w:type="firstRow">
       <w:rPr>
+        <w:rFonts w:eastAsia="黑体"/>
         <w:b/>
         <w:bCs/>
       </w:rPr>
     </w:tblStylePr>
     <w:tblStylePr w:type="lastRow">
       <w:rPr>
+        <w:rFonts w:eastAsia="黑体"/>
         <w:b/>
         <w:bCs/>
       </w:rPr>
@@ -10392,12 +10860,14 @@
     </w:tblStylePr>
     <w:tblStylePr w:type="firstCol">
       <w:rPr>
+        <w:rFonts w:eastAsia="黑体"/>
         <w:b/>
         <w:bCs/>
       </w:rPr>
     </w:tblStylePr>
     <w:tblStylePr w:type="lastCol">
       <w:rPr>
+        <w:rFonts w:eastAsia="黑体"/>
         <w:b/>
         <w:bCs/>
       </w:rPr>
@@ -10424,7 +10894,7 @@
       <w:spacing w:after="0" w:line="240" w:lineRule="auto"/>
     </w:pPr>
     <w:rPr>
-      <w:rFonts w:asciiTheme="majorHAnsi" w:cstheme="majorBidi" w:eastAsiaTheme="majorEastAsia" w:hAnsiTheme="majorHAnsi"/>
+      <w:rFonts w:asciiTheme="majorHAnsi" w:cstheme="majorBidi" w:hAnsiTheme="majorHAnsi" w:eastAsia="黑体"/>
       <w:color w:themeColor="text1" w:val="000000"/>
     </w:rPr>
     <w:tblPr>
@@ -10451,6 +10921,7 @@
     </w:tcPr>
     <w:tblStylePr w:type="firstRow">
       <w:rPr>
+        <w:rFonts w:eastAsia="黑体"/>
         <w:b/>
         <w:bCs/>
         <w:color w:themeColor="text1" w:val="000000"/>
@@ -10462,6 +10933,7 @@
     </w:tblStylePr>
     <w:tblStylePr w:type="lastRow">
       <w:rPr>
+        <w:rFonts w:eastAsia="黑体"/>
         <w:b/>
         <w:bCs/>
         <w:color w:themeColor="text1" w:val="000000"/>
@@ -10481,6 +10953,7 @@
     </w:tblStylePr>
     <w:tblStylePr w:type="firstCol">
       <w:rPr>
+        <w:rFonts w:eastAsia="黑体"/>
         <w:b/>
         <w:bCs/>
         <w:color w:themeColor="text1" w:val="000000"/>
@@ -10500,6 +10973,7 @@
     </w:tblStylePr>
     <w:tblStylePr w:type="lastCol">
       <w:rPr>
+        <w:rFonts w:eastAsia="黑体"/>
         <w:b w:val="0"/>
         <w:bCs w:val="0"/>
         <w:color w:themeColor="text1" w:val="000000"/>
@@ -10549,7 +11023,7 @@
       <w:spacing w:after="0" w:line="240" w:lineRule="auto"/>
     </w:pPr>
     <w:rPr>
-      <w:rFonts w:asciiTheme="majorHAnsi" w:cstheme="majorBidi" w:eastAsiaTheme="majorEastAsia" w:hAnsiTheme="majorHAnsi"/>
+      <w:rFonts w:asciiTheme="majorHAnsi" w:cstheme="majorBidi" w:hAnsiTheme="majorHAnsi" w:eastAsia="黑体"/>
       <w:color w:themeColor="text1" w:val="000000"/>
     </w:rPr>
     <w:tblPr>
@@ -10576,6 +11050,7 @@
     </w:tcPr>
     <w:tblStylePr w:type="firstRow">
       <w:rPr>
+        <w:rFonts w:eastAsia="黑体"/>
         <w:b/>
         <w:bCs/>
         <w:color w:themeColor="text1" w:val="000000"/>
@@ -10587,6 +11062,7 @@
     </w:tblStylePr>
     <w:tblStylePr w:type="lastRow">
       <w:rPr>
+        <w:rFonts w:eastAsia="黑体"/>
         <w:b/>
         <w:bCs/>
         <w:color w:themeColor="text1" w:val="000000"/>
@@ -10606,6 +11082,7 @@
     </w:tblStylePr>
     <w:tblStylePr w:type="firstCol">
       <w:rPr>
+        <w:rFonts w:eastAsia="黑体"/>
         <w:b/>
         <w:bCs/>
         <w:color w:themeColor="text1" w:val="000000"/>
@@ -10625,6 +11102,7 @@
     </w:tblStylePr>
     <w:tblStylePr w:type="lastCol">
       <w:rPr>
+        <w:rFonts w:eastAsia="黑体"/>
         <w:b w:val="0"/>
         <w:bCs w:val="0"/>
         <w:color w:themeColor="text1" w:val="000000"/>
@@ -10674,7 +11152,7 @@
       <w:spacing w:after="0" w:line="240" w:lineRule="auto"/>
     </w:pPr>
     <w:rPr>
-      <w:rFonts w:asciiTheme="majorHAnsi" w:cstheme="majorBidi" w:eastAsiaTheme="majorEastAsia" w:hAnsiTheme="majorHAnsi"/>
+      <w:rFonts w:asciiTheme="majorHAnsi" w:cstheme="majorBidi" w:hAnsiTheme="majorHAnsi" w:eastAsia="黑体"/>
       <w:color w:themeColor="text1" w:val="000000"/>
     </w:rPr>
     <w:tblPr>
@@ -10701,6 +11179,7 @@
     </w:tcPr>
     <w:tblStylePr w:type="firstRow">
       <w:rPr>
+        <w:rFonts w:eastAsia="黑体"/>
         <w:b/>
         <w:bCs/>
         <w:color w:themeColor="text1" w:val="000000"/>
@@ -10712,6 +11191,7 @@
     </w:tblStylePr>
     <w:tblStylePr w:type="lastRow">
       <w:rPr>
+        <w:rFonts w:eastAsia="黑体"/>
         <w:b/>
         <w:bCs/>
         <w:color w:themeColor="text1" w:val="000000"/>
@@ -10731,6 +11211,7 @@
     </w:tblStylePr>
     <w:tblStylePr w:type="firstCol">
       <w:rPr>
+        <w:rFonts w:eastAsia="黑体"/>
         <w:b/>
         <w:bCs/>
         <w:color w:themeColor="text1" w:val="000000"/>
@@ -10750,6 +11231,7 @@
     </w:tblStylePr>
     <w:tblStylePr w:type="lastCol">
       <w:rPr>
+        <w:rFonts w:eastAsia="黑体"/>
         <w:b w:val="0"/>
         <w:bCs w:val="0"/>
         <w:color w:themeColor="text1" w:val="000000"/>
@@ -10799,7 +11281,7 @@
       <w:spacing w:after="0" w:line="240" w:lineRule="auto"/>
     </w:pPr>
     <w:rPr>
-      <w:rFonts w:asciiTheme="majorHAnsi" w:cstheme="majorBidi" w:eastAsiaTheme="majorEastAsia" w:hAnsiTheme="majorHAnsi"/>
+      <w:rFonts w:asciiTheme="majorHAnsi" w:cstheme="majorBidi" w:hAnsiTheme="majorHAnsi" w:eastAsia="黑体"/>
       <w:color w:themeColor="text1" w:val="000000"/>
     </w:rPr>
     <w:tblPr>
@@ -10826,6 +11308,7 @@
     </w:tcPr>
     <w:tblStylePr w:type="firstRow">
       <w:rPr>
+        <w:rFonts w:eastAsia="黑体"/>
         <w:b/>
         <w:bCs/>
         <w:color w:themeColor="text1" w:val="000000"/>
@@ -10837,6 +11320,7 @@
     </w:tblStylePr>
     <w:tblStylePr w:type="lastRow">
       <w:rPr>
+        <w:rFonts w:eastAsia="黑体"/>
         <w:b/>
         <w:bCs/>
         <w:color w:themeColor="text1" w:val="000000"/>
@@ -10856,6 +11340,7 @@
     </w:tblStylePr>
     <w:tblStylePr w:type="firstCol">
       <w:rPr>
+        <w:rFonts w:eastAsia="黑体"/>
         <w:b/>
         <w:bCs/>
         <w:color w:themeColor="text1" w:val="000000"/>
@@ -10875,6 +11360,7 @@
     </w:tblStylePr>
     <w:tblStylePr w:type="lastCol">
       <w:rPr>
+        <w:rFonts w:eastAsia="黑体"/>
         <w:b w:val="0"/>
         <w:bCs w:val="0"/>
         <w:color w:themeColor="text1" w:val="000000"/>
@@ -10924,7 +11410,7 @@
       <w:spacing w:after="0" w:line="240" w:lineRule="auto"/>
     </w:pPr>
     <w:rPr>
-      <w:rFonts w:asciiTheme="majorHAnsi" w:cstheme="majorBidi" w:eastAsiaTheme="majorEastAsia" w:hAnsiTheme="majorHAnsi"/>
+      <w:rFonts w:asciiTheme="majorHAnsi" w:cstheme="majorBidi" w:hAnsiTheme="majorHAnsi" w:eastAsia="黑体"/>
       <w:color w:themeColor="text1" w:val="000000"/>
     </w:rPr>
     <w:tblPr>
@@ -10951,6 +11437,7 @@
     </w:tcPr>
     <w:tblStylePr w:type="firstRow">
       <w:rPr>
+        <w:rFonts w:eastAsia="黑体"/>
         <w:b/>
         <w:bCs/>
         <w:color w:themeColor="text1" w:val="000000"/>
@@ -10962,6 +11449,7 @@
     </w:tblStylePr>
     <w:tblStylePr w:type="lastRow">
       <w:rPr>
+        <w:rFonts w:eastAsia="黑体"/>
         <w:b/>
         <w:bCs/>
         <w:color w:themeColor="text1" w:val="000000"/>
@@ -10981,6 +11469,7 @@
     </w:tblStylePr>
     <w:tblStylePr w:type="firstCol">
       <w:rPr>
+        <w:rFonts w:eastAsia="黑体"/>
         <w:b/>
         <w:bCs/>
         <w:color w:themeColor="text1" w:val="000000"/>
@@ -11000,6 +11489,7 @@
     </w:tblStylePr>
     <w:tblStylePr w:type="lastCol">
       <w:rPr>
+        <w:rFonts w:eastAsia="黑体"/>
         <w:b w:val="0"/>
         <w:bCs w:val="0"/>
         <w:color w:themeColor="text1" w:val="000000"/>
@@ -11049,7 +11539,7 @@
       <w:spacing w:after="0" w:line="240" w:lineRule="auto"/>
     </w:pPr>
     <w:rPr>
-      <w:rFonts w:asciiTheme="majorHAnsi" w:cstheme="majorBidi" w:eastAsiaTheme="majorEastAsia" w:hAnsiTheme="majorHAnsi"/>
+      <w:rFonts w:asciiTheme="majorHAnsi" w:cstheme="majorBidi" w:hAnsiTheme="majorHAnsi" w:eastAsia="黑体"/>
       <w:color w:themeColor="text1" w:val="000000"/>
     </w:rPr>
     <w:tblPr>
@@ -11076,6 +11566,7 @@
     </w:tcPr>
     <w:tblStylePr w:type="firstRow">
       <w:rPr>
+        <w:rFonts w:eastAsia="黑体"/>
         <w:b/>
         <w:bCs/>
         <w:color w:themeColor="text1" w:val="000000"/>
@@ -11087,6 +11578,7 @@
     </w:tblStylePr>
     <w:tblStylePr w:type="lastRow">
       <w:rPr>
+        <w:rFonts w:eastAsia="黑体"/>
         <w:b/>
         <w:bCs/>
         <w:color w:themeColor="text1" w:val="000000"/>
@@ -11106,6 +11598,7 @@
     </w:tblStylePr>
     <w:tblStylePr w:type="firstCol">
       <w:rPr>
+        <w:rFonts w:eastAsia="黑体"/>
         <w:b/>
         <w:bCs/>
         <w:color w:themeColor="text1" w:val="000000"/>
@@ -11125,6 +11618,7 @@
     </w:tblStylePr>
     <w:tblStylePr w:type="lastCol">
       <w:rPr>
+        <w:rFonts w:eastAsia="黑体"/>
         <w:b w:val="0"/>
         <w:bCs w:val="0"/>
         <w:color w:themeColor="text1" w:val="000000"/>
@@ -11174,7 +11668,7 @@
       <w:spacing w:after="0" w:line="240" w:lineRule="auto"/>
     </w:pPr>
     <w:rPr>
-      <w:rFonts w:asciiTheme="majorHAnsi" w:cstheme="majorBidi" w:eastAsiaTheme="majorEastAsia" w:hAnsiTheme="majorHAnsi"/>
+      <w:rFonts w:asciiTheme="majorHAnsi" w:cstheme="majorBidi" w:hAnsiTheme="majorHAnsi" w:eastAsia="黑体"/>
       <w:color w:themeColor="text1" w:val="000000"/>
     </w:rPr>
     <w:tblPr>
@@ -11201,6 +11695,7 @@
     </w:tcPr>
     <w:tblStylePr w:type="firstRow">
       <w:rPr>
+        <w:rFonts w:eastAsia="黑体"/>
         <w:b/>
         <w:bCs/>
         <w:color w:themeColor="text1" w:val="000000"/>
@@ -11212,6 +11707,7 @@
     </w:tblStylePr>
     <w:tblStylePr w:type="lastRow">
       <w:rPr>
+        <w:rFonts w:eastAsia="黑体"/>
         <w:b/>
         <w:bCs/>
         <w:color w:themeColor="text1" w:val="000000"/>
@@ -11231,6 +11727,7 @@
     </w:tblStylePr>
     <w:tblStylePr w:type="firstCol">
       <w:rPr>
+        <w:rFonts w:eastAsia="黑体"/>
         <w:b/>
         <w:bCs/>
         <w:color w:themeColor="text1" w:val="000000"/>
@@ -11250,6 +11747,7 @@
     </w:tblStylePr>
     <w:tblStylePr w:type="lastCol">
       <w:rPr>
+        <w:rFonts w:eastAsia="黑体"/>
         <w:b w:val="0"/>
         <w:bCs w:val="0"/>
         <w:color w:themeColor="text1" w:val="000000"/>
@@ -11322,6 +11820,7 @@
     </w:tcPr>
     <w:tblStylePr w:type="firstRow">
       <w:rPr>
+        <w:rFonts w:eastAsia="黑体"/>
         <w:b/>
         <w:bCs/>
         <w:i w:val="0"/>
@@ -11343,6 +11842,7 @@
     </w:tblStylePr>
     <w:tblStylePr w:type="lastRow">
       <w:rPr>
+        <w:rFonts w:eastAsia="黑体"/>
         <w:b/>
         <w:bCs/>
         <w:i w:val="0"/>
@@ -11364,6 +11864,7 @@
     </w:tblStylePr>
     <w:tblStylePr w:type="firstCol">
       <w:rPr>
+        <w:rFonts w:eastAsia="黑体"/>
         <w:b/>
         <w:bCs/>
         <w:i w:val="0"/>
@@ -11383,6 +11884,7 @@
     </w:tblStylePr>
     <w:tblStylePr w:type="lastCol">
       <w:rPr>
+        <w:rFonts w:eastAsia="黑体"/>
         <w:b/>
         <w:bCs/>
         <w:i w:val="0"/>
@@ -11463,6 +11965,7 @@
     </w:tcPr>
     <w:tblStylePr w:type="firstRow">
       <w:rPr>
+        <w:rFonts w:eastAsia="黑体"/>
         <w:b/>
         <w:bCs/>
         <w:i w:val="0"/>
@@ -11484,6 +11987,7 @@
     </w:tblStylePr>
     <w:tblStylePr w:type="lastRow">
       <w:rPr>
+        <w:rFonts w:eastAsia="黑体"/>
         <w:b/>
         <w:bCs/>
         <w:i w:val="0"/>
@@ -11505,6 +12009,7 @@
     </w:tblStylePr>
     <w:tblStylePr w:type="firstCol">
       <w:rPr>
+        <w:rFonts w:eastAsia="黑体"/>
         <w:b/>
         <w:bCs/>
         <w:i w:val="0"/>
@@ -11524,6 +12029,7 @@
     </w:tblStylePr>
     <w:tblStylePr w:type="lastCol">
       <w:rPr>
+        <w:rFonts w:eastAsia="黑体"/>
         <w:b/>
         <w:bCs/>
         <w:i w:val="0"/>
@@ -11604,6 +12110,7 @@
     </w:tcPr>
     <w:tblStylePr w:type="firstRow">
       <w:rPr>
+        <w:rFonts w:eastAsia="黑体"/>
         <w:b/>
         <w:bCs/>
         <w:i w:val="0"/>
@@ -11625,6 +12132,7 @@
     </w:tblStylePr>
     <w:tblStylePr w:type="lastRow">
       <w:rPr>
+        <w:rFonts w:eastAsia="黑体"/>
         <w:b/>
         <w:bCs/>
         <w:i w:val="0"/>
@@ -11646,6 +12154,7 @@
     </w:tblStylePr>
     <w:tblStylePr w:type="firstCol">
       <w:rPr>
+        <w:rFonts w:eastAsia="黑体"/>
         <w:b/>
         <w:bCs/>
         <w:i w:val="0"/>
@@ -11665,6 +12174,7 @@
     </w:tblStylePr>
     <w:tblStylePr w:type="lastCol">
       <w:rPr>
+        <w:rFonts w:eastAsia="黑体"/>
         <w:b/>
         <w:bCs/>
         <w:i w:val="0"/>
@@ -11745,6 +12255,7 @@
     </w:tcPr>
     <w:tblStylePr w:type="firstRow">
       <w:rPr>
+        <w:rFonts w:eastAsia="黑体"/>
         <w:b/>
         <w:bCs/>
         <w:i w:val="0"/>
@@ -11766,6 +12277,7 @@
     </w:tblStylePr>
     <w:tblStylePr w:type="lastRow">
       <w:rPr>
+        <w:rFonts w:eastAsia="黑体"/>
         <w:b/>
         <w:bCs/>
         <w:i w:val="0"/>
@@ -11787,6 +12299,7 @@
     </w:tblStylePr>
     <w:tblStylePr w:type="firstCol">
       <w:rPr>
+        <w:rFonts w:eastAsia="黑体"/>
         <w:b/>
         <w:bCs/>
         <w:i w:val="0"/>
@@ -11806,6 +12319,7 @@
     </w:tblStylePr>
     <w:tblStylePr w:type="lastCol">
       <w:rPr>
+        <w:rFonts w:eastAsia="黑体"/>
         <w:b/>
         <w:bCs/>
         <w:i w:val="0"/>
@@ -11886,6 +12400,7 @@
     </w:tcPr>
     <w:tblStylePr w:type="firstRow">
       <w:rPr>
+        <w:rFonts w:eastAsia="黑体"/>
         <w:b/>
         <w:bCs/>
         <w:i w:val="0"/>
@@ -11907,6 +12422,7 @@
     </w:tblStylePr>
     <w:tblStylePr w:type="lastRow">
       <w:rPr>
+        <w:rFonts w:eastAsia="黑体"/>
         <w:b/>
         <w:bCs/>
         <w:i w:val="0"/>
@@ -11928,6 +12444,7 @@
     </w:tblStylePr>
     <w:tblStylePr w:type="firstCol">
       <w:rPr>
+        <w:rFonts w:eastAsia="黑体"/>
         <w:b/>
         <w:bCs/>
         <w:i w:val="0"/>
@@ -11947,6 +12464,7 @@
     </w:tblStylePr>
     <w:tblStylePr w:type="lastCol">
       <w:rPr>
+        <w:rFonts w:eastAsia="黑体"/>
         <w:b/>
         <w:bCs/>
         <w:i w:val="0"/>
@@ -12027,6 +12545,7 @@
     </w:tcPr>
     <w:tblStylePr w:type="firstRow">
       <w:rPr>
+        <w:rFonts w:eastAsia="黑体"/>
         <w:b/>
         <w:bCs/>
         <w:i w:val="0"/>
@@ -12048,6 +12567,7 @@
     </w:tblStylePr>
     <w:tblStylePr w:type="lastRow">
       <w:rPr>
+        <w:rFonts w:eastAsia="黑体"/>
         <w:b/>
         <w:bCs/>
         <w:i w:val="0"/>
@@ -12069,6 +12589,7 @@
     </w:tblStylePr>
     <w:tblStylePr w:type="firstCol">
       <w:rPr>
+        <w:rFonts w:eastAsia="黑体"/>
         <w:b/>
         <w:bCs/>
         <w:i w:val="0"/>
@@ -12088,6 +12609,7 @@
     </w:tblStylePr>
     <w:tblStylePr w:type="lastCol">
       <w:rPr>
+        <w:rFonts w:eastAsia="黑体"/>
         <w:b/>
         <w:bCs/>
         <w:i w:val="0"/>
@@ -12168,6 +12690,7 @@
     </w:tcPr>
     <w:tblStylePr w:type="firstRow">
       <w:rPr>
+        <w:rFonts w:eastAsia="黑体"/>
         <w:b/>
         <w:bCs/>
         <w:i w:val="0"/>
@@ -12189,6 +12712,7 @@
     </w:tblStylePr>
     <w:tblStylePr w:type="lastRow">
       <w:rPr>
+        <w:rFonts w:eastAsia="黑体"/>
         <w:b/>
         <w:bCs/>
         <w:i w:val="0"/>
@@ -12210,6 +12734,7 @@
     </w:tblStylePr>
     <w:tblStylePr w:type="firstCol">
       <w:rPr>
+        <w:rFonts w:eastAsia="黑体"/>
         <w:b/>
         <w:bCs/>
         <w:i w:val="0"/>
@@ -12229,6 +12754,7 @@
     </w:tblStylePr>
     <w:tblStylePr w:type="lastCol">
       <w:rPr>
+        <w:rFonts w:eastAsia="黑体"/>
         <w:b/>
         <w:bCs/>
         <w:i w:val="0"/>
@@ -12286,6 +12812,7 @@
       <w:spacing w:after="0" w:line="240" w:lineRule="auto"/>
     </w:pPr>
     <w:rPr>
+      <w:rFonts w:eastAsia="黑体"/>
       <w:color w:themeColor="background1" w:val="FFFFFF"/>
     </w:rPr>
     <w:tblPr>
@@ -12304,6 +12831,7 @@
     </w:tcPr>
     <w:tblStylePr w:type="firstRow">
       <w:rPr>
+        <w:rFonts w:eastAsia="黑体"/>
         <w:b/>
         <w:bCs/>
       </w:rPr>
@@ -12400,6 +12928,7 @@
       <w:spacing w:after="0" w:line="240" w:lineRule="auto"/>
     </w:pPr>
     <w:rPr>
+      <w:rFonts w:eastAsia="黑体"/>
       <w:color w:themeColor="background1" w:val="FFFFFF"/>
     </w:rPr>
     <w:tblPr>
@@ -12418,6 +12947,7 @@
     </w:tcPr>
     <w:tblStylePr w:type="firstRow">
       <w:rPr>
+        <w:rFonts w:eastAsia="黑体"/>
         <w:b/>
         <w:bCs/>
       </w:rPr>
@@ -12514,6 +13044,7 @@
       <w:spacing w:after="0" w:line="240" w:lineRule="auto"/>
     </w:pPr>
     <w:rPr>
+      <w:rFonts w:eastAsia="黑体"/>
       <w:color w:themeColor="background1" w:val="FFFFFF"/>
     </w:rPr>
     <w:tblPr>
@@ -12532,6 +13063,7 @@
     </w:tcPr>
     <w:tblStylePr w:type="firstRow">
       <w:rPr>
+        <w:rFonts w:eastAsia="黑体"/>
         <w:b/>
         <w:bCs/>
       </w:rPr>
@@ -12628,6 +13160,7 @@
       <w:spacing w:after="0" w:line="240" w:lineRule="auto"/>
     </w:pPr>
     <w:rPr>
+      <w:rFonts w:eastAsia="黑体"/>
       <w:color w:themeColor="background1" w:val="FFFFFF"/>
     </w:rPr>
     <w:tblPr>
@@ -12646,6 +13179,7 @@
     </w:tcPr>
     <w:tblStylePr w:type="firstRow">
       <w:rPr>
+        <w:rFonts w:eastAsia="黑体"/>
         <w:b/>
         <w:bCs/>
       </w:rPr>
@@ -12742,6 +13276,7 @@
       <w:spacing w:after="0" w:line="240" w:lineRule="auto"/>
     </w:pPr>
     <w:rPr>
+      <w:rFonts w:eastAsia="黑体"/>
       <w:color w:themeColor="background1" w:val="FFFFFF"/>
     </w:rPr>
     <w:tblPr>
@@ -12760,6 +13295,7 @@
     </w:tcPr>
     <w:tblStylePr w:type="firstRow">
       <w:rPr>
+        <w:rFonts w:eastAsia="黑体"/>
         <w:b/>
         <w:bCs/>
       </w:rPr>
@@ -12856,6 +13392,7 @@
       <w:spacing w:after="0" w:line="240" w:lineRule="auto"/>
     </w:pPr>
     <w:rPr>
+      <w:rFonts w:eastAsia="黑体"/>
       <w:color w:themeColor="background1" w:val="FFFFFF"/>
     </w:rPr>
     <w:tblPr>
@@ -12874,6 +13411,7 @@
     </w:tcPr>
     <w:tblStylePr w:type="firstRow">
       <w:rPr>
+        <w:rFonts w:eastAsia="黑体"/>
         <w:b/>
         <w:bCs/>
       </w:rPr>
@@ -12970,6 +13508,7 @@
       <w:spacing w:after="0" w:line="240" w:lineRule="auto"/>
     </w:pPr>
     <w:rPr>
+      <w:rFonts w:eastAsia="黑体"/>
       <w:color w:themeColor="background1" w:val="FFFFFF"/>
     </w:rPr>
     <w:tblPr>
@@ -12988,6 +13527,7 @@
     </w:tcPr>
     <w:tblStylePr w:type="firstRow">
       <w:rPr>
+        <w:rFonts w:eastAsia="黑体"/>
         <w:b/>
         <w:bCs/>
       </w:rPr>
@@ -13084,6 +13624,7 @@
       <w:spacing w:after="0" w:line="240" w:lineRule="auto"/>
     </w:pPr>
     <w:rPr>
+      <w:rFonts w:eastAsia="黑体"/>
       <w:color w:themeColor="text1" w:val="000000"/>
     </w:rPr>
     <w:tblPr>
@@ -13110,6 +13651,7 @@
     </w:tcPr>
     <w:tblStylePr w:type="firstRow">
       <w:rPr>
+        <w:rFonts w:eastAsia="黑体"/>
         <w:b/>
         <w:bCs/>
       </w:rPr>
@@ -13128,6 +13670,7 @@
     </w:tblStylePr>
     <w:tblStylePr w:type="lastRow">
       <w:rPr>
+        <w:rFonts w:eastAsia="黑体"/>
         <w:b/>
         <w:bCs/>
         <w:color w:themeColor="background1" w:val="FFFFFF"/>
@@ -13142,6 +13685,7 @@
     </w:tblStylePr>
     <w:tblStylePr w:type="firstCol">
       <w:rPr>
+        <w:rFonts w:eastAsia="黑体"/>
         <w:color w:themeColor="background1" w:val="FFFFFF"/>
       </w:rPr>
       <w:tblPr/>
@@ -13159,6 +13703,7 @@
     </w:tblStylePr>
     <w:tblStylePr w:type="lastCol">
       <w:rPr>
+        <w:rFonts w:eastAsia="黑体"/>
         <w:color w:themeColor="background1" w:val="FFFFFF"/>
       </w:rPr>
       <w:tblPr/>
@@ -13188,11 +13733,13 @@
     </w:tblStylePr>
     <w:tblStylePr w:type="neCell">
       <w:rPr>
+        <w:rFonts w:eastAsia="黑体"/>
         <w:color w:themeColor="text1" w:val="000000"/>
       </w:rPr>
     </w:tblStylePr>
     <w:tblStylePr w:type="nwCell">
       <w:rPr>
+        <w:rFonts w:eastAsia="黑体"/>
         <w:color w:themeColor="text1" w:val="000000"/>
       </w:rPr>
     </w:tblStylePr>
@@ -13206,6 +13753,7 @@
       <w:spacing w:after="0" w:line="240" w:lineRule="auto"/>
     </w:pPr>
     <w:rPr>
+      <w:rFonts w:eastAsia="黑体"/>
       <w:color w:themeColor="text1" w:val="000000"/>
     </w:rPr>
     <w:tblPr>
@@ -13232,6 +13780,7 @@
     </w:tcPr>
     <w:tblStylePr w:type="firstRow">
       <w:rPr>
+        <w:rFonts w:eastAsia="黑体"/>
         <w:b/>
         <w:bCs/>
       </w:rPr>
@@ -13250,6 +13799,7 @@
     </w:tblStylePr>
     <w:tblStylePr w:type="lastRow">
       <w:rPr>
+        <w:rFonts w:eastAsia="黑体"/>
         <w:b/>
         <w:bCs/>
         <w:color w:themeColor="background1" w:val="FFFFFF"/>
@@ -13264,6 +13814,7 @@
     </w:tblStylePr>
     <w:tblStylePr w:type="firstCol">
       <w:rPr>
+        <w:rFonts w:eastAsia="黑体"/>
         <w:color w:themeColor="background1" w:val="FFFFFF"/>
       </w:rPr>
       <w:tblPr/>
@@ -13281,6 +13832,7 @@
     </w:tblStylePr>
     <w:tblStylePr w:type="lastCol">
       <w:rPr>
+        <w:rFonts w:eastAsia="黑体"/>
         <w:color w:themeColor="background1" w:val="FFFFFF"/>
       </w:rPr>
       <w:tblPr/>
@@ -13310,11 +13862,13 @@
     </w:tblStylePr>
     <w:tblStylePr w:type="neCell">
       <w:rPr>
+        <w:rFonts w:eastAsia="黑体"/>
         <w:color w:themeColor="text1" w:val="000000"/>
       </w:rPr>
     </w:tblStylePr>
     <w:tblStylePr w:type="nwCell">
       <w:rPr>
+        <w:rFonts w:eastAsia="黑体"/>
         <w:color w:themeColor="text1" w:val="000000"/>
       </w:rPr>
     </w:tblStylePr>
@@ -13328,6 +13882,7 @@
       <w:spacing w:after="0" w:line="240" w:lineRule="auto"/>
     </w:pPr>
     <w:rPr>
+      <w:rFonts w:eastAsia="黑体"/>
       <w:color w:themeColor="text1" w:val="000000"/>
     </w:rPr>
     <w:tblPr>
@@ -13354,6 +13909,7 @@
     </w:tcPr>
     <w:tblStylePr w:type="firstRow">
       <w:rPr>
+        <w:rFonts w:eastAsia="黑体"/>
         <w:b/>
         <w:bCs/>
       </w:rPr>
@@ -13372,6 +13928,7 @@
     </w:tblStylePr>
     <w:tblStylePr w:type="lastRow">
       <w:rPr>
+        <w:rFonts w:eastAsia="黑体"/>
         <w:b/>
         <w:bCs/>
         <w:color w:themeColor="background1" w:val="FFFFFF"/>
@@ -13386,6 +13943,7 @@
     </w:tblStylePr>
     <w:tblStylePr w:type="firstCol">
       <w:rPr>
+        <w:rFonts w:eastAsia="黑体"/>
         <w:color w:themeColor="background1" w:val="FFFFFF"/>
       </w:rPr>
       <w:tblPr/>
@@ -13403,6 +13961,7 @@
     </w:tblStylePr>
     <w:tblStylePr w:type="lastCol">
       <w:rPr>
+        <w:rFonts w:eastAsia="黑体"/>
         <w:color w:themeColor="background1" w:val="FFFFFF"/>
       </w:rPr>
       <w:tblPr/>
@@ -13432,11 +13991,13 @@
     </w:tblStylePr>
     <w:tblStylePr w:type="neCell">
       <w:rPr>
+        <w:rFonts w:eastAsia="黑体"/>
         <w:color w:themeColor="text1" w:val="000000"/>
       </w:rPr>
     </w:tblStylePr>
     <w:tblStylePr w:type="nwCell">
       <w:rPr>
+        <w:rFonts w:eastAsia="黑体"/>
         <w:color w:themeColor="text1" w:val="000000"/>
       </w:rPr>
     </w:tblStylePr>
@@ -13450,6 +14011,7 @@
       <w:spacing w:after="0" w:line="240" w:lineRule="auto"/>
     </w:pPr>
     <w:rPr>
+      <w:rFonts w:eastAsia="黑体"/>
       <w:color w:themeColor="text1" w:val="000000"/>
     </w:rPr>
     <w:tblPr>
@@ -13476,6 +14038,7 @@
     </w:tcPr>
     <w:tblStylePr w:type="firstRow">
       <w:rPr>
+        <w:rFonts w:eastAsia="黑体"/>
         <w:b/>
         <w:bCs/>
       </w:rPr>
@@ -13494,6 +14057,7 @@
     </w:tblStylePr>
     <w:tblStylePr w:type="lastRow">
       <w:rPr>
+        <w:rFonts w:eastAsia="黑体"/>
         <w:b/>
         <w:bCs/>
         <w:color w:themeColor="background1" w:val="FFFFFF"/>
@@ -13508,6 +14072,7 @@
     </w:tblStylePr>
     <w:tblStylePr w:type="firstCol">
       <w:rPr>
+        <w:rFonts w:eastAsia="黑体"/>
         <w:color w:themeColor="background1" w:val="FFFFFF"/>
       </w:rPr>
       <w:tblPr/>
@@ -13525,6 +14090,7 @@
     </w:tblStylePr>
     <w:tblStylePr w:type="lastCol">
       <w:rPr>
+        <w:rFonts w:eastAsia="黑体"/>
         <w:color w:themeColor="background1" w:val="FFFFFF"/>
       </w:rPr>
       <w:tblPr/>
@@ -13562,6 +14128,7 @@
       <w:spacing w:after="0" w:line="240" w:lineRule="auto"/>
     </w:pPr>
     <w:rPr>
+      <w:rFonts w:eastAsia="黑体"/>
       <w:color w:themeColor="text1" w:val="000000"/>
     </w:rPr>
     <w:tblPr>
@@ -13588,6 +14155,7 @@
     </w:tcPr>
     <w:tblStylePr w:type="firstRow">
       <w:rPr>
+        <w:rFonts w:eastAsia="黑体"/>
         <w:b/>
         <w:bCs/>
       </w:rPr>
@@ -13606,6 +14174,7 @@
     </w:tblStylePr>
     <w:tblStylePr w:type="lastRow">
       <w:rPr>
+        <w:rFonts w:eastAsia="黑体"/>
         <w:b/>
         <w:bCs/>
         <w:color w:themeColor="background1" w:val="FFFFFF"/>
@@ -13620,6 +14189,7 @@
     </w:tblStylePr>
     <w:tblStylePr w:type="firstCol">
       <w:rPr>
+        <w:rFonts w:eastAsia="黑体"/>
         <w:color w:themeColor="background1" w:val="FFFFFF"/>
       </w:rPr>
       <w:tblPr/>
@@ -13637,6 +14207,7 @@
     </w:tblStylePr>
     <w:tblStylePr w:type="lastCol">
       <w:rPr>
+        <w:rFonts w:eastAsia="黑体"/>
         <w:color w:themeColor="background1" w:val="FFFFFF"/>
       </w:rPr>
       <w:tblPr/>
@@ -13666,11 +14237,13 @@
     </w:tblStylePr>
     <w:tblStylePr w:type="neCell">
       <w:rPr>
+        <w:rFonts w:eastAsia="黑体"/>
         <w:color w:themeColor="text1" w:val="000000"/>
       </w:rPr>
     </w:tblStylePr>
     <w:tblStylePr w:type="nwCell">
       <w:rPr>
+        <w:rFonts w:eastAsia="黑体"/>
         <w:color w:themeColor="text1" w:val="000000"/>
       </w:rPr>
     </w:tblStylePr>
@@ -13684,6 +14257,7 @@
       <w:spacing w:after="0" w:line="240" w:lineRule="auto"/>
     </w:pPr>
     <w:rPr>
+      <w:rFonts w:eastAsia="黑体"/>
       <w:color w:themeColor="text1" w:val="000000"/>
     </w:rPr>
     <w:tblPr>
@@ -13710,6 +14284,7 @@
     </w:tcPr>
     <w:tblStylePr w:type="firstRow">
       <w:rPr>
+        <w:rFonts w:eastAsia="黑体"/>
         <w:b/>
         <w:bCs/>
       </w:rPr>
@@ -13728,6 +14303,7 @@
     </w:tblStylePr>
     <w:tblStylePr w:type="lastRow">
       <w:rPr>
+        <w:rFonts w:eastAsia="黑体"/>
         <w:b/>
         <w:bCs/>
         <w:color w:themeColor="background1" w:val="FFFFFF"/>
@@ -13742,6 +14318,7 @@
     </w:tblStylePr>
     <w:tblStylePr w:type="firstCol">
       <w:rPr>
+        <w:rFonts w:eastAsia="黑体"/>
         <w:color w:themeColor="background1" w:val="FFFFFF"/>
       </w:rPr>
       <w:tblPr/>
@@ -13759,6 +14336,7 @@
     </w:tblStylePr>
     <w:tblStylePr w:type="lastCol">
       <w:rPr>
+        <w:rFonts w:eastAsia="黑体"/>
         <w:color w:themeColor="background1" w:val="FFFFFF"/>
       </w:rPr>
       <w:tblPr/>
@@ -13788,11 +14366,13 @@
     </w:tblStylePr>
     <w:tblStylePr w:type="neCell">
       <w:rPr>
+        <w:rFonts w:eastAsia="黑体"/>
         <w:color w:themeColor="text1" w:val="000000"/>
       </w:rPr>
     </w:tblStylePr>
     <w:tblStylePr w:type="nwCell">
       <w:rPr>
+        <w:rFonts w:eastAsia="黑体"/>
         <w:color w:themeColor="text1" w:val="000000"/>
       </w:rPr>
     </w:tblStylePr>
@@ -13806,6 +14386,7 @@
       <w:spacing w:after="0" w:line="240" w:lineRule="auto"/>
     </w:pPr>
     <w:rPr>
+      <w:rFonts w:eastAsia="黑体"/>
       <w:color w:themeColor="text1" w:val="000000"/>
     </w:rPr>
     <w:tblPr>
@@ -13832,6 +14413,7 @@
     </w:tcPr>
     <w:tblStylePr w:type="firstRow">
       <w:rPr>
+        <w:rFonts w:eastAsia="黑体"/>
         <w:b/>
         <w:bCs/>
       </w:rPr>
@@ -13850,6 +14432,7 @@
     </w:tblStylePr>
     <w:tblStylePr w:type="lastRow">
       <w:rPr>
+        <w:rFonts w:eastAsia="黑体"/>
         <w:b/>
         <w:bCs/>
         <w:color w:themeColor="background1" w:val="FFFFFF"/>
@@ -13864,6 +14447,7 @@
     </w:tblStylePr>
     <w:tblStylePr w:type="firstCol">
       <w:rPr>
+        <w:rFonts w:eastAsia="黑体"/>
         <w:color w:themeColor="background1" w:val="FFFFFF"/>
       </w:rPr>
       <w:tblPr/>
@@ -13881,6 +14465,7 @@
     </w:tblStylePr>
     <w:tblStylePr w:type="lastCol">
       <w:rPr>
+        <w:rFonts w:eastAsia="黑体"/>
         <w:color w:themeColor="background1" w:val="FFFFFF"/>
       </w:rPr>
       <w:tblPr/>
@@ -13910,11 +14495,13 @@
     </w:tblStylePr>
     <w:tblStylePr w:type="neCell">
       <w:rPr>
+        <w:rFonts w:eastAsia="黑体"/>
         <w:color w:themeColor="text1" w:val="000000"/>
       </w:rPr>
     </w:tblStylePr>
     <w:tblStylePr w:type="nwCell">
       <w:rPr>
+        <w:rFonts w:eastAsia="黑体"/>
         <w:color w:themeColor="text1" w:val="000000"/>
       </w:rPr>
     </w:tblStylePr>
@@ -13928,6 +14515,7 @@
       <w:spacing w:after="0" w:line="240" w:lineRule="auto"/>
     </w:pPr>
     <w:rPr>
+      <w:rFonts w:eastAsia="黑体"/>
       <w:color w:themeColor="text1" w:val="000000"/>
     </w:rPr>
     <w:tblPr>
@@ -13946,6 +14534,7 @@
     </w:tcPr>
     <w:tblStylePr w:type="firstRow">
       <w:rPr>
+        <w:rFonts w:eastAsia="黑体"/>
         <w:b/>
         <w:bCs/>
         <w:color w:themeColor="background1" w:val="FFFFFF"/>
@@ -13960,6 +14549,7 @@
     </w:tblStylePr>
     <w:tblStylePr w:type="lastRow">
       <w:rPr>
+        <w:rFonts w:eastAsia="黑体"/>
         <w:b/>
         <w:bCs/>
         <w:color w:themeColor="accent2" w:themeShade="CC" w:val="9E3A38"/>
@@ -13974,12 +14564,14 @@
     </w:tblStylePr>
     <w:tblStylePr w:type="firstCol">
       <w:rPr>
+        <w:rFonts w:eastAsia="黑体"/>
         <w:b/>
         <w:bCs/>
       </w:rPr>
     </w:tblStylePr>
     <w:tblStylePr w:type="lastCol">
       <w:rPr>
+        <w:rFonts w:eastAsia="黑体"/>
         <w:b/>
         <w:bCs/>
       </w:rPr>
@@ -14014,6 +14606,7 @@
       <w:spacing w:after="0" w:line="240" w:lineRule="auto"/>
     </w:pPr>
     <w:rPr>
+      <w:rFonts w:eastAsia="黑体"/>
       <w:color w:themeColor="text1" w:val="000000"/>
     </w:rPr>
     <w:tblPr>
@@ -14032,6 +14625,7 @@
     </w:tcPr>
     <w:tblStylePr w:type="firstRow">
       <w:rPr>
+        <w:rFonts w:eastAsia="黑体"/>
         <w:b/>
         <w:bCs/>
         <w:color w:themeColor="background1" w:val="FFFFFF"/>
@@ -14046,6 +14640,7 @@
     </w:tblStylePr>
     <w:tblStylePr w:type="lastRow">
       <w:rPr>
+        <w:rFonts w:eastAsia="黑体"/>
         <w:b/>
         <w:bCs/>
         <w:color w:themeColor="accent2" w:themeShade="CC" w:val="9E3A38"/>
@@ -14060,12 +14655,14 @@
     </w:tblStylePr>
     <w:tblStylePr w:type="firstCol">
       <w:rPr>
+        <w:rFonts w:eastAsia="黑体"/>
         <w:b/>
         <w:bCs/>
       </w:rPr>
     </w:tblStylePr>
     <w:tblStylePr w:type="lastCol">
       <w:rPr>
+        <w:rFonts w:eastAsia="黑体"/>
         <w:b/>
         <w:bCs/>
       </w:rPr>
@@ -14100,6 +14697,7 @@
       <w:spacing w:after="0" w:line="240" w:lineRule="auto"/>
     </w:pPr>
     <w:rPr>
+      <w:rFonts w:eastAsia="黑体"/>
       <w:color w:themeColor="text1" w:val="000000"/>
     </w:rPr>
     <w:tblPr>
@@ -14118,6 +14716,7 @@
     </w:tcPr>
     <w:tblStylePr w:type="firstRow">
       <w:rPr>
+        <w:rFonts w:eastAsia="黑体"/>
         <w:b/>
         <w:bCs/>
         <w:color w:themeColor="background1" w:val="FFFFFF"/>
@@ -14132,6 +14731,7 @@
     </w:tblStylePr>
     <w:tblStylePr w:type="lastRow">
       <w:rPr>
+        <w:rFonts w:eastAsia="黑体"/>
         <w:b/>
         <w:bCs/>
         <w:color w:themeColor="accent2" w:themeShade="CC" w:val="9E3A38"/>
@@ -14146,12 +14746,14 @@
     </w:tblStylePr>
     <w:tblStylePr w:type="firstCol">
       <w:rPr>
+        <w:rFonts w:eastAsia="黑体"/>
         <w:b/>
         <w:bCs/>
       </w:rPr>
     </w:tblStylePr>
     <w:tblStylePr w:type="lastCol">
       <w:rPr>
+        <w:rFonts w:eastAsia="黑体"/>
         <w:b/>
         <w:bCs/>
       </w:rPr>
@@ -14186,6 +14788,7 @@
       <w:spacing w:after="0" w:line="240" w:lineRule="auto"/>
     </w:pPr>
     <w:rPr>
+      <w:rFonts w:eastAsia="黑体"/>
       <w:color w:themeColor="text1" w:val="000000"/>
     </w:rPr>
     <w:tblPr>
@@ -14204,6 +14807,7 @@
     </w:tcPr>
     <w:tblStylePr w:type="firstRow">
       <w:rPr>
+        <w:rFonts w:eastAsia="黑体"/>
         <w:b/>
         <w:bCs/>
         <w:color w:themeColor="background1" w:val="FFFFFF"/>
@@ -14218,6 +14822,7 @@
     </w:tblStylePr>
     <w:tblStylePr w:type="lastRow">
       <w:rPr>
+        <w:rFonts w:eastAsia="黑体"/>
         <w:b/>
         <w:bCs/>
         <w:color w:themeColor="accent4" w:themeShade="CC" w:val="664E82"/>
@@ -14232,12 +14837,14 @@
     </w:tblStylePr>
     <w:tblStylePr w:type="firstCol">
       <w:rPr>
+        <w:rFonts w:eastAsia="黑体"/>
         <w:b/>
         <w:bCs/>
       </w:rPr>
     </w:tblStylePr>
     <w:tblStylePr w:type="lastCol">
       <w:rPr>
+        <w:rFonts w:eastAsia="黑体"/>
         <w:b/>
         <w:bCs/>
       </w:rPr>
@@ -14272,6 +14879,7 @@
       <w:spacing w:after="0" w:line="240" w:lineRule="auto"/>
     </w:pPr>
     <w:rPr>
+      <w:rFonts w:eastAsia="黑体"/>
       <w:color w:themeColor="text1" w:val="000000"/>
     </w:rPr>
     <w:tblPr>
@@ -14290,6 +14898,7 @@
     </w:tcPr>
     <w:tblStylePr w:type="firstRow">
       <w:rPr>
+        <w:rFonts w:eastAsia="黑体"/>
         <w:b/>
         <w:bCs/>
         <w:color w:themeColor="background1" w:val="FFFFFF"/>
@@ -14304,6 +14913,7 @@
     </w:tblStylePr>
     <w:tblStylePr w:type="lastRow">
       <w:rPr>
+        <w:rFonts w:eastAsia="黑体"/>
         <w:b/>
         <w:bCs/>
         <w:color w:themeColor="accent3" w:themeShade="CC" w:val="7E9C40"/>
@@ -14318,12 +14928,14 @@
     </w:tblStylePr>
     <w:tblStylePr w:type="firstCol">
       <w:rPr>
+        <w:rFonts w:eastAsia="黑体"/>
         <w:b/>
         <w:bCs/>
       </w:rPr>
     </w:tblStylePr>
     <w:tblStylePr w:type="lastCol">
       <w:rPr>
+        <w:rFonts w:eastAsia="黑体"/>
         <w:b/>
         <w:bCs/>
       </w:rPr>
@@ -14358,6 +14970,7 @@
       <w:spacing w:after="0" w:line="240" w:lineRule="auto"/>
     </w:pPr>
     <w:rPr>
+      <w:rFonts w:eastAsia="黑体"/>
       <w:color w:themeColor="text1" w:val="000000"/>
     </w:rPr>
     <w:tblPr>
@@ -14376,6 +14989,7 @@
     </w:tcPr>
     <w:tblStylePr w:type="firstRow">
       <w:rPr>
+        <w:rFonts w:eastAsia="黑体"/>
         <w:b/>
         <w:bCs/>
         <w:color w:themeColor="background1" w:val="FFFFFF"/>
@@ -14390,6 +15004,7 @@
     </w:tblStylePr>
     <w:tblStylePr w:type="lastRow">
       <w:rPr>
+        <w:rFonts w:eastAsia="黑体"/>
         <w:b/>
         <w:bCs/>
         <w:color w:themeColor="accent6" w:themeShade="CC" w:val="F2730A"/>
@@ -14404,12 +15019,14 @@
     </w:tblStylePr>
     <w:tblStylePr w:type="firstCol">
       <w:rPr>
+        <w:rFonts w:eastAsia="黑体"/>
         <w:b/>
         <w:bCs/>
       </w:rPr>
     </w:tblStylePr>
     <w:tblStylePr w:type="lastCol">
       <w:rPr>
+        <w:rFonts w:eastAsia="黑体"/>
         <w:b/>
         <w:bCs/>
       </w:rPr>
@@ -14444,6 +15061,7 @@
       <w:spacing w:after="0" w:line="240" w:lineRule="auto"/>
     </w:pPr>
     <w:rPr>
+      <w:rFonts w:eastAsia="黑体"/>
       <w:color w:themeColor="text1" w:val="000000"/>
     </w:rPr>
     <w:tblPr>
@@ -14462,6 +15080,7 @@
     </w:tcPr>
     <w:tblStylePr w:type="firstRow">
       <w:rPr>
+        <w:rFonts w:eastAsia="黑体"/>
         <w:b/>
         <w:bCs/>
         <w:color w:themeColor="background1" w:val="FFFFFF"/>
@@ -14476,6 +15095,7 @@
     </w:tblStylePr>
     <w:tblStylePr w:type="lastRow">
       <w:rPr>
+        <w:rFonts w:eastAsia="黑体"/>
         <w:b/>
         <w:bCs/>
         <w:color w:themeColor="accent5" w:themeShade="CC" w:val="348DA5"/>
@@ -14490,12 +15110,14 @@
     </w:tblStylePr>
     <w:tblStylePr w:type="firstCol">
       <w:rPr>
+        <w:rFonts w:eastAsia="黑体"/>
         <w:b/>
         <w:bCs/>
       </w:rPr>
     </w:tblStylePr>
     <w:tblStylePr w:type="lastCol">
       <w:rPr>
+        <w:rFonts w:eastAsia="黑体"/>
         <w:b/>
         <w:bCs/>
       </w:rPr>
@@ -14530,6 +15152,7 @@
       <w:spacing w:after="0" w:line="240" w:lineRule="auto"/>
     </w:pPr>
     <w:rPr>
+      <w:rFonts w:eastAsia="黑体"/>
       <w:color w:themeColor="text1" w:val="000000"/>
     </w:rPr>
     <w:tblPr>
@@ -14551,6 +15174,7 @@
     </w:tcPr>
     <w:tblStylePr w:type="firstRow">
       <w:rPr>
+        <w:rFonts w:eastAsia="黑体"/>
         <w:b/>
         <w:bCs/>
       </w:rPr>
@@ -14561,6 +15185,7 @@
     </w:tblStylePr>
     <w:tblStylePr w:type="lastRow">
       <w:rPr>
+        <w:rFonts w:eastAsia="黑体"/>
         <w:b/>
         <w:bCs/>
         <w:color w:themeColor="text1" w:val="000000"/>
@@ -14572,6 +15197,7 @@
     </w:tblStylePr>
     <w:tblStylePr w:type="firstCol">
       <w:rPr>
+        <w:rFonts w:eastAsia="黑体"/>
         <w:color w:themeColor="background1" w:val="FFFFFF"/>
       </w:rPr>
       <w:tblPr/>
@@ -14581,6 +15207,7 @@
     </w:tblStylePr>
     <w:tblStylePr w:type="lastCol">
       <w:rPr>
+        <w:rFonts w:eastAsia="黑体"/>
         <w:color w:themeColor="background1" w:val="FFFFFF"/>
       </w:rPr>
       <w:tblPr/>
@@ -14610,6 +15237,7 @@
       <w:spacing w:after="0" w:line="240" w:lineRule="auto"/>
     </w:pPr>
     <w:rPr>
+      <w:rFonts w:eastAsia="黑体"/>
       <w:color w:themeColor="text1" w:val="000000"/>
     </w:rPr>
     <w:tblPr>
@@ -14631,6 +15259,7 @@
     </w:tcPr>
     <w:tblStylePr w:type="firstRow">
       <w:rPr>
+        <w:rFonts w:eastAsia="黑体"/>
         <w:b/>
         <w:bCs/>
       </w:rPr>
@@ -14641,6 +15270,7 @@
     </w:tblStylePr>
     <w:tblStylePr w:type="lastRow">
       <w:rPr>
+        <w:rFonts w:eastAsia="黑体"/>
         <w:b/>
         <w:bCs/>
         <w:color w:themeColor="text1" w:val="000000"/>
@@ -14652,6 +15282,7 @@
     </w:tblStylePr>
     <w:tblStylePr w:type="firstCol">
       <w:rPr>
+        <w:rFonts w:eastAsia="黑体"/>
         <w:color w:themeColor="background1" w:val="FFFFFF"/>
       </w:rPr>
       <w:tblPr/>
@@ -14661,6 +15292,7 @@
     </w:tblStylePr>
     <w:tblStylePr w:type="lastCol">
       <w:rPr>
+        <w:rFonts w:eastAsia="黑体"/>
         <w:color w:themeColor="background1" w:val="FFFFFF"/>
       </w:rPr>
       <w:tblPr/>
@@ -14690,6 +15322,7 @@
       <w:spacing w:after="0" w:line="240" w:lineRule="auto"/>
     </w:pPr>
     <w:rPr>
+      <w:rFonts w:eastAsia="黑体"/>
       <w:color w:themeColor="text1" w:val="000000"/>
     </w:rPr>
     <w:tblPr>
@@ -14711,6 +15344,7 @@
     </w:tcPr>
     <w:tblStylePr w:type="firstRow">
       <w:rPr>
+        <w:rFonts w:eastAsia="黑体"/>
         <w:b/>
         <w:bCs/>
       </w:rPr>
@@ -14721,6 +15355,7 @@
     </w:tblStylePr>
     <w:tblStylePr w:type="lastRow">
       <w:rPr>
+        <w:rFonts w:eastAsia="黑体"/>
         <w:b/>
         <w:bCs/>
         <w:color w:themeColor="text1" w:val="000000"/>
@@ -14732,6 +15367,7 @@
     </w:tblStylePr>
     <w:tblStylePr w:type="firstCol">
       <w:rPr>
+        <w:rFonts w:eastAsia="黑体"/>
         <w:color w:themeColor="background1" w:val="FFFFFF"/>
       </w:rPr>
       <w:tblPr/>
@@ -14741,6 +15377,7 @@
     </w:tblStylePr>
     <w:tblStylePr w:type="lastCol">
       <w:rPr>
+        <w:rFonts w:eastAsia="黑体"/>
         <w:color w:themeColor="background1" w:val="FFFFFF"/>
       </w:rPr>
       <w:tblPr/>
@@ -14770,6 +15407,7 @@
       <w:spacing w:after="0" w:line="240" w:lineRule="auto"/>
     </w:pPr>
     <w:rPr>
+      <w:rFonts w:eastAsia="黑体"/>
       <w:color w:themeColor="text1" w:val="000000"/>
     </w:rPr>
     <w:tblPr>
@@ -14791,6 +15429,7 @@
     </w:tcPr>
     <w:tblStylePr w:type="firstRow">
       <w:rPr>
+        <w:rFonts w:eastAsia="黑体"/>
         <w:b/>
         <w:bCs/>
       </w:rPr>
@@ -14801,6 +15440,7 @@
     </w:tblStylePr>
     <w:tblStylePr w:type="lastRow">
       <w:rPr>
+        <w:rFonts w:eastAsia="黑体"/>
         <w:b/>
         <w:bCs/>
         <w:color w:themeColor="text1" w:val="000000"/>
@@ -14812,6 +15452,7 @@
     </w:tblStylePr>
     <w:tblStylePr w:type="firstCol">
       <w:rPr>
+        <w:rFonts w:eastAsia="黑体"/>
         <w:color w:themeColor="background1" w:val="FFFFFF"/>
       </w:rPr>
       <w:tblPr/>
@@ -14821,6 +15462,7 @@
     </w:tblStylePr>
     <w:tblStylePr w:type="lastCol">
       <w:rPr>
+        <w:rFonts w:eastAsia="黑体"/>
         <w:color w:themeColor="background1" w:val="FFFFFF"/>
       </w:rPr>
       <w:tblPr/>
@@ -14850,6 +15492,7 @@
       <w:spacing w:after="0" w:line="240" w:lineRule="auto"/>
     </w:pPr>
     <w:rPr>
+      <w:rFonts w:eastAsia="黑体"/>
       <w:color w:themeColor="text1" w:val="000000"/>
     </w:rPr>
     <w:tblPr>
@@ -14871,6 +15514,7 @@
     </w:tcPr>
     <w:tblStylePr w:type="firstRow">
       <w:rPr>
+        <w:rFonts w:eastAsia="黑体"/>
         <w:b/>
         <w:bCs/>
       </w:rPr>
@@ -14881,6 +15525,7 @@
     </w:tblStylePr>
     <w:tblStylePr w:type="lastRow">
       <w:rPr>
+        <w:rFonts w:eastAsia="黑体"/>
         <w:b/>
         <w:bCs/>
         <w:color w:themeColor="text1" w:val="000000"/>
@@ -14892,6 +15537,7 @@
     </w:tblStylePr>
     <w:tblStylePr w:type="firstCol">
       <w:rPr>
+        <w:rFonts w:eastAsia="黑体"/>
         <w:color w:themeColor="background1" w:val="FFFFFF"/>
       </w:rPr>
       <w:tblPr/>
@@ -14901,6 +15547,7 @@
     </w:tblStylePr>
     <w:tblStylePr w:type="lastCol">
       <w:rPr>
+        <w:rFonts w:eastAsia="黑体"/>
         <w:color w:themeColor="background1" w:val="FFFFFF"/>
       </w:rPr>
       <w:tblPr/>
@@ -14930,6 +15577,7 @@
       <w:spacing w:after="0" w:line="240" w:lineRule="auto"/>
     </w:pPr>
     <w:rPr>
+      <w:rFonts w:eastAsia="黑体"/>
       <w:color w:themeColor="text1" w:val="000000"/>
     </w:rPr>
     <w:tblPr>
@@ -14951,6 +15599,7 @@
     </w:tcPr>
     <w:tblStylePr w:type="firstRow">
       <w:rPr>
+        <w:rFonts w:eastAsia="黑体"/>
         <w:b/>
         <w:bCs/>
       </w:rPr>
@@ -14961,6 +15610,7 @@
     </w:tblStylePr>
     <w:tblStylePr w:type="lastRow">
       <w:rPr>
+        <w:rFonts w:eastAsia="黑体"/>
         <w:b/>
         <w:bCs/>
         <w:color w:themeColor="text1" w:val="000000"/>
@@ -14972,6 +15622,7 @@
     </w:tblStylePr>
     <w:tblStylePr w:type="firstCol">
       <w:rPr>
+        <w:rFonts w:eastAsia="黑体"/>
         <w:color w:themeColor="background1" w:val="FFFFFF"/>
       </w:rPr>
       <w:tblPr/>
@@ -14981,6 +15632,7 @@
     </w:tblStylePr>
     <w:tblStylePr w:type="lastCol">
       <w:rPr>
+        <w:rFonts w:eastAsia="黑体"/>
         <w:color w:themeColor="background1" w:val="FFFFFF"/>
       </w:rPr>
       <w:tblPr/>
@@ -15010,6 +15662,7 @@
       <w:spacing w:after="0" w:line="240" w:lineRule="auto"/>
     </w:pPr>
     <w:rPr>
+      <w:rFonts w:eastAsia="黑体"/>
       <w:color w:themeColor="text1" w:val="000000"/>
     </w:rPr>
     <w:tblPr>
@@ -15031,6 +15684,7 @@
     </w:tcPr>
     <w:tblStylePr w:type="firstRow">
       <w:rPr>
+        <w:rFonts w:eastAsia="黑体"/>
         <w:b/>
         <w:bCs/>
       </w:rPr>
@@ -15041,6 +15695,7 @@
     </w:tblStylePr>
     <w:tblStylePr w:type="lastRow">
       <w:rPr>
+        <w:rFonts w:eastAsia="黑体"/>
         <w:b/>
         <w:bCs/>
         <w:color w:themeColor="text1" w:val="000000"/>
@@ -15052,6 +15707,7 @@
     </w:tblStylePr>
     <w:tblStylePr w:type="firstCol">
       <w:rPr>
+        <w:rFonts w:eastAsia="黑体"/>
         <w:color w:themeColor="background1" w:val="FFFFFF"/>
       </w:rPr>
       <w:tblPr/>
@@ -15061,6 +15717,7 @@
     </w:tblStylePr>
     <w:tblStylePr w:type="lastCol">
       <w:rPr>
+        <w:rFonts w:eastAsia="黑体"/>
         <w:color w:themeColor="background1" w:val="FFFFFF"/>
       </w:rPr>
       <w:tblPr/>
@@ -15093,6 +15750,7 @@
     <w:name w:val="KeywordTok"/>
     <w:basedOn w:val="VerbatimChar"/>
     <w:rPr>
+      <w:rFonts w:eastAsia="黑体"/>
       <w:b/>
       <w:color w:val="007020"/>
     </w:rPr>
@@ -15101,6 +15759,7 @@
     <w:name w:val="DataTypeTok"/>
     <w:basedOn w:val="VerbatimChar"/>
     <w:rPr>
+      <w:rFonts w:eastAsia="黑体"/>
       <w:color w:val="902000"/>
     </w:rPr>
   </w:style>
@@ -15108,6 +15767,7 @@
     <w:name w:val="DecValTok"/>
     <w:basedOn w:val="VerbatimChar"/>
     <w:rPr>
+      <w:rFonts w:eastAsia="黑体"/>
       <w:color w:val="40a070"/>
     </w:rPr>
   </w:style>
@@ -15115,6 +15775,7 @@
     <w:name w:val="BaseNTok"/>
     <w:basedOn w:val="VerbatimChar"/>
     <w:rPr>
+      <w:rFonts w:eastAsia="黑体"/>
       <w:color w:val="40a070"/>
     </w:rPr>
   </w:style>
@@ -15122,6 +15783,7 @@
     <w:name w:val="FloatTok"/>
     <w:basedOn w:val="VerbatimChar"/>
     <w:rPr>
+      <w:rFonts w:eastAsia="黑体"/>
       <w:color w:val="40a070"/>
     </w:rPr>
   </w:style>
@@ -15129,6 +15791,7 @@
     <w:name w:val="ConstantTok"/>
     <w:basedOn w:val="VerbatimChar"/>
     <w:rPr>
+      <w:rFonts w:eastAsia="黑体"/>
       <w:color w:val="880000"/>
     </w:rPr>
   </w:style>
@@ -15136,6 +15799,7 @@
     <w:name w:val="CharTok"/>
     <w:basedOn w:val="VerbatimChar"/>
     <w:rPr>
+      <w:rFonts w:eastAsia="黑体"/>
       <w:color w:val="4070a0"/>
     </w:rPr>
   </w:style>
@@ -15143,6 +15807,7 @@
     <w:name w:val="SpecialCharTok"/>
     <w:basedOn w:val="VerbatimChar"/>
     <w:rPr>
+      <w:rFonts w:eastAsia="黑体"/>
       <w:color w:val="4070a0"/>
     </w:rPr>
   </w:style>
@@ -15150,6 +15815,7 @@
     <w:name w:val="StringTok"/>
     <w:basedOn w:val="VerbatimChar"/>
     <w:rPr>
+      <w:rFonts w:eastAsia="黑体"/>
       <w:color w:val="4070a0"/>
     </w:rPr>
   </w:style>
@@ -15157,6 +15823,7 @@
     <w:name w:val="VerbatimStringTok"/>
     <w:basedOn w:val="VerbatimChar"/>
     <w:rPr>
+      <w:rFonts w:eastAsia="黑体"/>
       <w:color w:val="4070a0"/>
     </w:rPr>
   </w:style>
@@ -15164,6 +15831,7 @@
     <w:name w:val="SpecialStringTok"/>
     <w:basedOn w:val="VerbatimChar"/>
     <w:rPr>
+      <w:rFonts w:eastAsia="黑体"/>
       <w:color w:val="bb6688"/>
     </w:rPr>
   </w:style>
@@ -15171,6 +15839,7 @@
     <w:name w:val="ImportTok"/>
     <w:basedOn w:val="VerbatimChar"/>
     <w:rPr>
+      <w:rFonts w:eastAsia="黑体"/>
       <w:b/>
       <w:color w:val="008000"/>
     </w:rPr>
@@ -15179,6 +15848,7 @@
     <w:name w:val="CommentTok"/>
     <w:basedOn w:val="VerbatimChar"/>
     <w:rPr>
+      <w:rFonts w:eastAsia="黑体"/>
       <w:i/>
       <w:color w:val="60a0b0"/>
     </w:rPr>
@@ -15187,6 +15857,7 @@
     <w:name w:val="DocumentationTok"/>
     <w:basedOn w:val="VerbatimChar"/>
     <w:rPr>
+      <w:rFonts w:eastAsia="黑体"/>
       <w:i/>
       <w:color w:val="ba2121"/>
     </w:rPr>
@@ -15195,6 +15866,7 @@
     <w:name w:val="AnnotationTok"/>
     <w:basedOn w:val="VerbatimChar"/>
     <w:rPr>
+      <w:rFonts w:eastAsia="黑体"/>
       <w:b/>
       <w:i/>
       <w:color w:val="60a0b0"/>
@@ -15204,6 +15876,7 @@
     <w:name w:val="CommentVarTok"/>
     <w:basedOn w:val="VerbatimChar"/>
     <w:rPr>
+      <w:rFonts w:eastAsia="黑体"/>
       <w:b/>
       <w:i/>
       <w:color w:val="60a0b0"/>
@@ -15213,6 +15886,7 @@
     <w:name w:val="OtherTok"/>
     <w:basedOn w:val="VerbatimChar"/>
     <w:rPr>
+      <w:rFonts w:eastAsia="黑体"/>
       <w:color w:val="007020"/>
     </w:rPr>
   </w:style>
@@ -15220,6 +15894,7 @@
     <w:name w:val="FunctionTok"/>
     <w:basedOn w:val="VerbatimChar"/>
     <w:rPr>
+      <w:rFonts w:eastAsia="黑体"/>
       <w:color w:val="06287e"/>
     </w:rPr>
   </w:style>
@@ -15227,6 +15902,7 @@
     <w:name w:val="VariableTok"/>
     <w:basedOn w:val="VerbatimChar"/>
     <w:rPr>
+      <w:rFonts w:eastAsia="黑体"/>
       <w:color w:val="19177c"/>
     </w:rPr>
   </w:style>
@@ -15234,6 +15910,7 @@
     <w:name w:val="ControlFlowTok"/>
     <w:basedOn w:val="VerbatimChar"/>
     <w:rPr>
+      <w:rFonts w:eastAsia="黑体"/>
       <w:b/>
       <w:color w:val="007020"/>
     </w:rPr>
@@ -15242,6 +15919,7 @@
     <w:name w:val="OperatorTok"/>
     <w:basedOn w:val="VerbatimChar"/>
     <w:rPr>
+      <w:rFonts w:eastAsia="黑体"/>
       <w:color w:val="666666"/>
     </w:rPr>
   </w:style>
@@ -15249,18 +15927,22 @@
     <w:name w:val="BuiltInTok"/>
     <w:basedOn w:val="VerbatimChar"/>
     <w:rPr>
+      <w:rFonts w:eastAsia="黑体"/>
       <w:color w:val="008000"/>
     </w:rPr>
   </w:style>
   <w:style w:type="character" w:customStyle="1" w:styleId="ExtensionTok">
     <w:name w:val="ExtensionTok"/>
     <w:basedOn w:val="VerbatimChar"/>
-    <w:rPr/>
+    <w:rPr>
+      <w:rFonts w:eastAsia="黑体"/>
+    </w:rPr>
   </w:style>
   <w:style w:type="character" w:customStyle="1" w:styleId="PreprocessorTok">
     <w:name w:val="PreprocessorTok"/>
     <w:basedOn w:val="VerbatimChar"/>
     <w:rPr>
+      <w:rFonts w:eastAsia="黑体"/>
       <w:color w:val="bc7a00"/>
     </w:rPr>
   </w:style>
@@ -15268,18 +15950,22 @@
     <w:name w:val="AttributeTok"/>
     <w:basedOn w:val="VerbatimChar"/>
     <w:rPr>
+      <w:rFonts w:eastAsia="黑体"/>
       <w:color w:val="7d9029"/>
     </w:rPr>
   </w:style>
   <w:style w:type="character" w:customStyle="1" w:styleId="RegionMarkerTok">
     <w:name w:val="RegionMarkerTok"/>
     <w:basedOn w:val="VerbatimChar"/>
-    <w:rPr/>
+    <w:rPr>
+      <w:rFonts w:eastAsia="黑体"/>
+    </w:rPr>
   </w:style>
   <w:style w:type="character" w:customStyle="1" w:styleId="InformationTok">
     <w:name w:val="InformationTok"/>
     <w:basedOn w:val="VerbatimChar"/>
     <w:rPr>
+      <w:rFonts w:eastAsia="黑体"/>
       <w:b/>
       <w:i/>
       <w:color w:val="60a0b0"/>
@@ -15289,6 +15975,7 @@
     <w:name w:val="WarningTok"/>
     <w:basedOn w:val="VerbatimChar"/>
     <w:rPr>
+      <w:rFonts w:eastAsia="黑体"/>
       <w:b/>
       <w:i/>
       <w:color w:val="60a0b0"/>
@@ -15298,6 +15985,7 @@
     <w:name w:val="AlertTok"/>
     <w:basedOn w:val="VerbatimChar"/>
     <w:rPr>
+      <w:rFonts w:eastAsia="黑体"/>
       <w:b/>
       <w:color w:val="ff0000"/>
     </w:rPr>
@@ -15306,6 +15994,7 @@
     <w:name w:val="ErrorTok"/>
     <w:basedOn w:val="VerbatimChar"/>
     <w:rPr>
+      <w:rFonts w:eastAsia="黑体"/>
       <w:b/>
       <w:color w:val="ff0000"/>
     </w:rPr>
@@ -15313,7 +16002,9 @@
   <w:style w:type="character" w:customStyle="1" w:styleId="NormalTok">
     <w:name w:val="NormalTok"/>
     <w:basedOn w:val="VerbatimChar"/>
-    <w:rPr/>
+    <w:rPr>
+      <w:rFonts w:eastAsia="黑体"/>
+    </w:rPr>
   </w:style>
 </w:styles>
 </file>
@@ -15362,12 +16053,12 @@
     <a:fontScheme name="Office">
       <a:majorFont>
         <a:latin typeface="Calibri"/>
-        <a:ea typeface=""/>
+        <a:ea typeface="黑体"/>
         <a:cs typeface=""/>
         <a:font script="Jpan" typeface="ＭＳ ゴシック"/>
         <a:font script="Hang" typeface="맑은 고딕"/>
-        <a:font script="Hans" typeface="宋体"/>
-        <a:font script="Hant" typeface="新細明體"/>
+        <a:font script="Hans" typeface="黑体"/>
+        <a:font script="Hant" typeface="黑体"/>
         <a:font script="Arab" typeface="Times New Roman"/>
         <a:font script="Hebr" typeface="Times New Roman"/>
         <a:font script="Thai" typeface="Angsana New"/>
@@ -15397,12 +16088,12 @@
       </a:majorFont>
       <a:minorFont>
         <a:latin typeface="Cambria"/>
-        <a:ea typeface=""/>
+        <a:ea typeface="黑体"/>
         <a:cs typeface=""/>
         <a:font script="Jpan" typeface="ＭＳ 明朝"/>
         <a:font script="Hang" typeface="맑은 고딕"/>
-        <a:font script="Hans" typeface="宋体"/>
-        <a:font script="Hant" typeface="新細明體"/>
+        <a:font script="Hans" typeface="黑体"/>
+        <a:font script="Hant" typeface="黑体"/>
         <a:font script="Arab" typeface="Arial"/>
         <a:font script="Hebr" typeface="Arial"/>
         <a:font script="Thai" typeface="Cordia New"/>

--- a/11-变流电路/02-逆变电路/方波逆变电路/方波逆变电路.docx
+++ b/11-变流电路/02-逆变电路/方波逆变电路/方波逆变电路.docx
@@ -2982,7 +2982,7 @@
           <w:color w:val="555555"/>
           <w:sz w:val="21"/>
         </w:rPr>
-        <w:t>材料收集者：杜文杰，WX手机：19519196569，QQ:3478827729</w:t>
+        <w:t>材料收集者：杜文杰，微信/手机：19519196569，QQ:3478827729</w:t>
       </w:r>
     </w:p>
     <w:sectPr>
